--- a/documentation/FINAL WORD.docx
+++ b/documentation/FINAL WORD.docx
@@ -299,8 +299,39 @@
     </w:p>
     <w:p>
       <w:pPr>
+        <w:tabs>
+          <w:tab w:val="center" w:pos="2919"/>
+          <w:tab w:val="center" w:pos="5759"/>
+        </w:tabs>
+        <w:spacing w:before="0" w:after="225" w:line="240" w:lineRule="auto"/>
+      </w:pPr>
+      <w:r>
+        <w:rPr>
+          <w:rFonts w:ascii="Times New Roman" w:hAnsi="Times New Roman" w:eastAsia="Times New Roman" w:cs="Times New Roman"/>
+          <w:b/>
+          <w:bCs/>
+          <w:sz w:val="28"/>
+        </w:rPr>
+        <w:t>Submitted to:</w:t>
+      </w:r>
+      <w:r>
+        <w:rPr>
+          <w:rFonts w:ascii="Times New Roman" w:hAnsi="Times New Roman" w:eastAsia="Times New Roman" w:cs="Times New Roman"/>
+          <w:sz w:val="28"/>
+        </w:rPr>
+        <w:t xml:space="preserve">  </w:t>
+      </w:r>
+      <w:r>
+        <w:rPr>
+          <w:rFonts w:hint="default" w:ascii="Times New Roman" w:hAnsi="Times New Roman" w:eastAsia="Times New Roman" w:cs="Times New Roman"/>
+          <w:sz w:val="28"/>
+        </w:rPr>
+        <w:t>Dr. Dinithi Vithanage</w:t>
+      </w:r>
+    </w:p>
+    <w:p>
+      <w:pPr>
         <w:spacing w:before="0" w:after="253"/>
-        <w:ind w:left="10" w:hanging="10"/>
         <w:jc w:val="both"/>
         <w:rPr>
           <w:rFonts w:hint="default" w:ascii="Times New Roman" w:hAnsi="Times New Roman" w:eastAsia="Times New Roman" w:cs="Times New Roman"/>
@@ -308,30 +339,8 @@
           <w:lang w:val="en-US"/>
         </w:rPr>
       </w:pPr>
-    </w:p>
-    <w:p>
-      <w:pPr>
-        <w:spacing w:before="0" w:after="253"/>
-        <w:ind w:left="10" w:hanging="10"/>
-        <w:jc w:val="both"/>
-        <w:rPr>
-          <w:rFonts w:hint="default" w:ascii="Times New Roman" w:hAnsi="Times New Roman" w:eastAsia="Times New Roman" w:cs="Times New Roman"/>
-          <w:sz w:val="28"/>
-          <w:lang w:val="en-US"/>
-        </w:rPr>
-      </w:pPr>
-    </w:p>
-    <w:p>
-      <w:pPr>
-        <w:spacing w:before="0" w:after="253"/>
-        <w:ind w:left="10" w:hanging="10"/>
-        <w:jc w:val="both"/>
-        <w:rPr>
-          <w:rFonts w:hint="default" w:ascii="Times New Roman" w:hAnsi="Times New Roman" w:eastAsia="Times New Roman" w:cs="Times New Roman"/>
-          <w:sz w:val="28"/>
-          <w:lang w:val="en-US"/>
-        </w:rPr>
-      </w:pPr>
+      <w:bookmarkStart w:id="5" w:name="_GoBack"/>
+      <w:bookmarkEnd w:id="5"/>
     </w:p>
     <w:p>
       <w:pPr>
@@ -827,6 +836,7 @@
             <w:insideH w:val="none" w:color="auto" w:sz="0" w:space="0"/>
             <w:insideV w:val="none" w:color="auto" w:sz="0" w:space="0"/>
           </w:tblBorders>
+          <w:shd w:val="clear" w:color="auto" w:fill="auto"/>
           <w:tblCellMar>
             <w:top w:w="15" w:type="dxa"/>
             <w:left w:w="15" w:type="dxa"/>
@@ -1463,7 +1473,6 @@
             <w:insideH w:val="none" w:color="auto" w:sz="0" w:space="0"/>
             <w:insideV w:val="none" w:color="auto" w:sz="0" w:space="0"/>
           </w:tblBorders>
-          <w:shd w:val="clear" w:color="auto" w:fill="auto"/>
           <w:tblCellMar>
             <w:top w:w="15" w:type="dxa"/>
             <w:left w:w="15" w:type="dxa"/>
@@ -1566,7 +1575,6 @@
             <w:insideH w:val="none" w:color="auto" w:sz="0" w:space="0"/>
             <w:insideV w:val="none" w:color="auto" w:sz="0" w:space="0"/>
           </w:tblBorders>
-          <w:shd w:val="clear" w:color="auto" w:fill="auto"/>
           <w:tblCellMar>
             <w:top w:w="15" w:type="dxa"/>
             <w:left w:w="15" w:type="dxa"/>
@@ -1669,7 +1677,6 @@
             <w:insideH w:val="none" w:color="auto" w:sz="0" w:space="0"/>
             <w:insideV w:val="none" w:color="auto" w:sz="0" w:space="0"/>
           </w:tblBorders>
-          <w:shd w:val="clear" w:color="auto" w:fill="auto"/>
           <w:tblCellMar>
             <w:top w:w="15" w:type="dxa"/>
             <w:left w:w="15" w:type="dxa"/>
@@ -3498,15 +3505,13 @@
         <w:rPr>
           <w:rStyle w:val="9"/>
           <w:color w:val="DCDCAA"/>
-          <w:bdr w:val="none" w:color="auto" w:sz="0" w:space="0"/>
-          <w:shd w:val="clear" w:fill="222222"/>
-        </w:rPr>
-      </w:pPr>
-      <w:r>
-        <w:rPr>
-          <w:rStyle w:val="9"/>
-          <w:color w:val="569CD6"/>
-          <w:bdr w:val="none" w:color="auto" w:sz="0" w:space="0"/>
+          <w:shd w:val="clear" w:fill="222222"/>
+        </w:rPr>
+      </w:pPr>
+      <w:r>
+        <w:rPr>
+          <w:rStyle w:val="9"/>
+          <w:color w:val="569CD6"/>
           <w:shd w:val="clear" w:fill="222222"/>
         </w:rPr>
         <w:t>CREATE TABLE</w:t>
@@ -3515,7 +3520,6 @@
         <w:rPr>
           <w:rStyle w:val="9"/>
           <w:color w:val="DCDCAA"/>
-          <w:bdr w:val="none" w:color="auto" w:sz="0" w:space="0"/>
           <w:shd w:val="clear" w:fill="222222"/>
         </w:rPr>
         <w:t xml:space="preserve"> Student</w:t>
@@ -3534,7 +3538,6 @@
           <w:rStyle w:val="9"/>
           <w:rFonts w:hint="default"/>
           <w:color w:val="569CD6"/>
-          <w:bdr w:val="none" w:color="auto" w:sz="0" w:space="0"/>
           <w:shd w:val="clear" w:fill="222222"/>
           <w:lang w:val="en-US"/>
         </w:rPr>
@@ -3543,7 +3546,6 @@
         <w:rPr>
           <w:rStyle w:val="9"/>
           <w:color w:val="E6E6E6"/>
-          <w:bdr w:val="none" w:color="auto" w:sz="0" w:space="0"/>
           <w:shd w:val="clear" w:fill="222222"/>
         </w:rPr>
         <w:t xml:space="preserve">(student_id </w:t>
@@ -3552,7 +3554,6 @@
         <w:rPr>
           <w:rStyle w:val="9"/>
           <w:color w:val="569CD6"/>
-          <w:bdr w:val="none" w:color="auto" w:sz="0" w:space="0"/>
           <w:shd w:val="clear" w:fill="222222"/>
         </w:rPr>
         <w:t>INT PRIMARY KEY</w:t>
@@ -3562,7 +3563,6 @@
           <w:rStyle w:val="9"/>
           <w:rFonts w:hint="default"/>
           <w:color w:val="569CD6"/>
-          <w:bdr w:val="none" w:color="auto" w:sz="0" w:space="0"/>
           <w:shd w:val="clear" w:fill="222222"/>
           <w:lang w:val="en-US"/>
         </w:rPr>
@@ -3581,15 +3581,13 @@
         <w:rPr>
           <w:rStyle w:val="9"/>
           <w:color w:val="E6E6E6"/>
-          <w:bdr w:val="none" w:color="auto" w:sz="0" w:space="0"/>
-          <w:shd w:val="clear" w:fill="222222"/>
-        </w:rPr>
-      </w:pPr>
-      <w:r>
-        <w:rPr>
-          <w:rStyle w:val="9"/>
-          <w:color w:val="E6E6E6"/>
-          <w:bdr w:val="none" w:color="auto" w:sz="0" w:space="0"/>
+          <w:shd w:val="clear" w:fill="222222"/>
+        </w:rPr>
+      </w:pPr>
+      <w:r>
+        <w:rPr>
+          <w:rStyle w:val="9"/>
+          <w:color w:val="E6E6E6"/>
           <w:shd w:val="clear" w:fill="222222"/>
         </w:rPr>
         <w:t xml:space="preserve">first_name </w:t>
@@ -3598,7 +3596,6 @@
         <w:rPr>
           <w:rStyle w:val="9"/>
           <w:color w:val="569CD6"/>
-          <w:bdr w:val="none" w:color="auto" w:sz="0" w:space="0"/>
           <w:shd w:val="clear" w:fill="222222"/>
         </w:rPr>
         <w:t>VARCHAR</w:t>
@@ -3607,7 +3604,6 @@
         <w:rPr>
           <w:rStyle w:val="9"/>
           <w:color w:val="E6E6E6"/>
-          <w:bdr w:val="none" w:color="auto" w:sz="0" w:space="0"/>
           <w:shd w:val="clear" w:fill="222222"/>
         </w:rPr>
         <w:t>(</w:t>
@@ -3616,7 +3612,6 @@
         <w:rPr>
           <w:rStyle w:val="9"/>
           <w:color w:val="B5CEA8"/>
-          <w:bdr w:val="none" w:color="auto" w:sz="0" w:space="0"/>
           <w:shd w:val="clear" w:fill="222222"/>
         </w:rPr>
         <w:t>50</w:t>
@@ -3625,7 +3620,6 @@
         <w:rPr>
           <w:rStyle w:val="9"/>
           <w:color w:val="E6E6E6"/>
-          <w:bdr w:val="none" w:color="auto" w:sz="0" w:space="0"/>
           <w:shd w:val="clear" w:fill="222222"/>
         </w:rPr>
         <w:t xml:space="preserve">) </w:t>
@@ -3634,7 +3628,6 @@
         <w:rPr>
           <w:rStyle w:val="9"/>
           <w:color w:val="569CD6"/>
-          <w:bdr w:val="none" w:color="auto" w:sz="0" w:space="0"/>
           <w:shd w:val="clear" w:fill="222222"/>
         </w:rPr>
         <w:t>NOT NULL</w:t>
@@ -3643,7 +3636,6 @@
         <w:rPr>
           <w:rStyle w:val="9"/>
           <w:color w:val="E6E6E6"/>
-          <w:bdr w:val="none" w:color="auto" w:sz="0" w:space="0"/>
           <w:shd w:val="clear" w:fill="222222"/>
         </w:rPr>
         <w:t>,</w:t>
@@ -3661,15 +3653,13 @@
         <w:rPr>
           <w:rStyle w:val="9"/>
           <w:color w:val="E6E6E6"/>
-          <w:bdr w:val="none" w:color="auto" w:sz="0" w:space="0"/>
-          <w:shd w:val="clear" w:fill="222222"/>
-        </w:rPr>
-      </w:pPr>
-      <w:r>
-        <w:rPr>
-          <w:rStyle w:val="9"/>
-          <w:color w:val="E6E6E6"/>
-          <w:bdr w:val="none" w:color="auto" w:sz="0" w:space="0"/>
+          <w:shd w:val="clear" w:fill="222222"/>
+        </w:rPr>
+      </w:pPr>
+      <w:r>
+        <w:rPr>
+          <w:rStyle w:val="9"/>
+          <w:color w:val="E6E6E6"/>
           <w:shd w:val="clear" w:fill="222222"/>
         </w:rPr>
         <w:t xml:space="preserve">last_name </w:t>
@@ -3678,7 +3668,6 @@
         <w:rPr>
           <w:rStyle w:val="9"/>
           <w:color w:val="569CD6"/>
-          <w:bdr w:val="none" w:color="auto" w:sz="0" w:space="0"/>
           <w:shd w:val="clear" w:fill="222222"/>
         </w:rPr>
         <w:t>VARCHAR</w:t>
@@ -3687,7 +3676,6 @@
         <w:rPr>
           <w:rStyle w:val="9"/>
           <w:color w:val="E6E6E6"/>
-          <w:bdr w:val="none" w:color="auto" w:sz="0" w:space="0"/>
           <w:shd w:val="clear" w:fill="222222"/>
         </w:rPr>
         <w:t>(</w:t>
@@ -3696,7 +3684,6 @@
         <w:rPr>
           <w:rStyle w:val="9"/>
           <w:color w:val="B5CEA8"/>
-          <w:bdr w:val="none" w:color="auto" w:sz="0" w:space="0"/>
           <w:shd w:val="clear" w:fill="222222"/>
         </w:rPr>
         <w:t>50</w:t>
@@ -3705,7 +3692,6 @@
         <w:rPr>
           <w:rStyle w:val="9"/>
           <w:color w:val="E6E6E6"/>
-          <w:bdr w:val="none" w:color="auto" w:sz="0" w:space="0"/>
           <w:shd w:val="clear" w:fill="222222"/>
         </w:rPr>
         <w:t xml:space="preserve">) </w:t>
@@ -3714,7 +3700,6 @@
         <w:rPr>
           <w:rStyle w:val="9"/>
           <w:color w:val="569CD6"/>
-          <w:bdr w:val="none" w:color="auto" w:sz="0" w:space="0"/>
           <w:shd w:val="clear" w:fill="222222"/>
         </w:rPr>
         <w:t>NOT NULL</w:t>
@@ -3723,7 +3708,6 @@
         <w:rPr>
           <w:rStyle w:val="9"/>
           <w:color w:val="E6E6E6"/>
-          <w:bdr w:val="none" w:color="auto" w:sz="0" w:space="0"/>
           <w:shd w:val="clear" w:fill="222222"/>
         </w:rPr>
         <w:t>,</w:t>
@@ -3741,15 +3725,13 @@
         <w:rPr>
           <w:rStyle w:val="9"/>
           <w:color w:val="E6E6E6"/>
-          <w:bdr w:val="none" w:color="auto" w:sz="0" w:space="0"/>
-          <w:shd w:val="clear" w:fill="222222"/>
-        </w:rPr>
-      </w:pPr>
-      <w:r>
-        <w:rPr>
-          <w:rStyle w:val="9"/>
-          <w:color w:val="E6E6E6"/>
-          <w:bdr w:val="none" w:color="auto" w:sz="0" w:space="0"/>
+          <w:shd w:val="clear" w:fill="222222"/>
+        </w:rPr>
+      </w:pPr>
+      <w:r>
+        <w:rPr>
+          <w:rStyle w:val="9"/>
+          <w:color w:val="E6E6E6"/>
           <w:shd w:val="clear" w:fill="222222"/>
         </w:rPr>
         <w:t xml:space="preserve">reg_no </w:t>
@@ -3758,7 +3740,6 @@
         <w:rPr>
           <w:rStyle w:val="9"/>
           <w:color w:val="569CD6"/>
-          <w:bdr w:val="none" w:color="auto" w:sz="0" w:space="0"/>
           <w:shd w:val="clear" w:fill="222222"/>
         </w:rPr>
         <w:t>VARCHAR</w:t>
@@ -3767,7 +3748,6 @@
         <w:rPr>
           <w:rStyle w:val="9"/>
           <w:color w:val="E6E6E6"/>
-          <w:bdr w:val="none" w:color="auto" w:sz="0" w:space="0"/>
           <w:shd w:val="clear" w:fill="222222"/>
         </w:rPr>
         <w:t>(</w:t>
@@ -3776,7 +3756,6 @@
         <w:rPr>
           <w:rStyle w:val="9"/>
           <w:color w:val="B5CEA8"/>
-          <w:bdr w:val="none" w:color="auto" w:sz="0" w:space="0"/>
           <w:shd w:val="clear" w:fill="222222"/>
         </w:rPr>
         <w:t>20</w:t>
@@ -3785,7 +3764,6 @@
         <w:rPr>
           <w:rStyle w:val="9"/>
           <w:color w:val="E6E6E6"/>
-          <w:bdr w:val="none" w:color="auto" w:sz="0" w:space="0"/>
           <w:shd w:val="clear" w:fill="222222"/>
         </w:rPr>
         <w:t xml:space="preserve">) </w:t>
@@ -3794,7 +3772,6 @@
         <w:rPr>
           <w:rStyle w:val="9"/>
           <w:color w:val="569CD6"/>
-          <w:bdr w:val="none" w:color="auto" w:sz="0" w:space="0"/>
           <w:shd w:val="clear" w:fill="222222"/>
         </w:rPr>
         <w:t>UNIQUE NOT NULL</w:t>
@@ -3803,7 +3780,6 @@
         <w:rPr>
           <w:rStyle w:val="9"/>
           <w:color w:val="E6E6E6"/>
-          <w:bdr w:val="none" w:color="auto" w:sz="0" w:space="0"/>
           <w:shd w:val="clear" w:fill="222222"/>
         </w:rPr>
         <w:t>,</w:t>
@@ -3821,15 +3797,13 @@
         <w:rPr>
           <w:rStyle w:val="9"/>
           <w:color w:val="E6E6E6"/>
-          <w:bdr w:val="none" w:color="auto" w:sz="0" w:space="0"/>
-          <w:shd w:val="clear" w:fill="222222"/>
-        </w:rPr>
-      </w:pPr>
-      <w:r>
-        <w:rPr>
-          <w:rStyle w:val="9"/>
-          <w:color w:val="E6E6E6"/>
-          <w:bdr w:val="none" w:color="auto" w:sz="0" w:space="0"/>
+          <w:shd w:val="clear" w:fill="222222"/>
+        </w:rPr>
+      </w:pPr>
+      <w:r>
+        <w:rPr>
+          <w:rStyle w:val="9"/>
+          <w:color w:val="E6E6E6"/>
           <w:shd w:val="clear" w:fill="222222"/>
         </w:rPr>
         <w:t xml:space="preserve">street </w:t>
@@ -3838,7 +3812,6 @@
         <w:rPr>
           <w:rStyle w:val="9"/>
           <w:color w:val="569CD6"/>
-          <w:bdr w:val="none" w:color="auto" w:sz="0" w:space="0"/>
           <w:shd w:val="clear" w:fill="222222"/>
         </w:rPr>
         <w:t>VARCHAR</w:t>
@@ -3847,7 +3820,6 @@
         <w:rPr>
           <w:rStyle w:val="9"/>
           <w:color w:val="E6E6E6"/>
-          <w:bdr w:val="none" w:color="auto" w:sz="0" w:space="0"/>
           <w:shd w:val="clear" w:fill="222222"/>
         </w:rPr>
         <w:t>(</w:t>
@@ -3856,7 +3828,6 @@
         <w:rPr>
           <w:rStyle w:val="9"/>
           <w:color w:val="B5CEA8"/>
-          <w:bdr w:val="none" w:color="auto" w:sz="0" w:space="0"/>
           <w:shd w:val="clear" w:fill="222222"/>
         </w:rPr>
         <w:t>100</w:t>
@@ -3865,7 +3836,6 @@
         <w:rPr>
           <w:rStyle w:val="9"/>
           <w:color w:val="E6E6E6"/>
-          <w:bdr w:val="none" w:color="auto" w:sz="0" w:space="0"/>
           <w:shd w:val="clear" w:fill="222222"/>
         </w:rPr>
         <w:t>),</w:t>
@@ -3883,15 +3853,13 @@
         <w:rPr>
           <w:rStyle w:val="9"/>
           <w:color w:val="E6E6E6"/>
-          <w:bdr w:val="none" w:color="auto" w:sz="0" w:space="0"/>
-          <w:shd w:val="clear" w:fill="222222"/>
-        </w:rPr>
-      </w:pPr>
-      <w:r>
-        <w:rPr>
-          <w:rStyle w:val="9"/>
-          <w:color w:val="E6E6E6"/>
-          <w:bdr w:val="none" w:color="auto" w:sz="0" w:space="0"/>
+          <w:shd w:val="clear" w:fill="222222"/>
+        </w:rPr>
+      </w:pPr>
+      <w:r>
+        <w:rPr>
+          <w:rStyle w:val="9"/>
+          <w:color w:val="E6E6E6"/>
           <w:shd w:val="clear" w:fill="222222"/>
         </w:rPr>
         <w:t xml:space="preserve">city </w:t>
@@ -3900,7 +3868,6 @@
         <w:rPr>
           <w:rStyle w:val="9"/>
           <w:color w:val="569CD6"/>
-          <w:bdr w:val="none" w:color="auto" w:sz="0" w:space="0"/>
           <w:shd w:val="clear" w:fill="222222"/>
         </w:rPr>
         <w:t>VARCHAR</w:t>
@@ -3909,7 +3876,6 @@
         <w:rPr>
           <w:rStyle w:val="9"/>
           <w:color w:val="E6E6E6"/>
-          <w:bdr w:val="none" w:color="auto" w:sz="0" w:space="0"/>
           <w:shd w:val="clear" w:fill="222222"/>
         </w:rPr>
         <w:t>(</w:t>
@@ -3918,7 +3884,6 @@
         <w:rPr>
           <w:rStyle w:val="9"/>
           <w:color w:val="B5CEA8"/>
-          <w:bdr w:val="none" w:color="auto" w:sz="0" w:space="0"/>
           <w:shd w:val="clear" w:fill="222222"/>
         </w:rPr>
         <w:t>50</w:t>
@@ -3927,7 +3892,6 @@
         <w:rPr>
           <w:rStyle w:val="9"/>
           <w:color w:val="E6E6E6"/>
-          <w:bdr w:val="none" w:color="auto" w:sz="0" w:space="0"/>
           <w:shd w:val="clear" w:fill="222222"/>
         </w:rPr>
         <w:t>),</w:t>
@@ -3945,15 +3909,13 @@
         <w:rPr>
           <w:rStyle w:val="9"/>
           <w:color w:val="E6E6E6"/>
-          <w:bdr w:val="none" w:color="auto" w:sz="0" w:space="0"/>
-          <w:shd w:val="clear" w:fill="222222"/>
-        </w:rPr>
-      </w:pPr>
-      <w:r>
-        <w:rPr>
-          <w:rStyle w:val="9"/>
-          <w:color w:val="E6E6E6"/>
-          <w:bdr w:val="none" w:color="auto" w:sz="0" w:space="0"/>
+          <w:shd w:val="clear" w:fill="222222"/>
+        </w:rPr>
+      </w:pPr>
+      <w:r>
+        <w:rPr>
+          <w:rStyle w:val="9"/>
+          <w:color w:val="E6E6E6"/>
           <w:shd w:val="clear" w:fill="222222"/>
         </w:rPr>
         <w:t xml:space="preserve">district </w:t>
@@ -3962,7 +3924,6 @@
         <w:rPr>
           <w:rStyle w:val="9"/>
           <w:color w:val="569CD6"/>
-          <w:bdr w:val="none" w:color="auto" w:sz="0" w:space="0"/>
           <w:shd w:val="clear" w:fill="222222"/>
         </w:rPr>
         <w:t>VARCHAR</w:t>
@@ -3971,7 +3932,6 @@
         <w:rPr>
           <w:rStyle w:val="9"/>
           <w:color w:val="E6E6E6"/>
-          <w:bdr w:val="none" w:color="auto" w:sz="0" w:space="0"/>
           <w:shd w:val="clear" w:fill="222222"/>
         </w:rPr>
         <w:t>(</w:t>
@@ -3980,7 +3940,6 @@
         <w:rPr>
           <w:rStyle w:val="9"/>
           <w:color w:val="B5CEA8"/>
-          <w:bdr w:val="none" w:color="auto" w:sz="0" w:space="0"/>
           <w:shd w:val="clear" w:fill="222222"/>
         </w:rPr>
         <w:t>50</w:t>
@@ -3989,7 +3948,6 @@
         <w:rPr>
           <w:rStyle w:val="9"/>
           <w:color w:val="E6E6E6"/>
-          <w:bdr w:val="none" w:color="auto" w:sz="0" w:space="0"/>
           <w:shd w:val="clear" w:fill="222222"/>
         </w:rPr>
         <w:t>),</w:t>
@@ -4007,15 +3965,13 @@
         <w:rPr>
           <w:rStyle w:val="9"/>
           <w:color w:val="E6E6E6"/>
-          <w:bdr w:val="none" w:color="auto" w:sz="0" w:space="0"/>
-          <w:shd w:val="clear" w:fill="222222"/>
-        </w:rPr>
-      </w:pPr>
-      <w:r>
-        <w:rPr>
-          <w:rStyle w:val="9"/>
-          <w:color w:val="E6E6E6"/>
-          <w:bdr w:val="none" w:color="auto" w:sz="0" w:space="0"/>
+          <w:shd w:val="clear" w:fill="222222"/>
+        </w:rPr>
+      </w:pPr>
+      <w:r>
+        <w:rPr>
+          <w:rStyle w:val="9"/>
+          <w:color w:val="E6E6E6"/>
           <w:shd w:val="clear" w:fill="222222"/>
         </w:rPr>
         <w:t xml:space="preserve">contact_no </w:t>
@@ -4024,7 +3980,6 @@
         <w:rPr>
           <w:rStyle w:val="9"/>
           <w:color w:val="569CD6"/>
-          <w:bdr w:val="none" w:color="auto" w:sz="0" w:space="0"/>
           <w:shd w:val="clear" w:fill="222222"/>
         </w:rPr>
         <w:t>VARCHAR</w:t>
@@ -4033,7 +3988,6 @@
         <w:rPr>
           <w:rStyle w:val="9"/>
           <w:color w:val="E6E6E6"/>
-          <w:bdr w:val="none" w:color="auto" w:sz="0" w:space="0"/>
           <w:shd w:val="clear" w:fill="222222"/>
         </w:rPr>
         <w:t>(</w:t>
@@ -4042,7 +3996,6 @@
         <w:rPr>
           <w:rStyle w:val="9"/>
           <w:color w:val="B5CEA8"/>
-          <w:bdr w:val="none" w:color="auto" w:sz="0" w:space="0"/>
           <w:shd w:val="clear" w:fill="222222"/>
         </w:rPr>
         <w:t>15</w:t>
@@ -4051,7 +4004,6 @@
         <w:rPr>
           <w:rStyle w:val="9"/>
           <w:color w:val="E6E6E6"/>
-          <w:bdr w:val="none" w:color="auto" w:sz="0" w:space="0"/>
           <w:shd w:val="clear" w:fill="222222"/>
         </w:rPr>
         <w:t>));</w:t>
@@ -4069,7 +4021,6 @@
         <w:rPr>
           <w:rStyle w:val="9"/>
           <w:color w:val="E6E6E6"/>
-          <w:bdr w:val="none" w:color="auto" w:sz="0" w:space="0"/>
           <w:shd w:val="clear" w:fill="222222"/>
         </w:rPr>
       </w:pPr>
@@ -4086,7 +4037,6 @@
         <w:rPr>
           <w:rStyle w:val="9"/>
           <w:color w:val="E6E6E6"/>
-          <w:bdr w:val="none" w:color="auto" w:sz="0" w:space="0"/>
           <w:shd w:val="clear" w:fill="222222"/>
         </w:rPr>
       </w:pPr>
@@ -4103,15 +4053,13 @@
         <w:rPr>
           <w:rStyle w:val="9"/>
           <w:color w:val="E6E6E6"/>
-          <w:bdr w:val="none" w:color="auto" w:sz="0" w:space="0"/>
-          <w:shd w:val="clear" w:fill="222222"/>
-        </w:rPr>
-      </w:pPr>
-      <w:r>
-        <w:rPr>
-          <w:rStyle w:val="9"/>
-          <w:color w:val="569CD6"/>
-          <w:bdr w:val="none" w:color="auto" w:sz="0" w:space="0"/>
+          <w:shd w:val="clear" w:fill="222222"/>
+        </w:rPr>
+      </w:pPr>
+      <w:r>
+        <w:rPr>
+          <w:rStyle w:val="9"/>
+          <w:color w:val="569CD6"/>
           <w:shd w:val="clear" w:fill="222222"/>
         </w:rPr>
         <w:t>CREATE TABLE</w:t>
@@ -4120,7 +4068,6 @@
         <w:rPr>
           <w:rStyle w:val="9"/>
           <w:color w:val="DCDCAA"/>
-          <w:bdr w:val="none" w:color="auto" w:sz="0" w:space="0"/>
           <w:shd w:val="clear" w:fill="222222"/>
         </w:rPr>
         <w:t xml:space="preserve"> Lecturer</w:t>
@@ -4129,7 +4076,6 @@
         <w:rPr>
           <w:rStyle w:val="9"/>
           <w:color w:val="E6E6E6"/>
-          <w:bdr w:val="none" w:color="auto" w:sz="0" w:space="0"/>
           <w:shd w:val="clear" w:fill="222222"/>
         </w:rPr>
         <w:t xml:space="preserve"> </w:t>
@@ -4147,15 +4093,13 @@
         <w:rPr>
           <w:rStyle w:val="9"/>
           <w:color w:val="E6E6E6"/>
-          <w:bdr w:val="none" w:color="auto" w:sz="0" w:space="0"/>
-          <w:shd w:val="clear" w:fill="222222"/>
-        </w:rPr>
-      </w:pPr>
-      <w:r>
-        <w:rPr>
-          <w:rStyle w:val="9"/>
-          <w:color w:val="E6E6E6"/>
-          <w:bdr w:val="none" w:color="auto" w:sz="0" w:space="0"/>
+          <w:shd w:val="clear" w:fill="222222"/>
+        </w:rPr>
+      </w:pPr>
+      <w:r>
+        <w:rPr>
+          <w:rStyle w:val="9"/>
+          <w:color w:val="E6E6E6"/>
           <w:shd w:val="clear" w:fill="222222"/>
         </w:rPr>
         <w:t xml:space="preserve">(lecturer_id </w:t>
@@ -4164,7 +4108,6 @@
         <w:rPr>
           <w:rStyle w:val="9"/>
           <w:color w:val="569CD6"/>
-          <w:bdr w:val="none" w:color="auto" w:sz="0" w:space="0"/>
           <w:shd w:val="clear" w:fill="222222"/>
         </w:rPr>
         <w:t>INT PRIMARY KEY</w:t>
@@ -4173,7 +4116,6 @@
         <w:rPr>
           <w:rStyle w:val="9"/>
           <w:color w:val="E6E6E6"/>
-          <w:bdr w:val="none" w:color="auto" w:sz="0" w:space="0"/>
           <w:shd w:val="clear" w:fill="222222"/>
         </w:rPr>
         <w:t>,</w:t>
@@ -4191,15 +4133,13 @@
         <w:rPr>
           <w:rStyle w:val="9"/>
           <w:color w:val="E6E6E6"/>
-          <w:bdr w:val="none" w:color="auto" w:sz="0" w:space="0"/>
-          <w:shd w:val="clear" w:fill="222222"/>
-        </w:rPr>
-      </w:pPr>
-      <w:r>
-        <w:rPr>
-          <w:rStyle w:val="9"/>
-          <w:color w:val="E6E6E6"/>
-          <w:bdr w:val="none" w:color="auto" w:sz="0" w:space="0"/>
+          <w:shd w:val="clear" w:fill="222222"/>
+        </w:rPr>
+      </w:pPr>
+      <w:r>
+        <w:rPr>
+          <w:rStyle w:val="9"/>
+          <w:color w:val="E6E6E6"/>
           <w:shd w:val="clear" w:fill="222222"/>
         </w:rPr>
         <w:t xml:space="preserve">lecturer_name </w:t>
@@ -4208,7 +4148,6 @@
         <w:rPr>
           <w:rStyle w:val="9"/>
           <w:color w:val="569CD6"/>
-          <w:bdr w:val="none" w:color="auto" w:sz="0" w:space="0"/>
           <w:shd w:val="clear" w:fill="222222"/>
         </w:rPr>
         <w:t>VARCHAR</w:t>
@@ -4217,7 +4156,6 @@
         <w:rPr>
           <w:rStyle w:val="9"/>
           <w:color w:val="E6E6E6"/>
-          <w:bdr w:val="none" w:color="auto" w:sz="0" w:space="0"/>
           <w:shd w:val="clear" w:fill="222222"/>
         </w:rPr>
         <w:t>(</w:t>
@@ -4226,7 +4164,6 @@
         <w:rPr>
           <w:rStyle w:val="9"/>
           <w:color w:val="B5CEA8"/>
-          <w:bdr w:val="none" w:color="auto" w:sz="0" w:space="0"/>
           <w:shd w:val="clear" w:fill="222222"/>
         </w:rPr>
         <w:t>100</w:t>
@@ -4235,7 +4172,6 @@
         <w:rPr>
           <w:rStyle w:val="9"/>
           <w:color w:val="E6E6E6"/>
-          <w:bdr w:val="none" w:color="auto" w:sz="0" w:space="0"/>
           <w:shd w:val="clear" w:fill="222222"/>
         </w:rPr>
         <w:t xml:space="preserve">) </w:t>
@@ -4244,7 +4180,6 @@
         <w:rPr>
           <w:rStyle w:val="9"/>
           <w:color w:val="569CD6"/>
-          <w:bdr w:val="none" w:color="auto" w:sz="0" w:space="0"/>
           <w:shd w:val="clear" w:fill="222222"/>
         </w:rPr>
         <w:t>NOT NULL</w:t>
@@ -4253,7 +4188,6 @@
         <w:rPr>
           <w:rStyle w:val="9"/>
           <w:color w:val="E6E6E6"/>
-          <w:bdr w:val="none" w:color="auto" w:sz="0" w:space="0"/>
           <w:shd w:val="clear" w:fill="222222"/>
         </w:rPr>
         <w:t>,</w:t>
@@ -4271,15 +4205,13 @@
         <w:rPr>
           <w:rStyle w:val="9"/>
           <w:color w:val="E6E6E6"/>
-          <w:bdr w:val="none" w:color="auto" w:sz="0" w:space="0"/>
-          <w:shd w:val="clear" w:fill="222222"/>
-        </w:rPr>
-      </w:pPr>
-      <w:r>
-        <w:rPr>
-          <w:rStyle w:val="9"/>
-          <w:color w:val="E6E6E6"/>
-          <w:bdr w:val="none" w:color="auto" w:sz="0" w:space="0"/>
+          <w:shd w:val="clear" w:fill="222222"/>
+        </w:rPr>
+      </w:pPr>
+      <w:r>
+        <w:rPr>
+          <w:rStyle w:val="9"/>
+          <w:color w:val="E6E6E6"/>
           <w:shd w:val="clear" w:fill="222222"/>
         </w:rPr>
         <w:t xml:space="preserve">qualification </w:t>
@@ -4288,7 +4220,6 @@
         <w:rPr>
           <w:rStyle w:val="9"/>
           <w:color w:val="569CD6"/>
-          <w:bdr w:val="none" w:color="auto" w:sz="0" w:space="0"/>
           <w:shd w:val="clear" w:fill="222222"/>
         </w:rPr>
         <w:t>VARCHAR</w:t>
@@ -4297,7 +4228,6 @@
         <w:rPr>
           <w:rStyle w:val="9"/>
           <w:color w:val="E6E6E6"/>
-          <w:bdr w:val="none" w:color="auto" w:sz="0" w:space="0"/>
           <w:shd w:val="clear" w:fill="222222"/>
         </w:rPr>
         <w:t>(</w:t>
@@ -4306,7 +4236,6 @@
         <w:rPr>
           <w:rStyle w:val="9"/>
           <w:color w:val="B5CEA8"/>
-          <w:bdr w:val="none" w:color="auto" w:sz="0" w:space="0"/>
           <w:shd w:val="clear" w:fill="222222"/>
         </w:rPr>
         <w:t>100</w:t>
@@ -4315,7 +4244,6 @@
         <w:rPr>
           <w:rStyle w:val="9"/>
           <w:color w:val="E6E6E6"/>
-          <w:bdr w:val="none" w:color="auto" w:sz="0" w:space="0"/>
           <w:shd w:val="clear" w:fill="222222"/>
         </w:rPr>
         <w:t>),</w:t>
@@ -4333,15 +4261,13 @@
         <w:rPr>
           <w:rStyle w:val="9"/>
           <w:color w:val="E6E6E6"/>
-          <w:bdr w:val="none" w:color="auto" w:sz="0" w:space="0"/>
-          <w:shd w:val="clear" w:fill="222222"/>
-        </w:rPr>
-      </w:pPr>
-      <w:r>
-        <w:rPr>
-          <w:rStyle w:val="9"/>
-          <w:color w:val="E6E6E6"/>
-          <w:bdr w:val="none" w:color="auto" w:sz="0" w:space="0"/>
+          <w:shd w:val="clear" w:fill="222222"/>
+        </w:rPr>
+      </w:pPr>
+      <w:r>
+        <w:rPr>
+          <w:rStyle w:val="9"/>
+          <w:color w:val="E6E6E6"/>
           <w:shd w:val="clear" w:fill="222222"/>
         </w:rPr>
         <w:t xml:space="preserve">department </w:t>
@@ -4350,7 +4276,6 @@
         <w:rPr>
           <w:rStyle w:val="9"/>
           <w:color w:val="569CD6"/>
-          <w:bdr w:val="none" w:color="auto" w:sz="0" w:space="0"/>
           <w:shd w:val="clear" w:fill="222222"/>
         </w:rPr>
         <w:t>VARCHAR</w:t>
@@ -4359,7 +4284,6 @@
         <w:rPr>
           <w:rStyle w:val="9"/>
           <w:color w:val="E6E6E6"/>
-          <w:bdr w:val="none" w:color="auto" w:sz="0" w:space="0"/>
           <w:shd w:val="clear" w:fill="222222"/>
         </w:rPr>
         <w:t>(</w:t>
@@ -4368,7 +4292,6 @@
         <w:rPr>
           <w:rStyle w:val="9"/>
           <w:color w:val="B5CEA8"/>
-          <w:bdr w:val="none" w:color="auto" w:sz="0" w:space="0"/>
           <w:shd w:val="clear" w:fill="222222"/>
         </w:rPr>
         <w:t>50</w:t>
@@ -4377,7 +4300,6 @@
         <w:rPr>
           <w:rStyle w:val="9"/>
           <w:color w:val="E6E6E6"/>
-          <w:bdr w:val="none" w:color="auto" w:sz="0" w:space="0"/>
           <w:shd w:val="clear" w:fill="222222"/>
         </w:rPr>
         <w:t>),</w:t>
@@ -4395,15 +4317,13 @@
         <w:rPr>
           <w:rStyle w:val="9"/>
           <w:color w:val="E6E6E6"/>
-          <w:bdr w:val="none" w:color="auto" w:sz="0" w:space="0"/>
-          <w:shd w:val="clear" w:fill="222222"/>
-        </w:rPr>
-      </w:pPr>
-      <w:r>
-        <w:rPr>
-          <w:rStyle w:val="9"/>
-          <w:color w:val="E6E6E6"/>
-          <w:bdr w:val="none" w:color="auto" w:sz="0" w:space="0"/>
+          <w:shd w:val="clear" w:fill="222222"/>
+        </w:rPr>
+      </w:pPr>
+      <w:r>
+        <w:rPr>
+          <w:rStyle w:val="9"/>
+          <w:color w:val="E6E6E6"/>
           <w:shd w:val="clear" w:fill="222222"/>
         </w:rPr>
         <w:t xml:space="preserve">contact_no </w:t>
@@ -4412,7 +4332,6 @@
         <w:rPr>
           <w:rStyle w:val="9"/>
           <w:color w:val="569CD6"/>
-          <w:bdr w:val="none" w:color="auto" w:sz="0" w:space="0"/>
           <w:shd w:val="clear" w:fill="222222"/>
         </w:rPr>
         <w:t>VARCHAR</w:t>
@@ -4421,7 +4340,6 @@
         <w:rPr>
           <w:rStyle w:val="9"/>
           <w:color w:val="E6E6E6"/>
-          <w:bdr w:val="none" w:color="auto" w:sz="0" w:space="0"/>
           <w:shd w:val="clear" w:fill="222222"/>
         </w:rPr>
         <w:t>(</w:t>
@@ -4430,7 +4348,6 @@
         <w:rPr>
           <w:rStyle w:val="9"/>
           <w:color w:val="B5CEA8"/>
-          <w:bdr w:val="none" w:color="auto" w:sz="0" w:space="0"/>
           <w:shd w:val="clear" w:fill="222222"/>
         </w:rPr>
         <w:t>15</w:t>
@@ -4439,7 +4356,6 @@
         <w:rPr>
           <w:rStyle w:val="9"/>
           <w:color w:val="E6E6E6"/>
-          <w:bdr w:val="none" w:color="auto" w:sz="0" w:space="0"/>
           <w:shd w:val="clear" w:fill="222222"/>
         </w:rPr>
         <w:t>),</w:t>
@@ -4458,7 +4374,6 @@
           <w:rStyle w:val="9"/>
           <w:rFonts w:hint="default"/>
           <w:color w:val="E6E6E6"/>
-          <w:bdr w:val="none" w:color="auto" w:sz="0" w:space="0"/>
           <w:shd w:val="clear" w:fill="222222"/>
           <w:lang w:val="en-US"/>
         </w:rPr>
@@ -4467,7 +4382,6 @@
         <w:rPr>
           <w:rStyle w:val="9"/>
           <w:color w:val="E6E6E6"/>
-          <w:bdr w:val="none" w:color="auto" w:sz="0" w:space="0"/>
           <w:shd w:val="clear" w:fill="222222"/>
         </w:rPr>
         <w:t xml:space="preserve">email </w:t>
@@ -4476,7 +4390,6 @@
         <w:rPr>
           <w:rStyle w:val="9"/>
           <w:color w:val="569CD6"/>
-          <w:bdr w:val="none" w:color="auto" w:sz="0" w:space="0"/>
           <w:shd w:val="clear" w:fill="222222"/>
         </w:rPr>
         <w:t>VARCHAR</w:t>
@@ -4485,7 +4398,6 @@
         <w:rPr>
           <w:rStyle w:val="9"/>
           <w:color w:val="E6E6E6"/>
-          <w:bdr w:val="none" w:color="auto" w:sz="0" w:space="0"/>
           <w:shd w:val="clear" w:fill="222222"/>
         </w:rPr>
         <w:t>(</w:t>
@@ -4494,7 +4406,6 @@
         <w:rPr>
           <w:rStyle w:val="9"/>
           <w:color w:val="B5CEA8"/>
-          <w:bdr w:val="none" w:color="auto" w:sz="0" w:space="0"/>
           <w:shd w:val="clear" w:fill="222222"/>
         </w:rPr>
         <w:t>100</w:t>
@@ -4503,7 +4414,6 @@
         <w:rPr>
           <w:rStyle w:val="9"/>
           <w:color w:val="E6E6E6"/>
-          <w:bdr w:val="none" w:color="auto" w:sz="0" w:space="0"/>
           <w:shd w:val="clear" w:fill="222222"/>
         </w:rPr>
         <w:t>))</w:t>
@@ -4513,7 +4423,6 @@
           <w:rStyle w:val="9"/>
           <w:rFonts w:hint="default"/>
           <w:color w:val="E6E6E6"/>
-          <w:bdr w:val="none" w:color="auto" w:sz="0" w:space="0"/>
           <w:shd w:val="clear" w:fill="222222"/>
           <w:lang w:val="en-US"/>
         </w:rPr>
@@ -4533,7 +4442,6 @@
           <w:rStyle w:val="9"/>
           <w:rFonts w:hint="default"/>
           <w:color w:val="E6E6E6"/>
-          <w:bdr w:val="none" w:color="auto" w:sz="0" w:space="0"/>
           <w:shd w:val="clear" w:fill="222222"/>
           <w:lang w:val="en-US"/>
         </w:rPr>
@@ -4552,7 +4460,6 @@
           <w:rStyle w:val="9"/>
           <w:rFonts w:hint="default"/>
           <w:color w:val="E6E6E6"/>
-          <w:bdr w:val="none" w:color="auto" w:sz="0" w:space="0"/>
           <w:shd w:val="clear" w:fill="222222"/>
           <w:lang w:val="en-US"/>
         </w:rPr>
@@ -4570,15 +4477,13 @@
         <w:rPr>
           <w:rStyle w:val="9"/>
           <w:color w:val="E6E6E6"/>
-          <w:bdr w:val="none" w:color="auto" w:sz="0" w:space="0"/>
-          <w:shd w:val="clear" w:fill="222222"/>
-        </w:rPr>
-      </w:pPr>
-      <w:r>
-        <w:rPr>
-          <w:rStyle w:val="9"/>
-          <w:color w:val="569CD6"/>
-          <w:bdr w:val="none" w:color="auto" w:sz="0" w:space="0"/>
+          <w:shd w:val="clear" w:fill="222222"/>
+        </w:rPr>
+      </w:pPr>
+      <w:r>
+        <w:rPr>
+          <w:rStyle w:val="9"/>
+          <w:color w:val="569CD6"/>
           <w:shd w:val="clear" w:fill="222222"/>
         </w:rPr>
         <w:t>CREATE TABLE</w:t>
@@ -4587,7 +4492,6 @@
         <w:rPr>
           <w:rStyle w:val="9"/>
           <w:color w:val="DCDCAA"/>
-          <w:bdr w:val="none" w:color="auto" w:sz="0" w:space="0"/>
           <w:shd w:val="clear" w:fill="222222"/>
         </w:rPr>
         <w:t xml:space="preserve"> Technical_Officer</w:t>
@@ -4596,7 +4500,6 @@
         <w:rPr>
           <w:rStyle w:val="9"/>
           <w:color w:val="E6E6E6"/>
-          <w:bdr w:val="none" w:color="auto" w:sz="0" w:space="0"/>
           <w:shd w:val="clear" w:fill="222222"/>
         </w:rPr>
         <w:t xml:space="preserve"> </w:t>
@@ -4614,15 +4517,13 @@
         <w:rPr>
           <w:rStyle w:val="9"/>
           <w:color w:val="569CD6"/>
-          <w:bdr w:val="none" w:color="auto" w:sz="0" w:space="0"/>
-          <w:shd w:val="clear" w:fill="222222"/>
-        </w:rPr>
-      </w:pPr>
-      <w:r>
-        <w:rPr>
-          <w:rStyle w:val="9"/>
-          <w:color w:val="E6E6E6"/>
-          <w:bdr w:val="none" w:color="auto" w:sz="0" w:space="0"/>
+          <w:shd w:val="clear" w:fill="222222"/>
+        </w:rPr>
+      </w:pPr>
+      <w:r>
+        <w:rPr>
+          <w:rStyle w:val="9"/>
+          <w:color w:val="E6E6E6"/>
           <w:shd w:val="clear" w:fill="222222"/>
         </w:rPr>
         <w:t xml:space="preserve">(technical_officer_id </w:t>
@@ -4631,7 +4532,6 @@
         <w:rPr>
           <w:rStyle w:val="9"/>
           <w:color w:val="569CD6"/>
-          <w:bdr w:val="none" w:color="auto" w:sz="0" w:space="0"/>
           <w:shd w:val="clear" w:fill="222222"/>
         </w:rPr>
         <w:t>INT PRIMARY KEY</w:t>
@@ -4640,7 +4540,6 @@
         <w:rPr>
           <w:rStyle w:val="9"/>
           <w:color w:val="E6E6E6"/>
-          <w:bdr w:val="none" w:color="auto" w:sz="0" w:space="0"/>
           <w:shd w:val="clear" w:fill="222222"/>
         </w:rPr>
         <w:t>,</w:t>
@@ -4649,7 +4548,6 @@
         <w:rPr>
           <w:rStyle w:val="9"/>
           <w:color w:val="569CD6"/>
-          <w:bdr w:val="none" w:color="auto" w:sz="0" w:space="0"/>
           <w:shd w:val="clear" w:fill="222222"/>
         </w:rPr>
         <w:t xml:space="preserve">   </w:t>
@@ -4667,15 +4565,13 @@
         <w:rPr>
           <w:rStyle w:val="9"/>
           <w:color w:val="E6E6E6"/>
-          <w:bdr w:val="none" w:color="auto" w:sz="0" w:space="0"/>
-          <w:shd w:val="clear" w:fill="222222"/>
-        </w:rPr>
-      </w:pPr>
-      <w:r>
-        <w:rPr>
-          <w:rStyle w:val="9"/>
-          <w:color w:val="569CD6"/>
-          <w:bdr w:val="none" w:color="auto" w:sz="0" w:space="0"/>
+          <w:shd w:val="clear" w:fill="222222"/>
+        </w:rPr>
+      </w:pPr>
+      <w:r>
+        <w:rPr>
+          <w:rStyle w:val="9"/>
+          <w:color w:val="569CD6"/>
           <w:shd w:val="clear" w:fill="222222"/>
         </w:rPr>
         <w:t xml:space="preserve"> name VARCHAR</w:t>
@@ -4684,7 +4580,6 @@
         <w:rPr>
           <w:rStyle w:val="9"/>
           <w:color w:val="E6E6E6"/>
-          <w:bdr w:val="none" w:color="auto" w:sz="0" w:space="0"/>
           <w:shd w:val="clear" w:fill="222222"/>
         </w:rPr>
         <w:t>(</w:t>
@@ -4693,7 +4588,6 @@
         <w:rPr>
           <w:rStyle w:val="9"/>
           <w:color w:val="B5CEA8"/>
-          <w:bdr w:val="none" w:color="auto" w:sz="0" w:space="0"/>
           <w:shd w:val="clear" w:fill="222222"/>
         </w:rPr>
         <w:t>100</w:t>
@@ -4702,7 +4596,6 @@
         <w:rPr>
           <w:rStyle w:val="9"/>
           <w:color w:val="E6E6E6"/>
-          <w:bdr w:val="none" w:color="auto" w:sz="0" w:space="0"/>
           <w:shd w:val="clear" w:fill="222222"/>
         </w:rPr>
         <w:t xml:space="preserve">) </w:t>
@@ -4711,7 +4604,6 @@
         <w:rPr>
           <w:rStyle w:val="9"/>
           <w:color w:val="569CD6"/>
-          <w:bdr w:val="none" w:color="auto" w:sz="0" w:space="0"/>
           <w:shd w:val="clear" w:fill="222222"/>
         </w:rPr>
         <w:t>NOT NULL</w:t>
@@ -4720,7 +4612,6 @@
         <w:rPr>
           <w:rStyle w:val="9"/>
           <w:color w:val="E6E6E6"/>
-          <w:bdr w:val="none" w:color="auto" w:sz="0" w:space="0"/>
           <w:shd w:val="clear" w:fill="222222"/>
         </w:rPr>
         <w:t>,</w:t>
@@ -4738,15 +4629,13 @@
         <w:rPr>
           <w:rStyle w:val="9"/>
           <w:color w:val="E6E6E6"/>
-          <w:bdr w:val="none" w:color="auto" w:sz="0" w:space="0"/>
-          <w:shd w:val="clear" w:fill="222222"/>
-        </w:rPr>
-      </w:pPr>
-      <w:r>
-        <w:rPr>
-          <w:rStyle w:val="9"/>
-          <w:color w:val="569CD6"/>
-          <w:bdr w:val="none" w:color="auto" w:sz="0" w:space="0"/>
+          <w:shd w:val="clear" w:fill="222222"/>
+        </w:rPr>
+      </w:pPr>
+      <w:r>
+        <w:rPr>
+          <w:rStyle w:val="9"/>
+          <w:color w:val="569CD6"/>
           <w:shd w:val="clear" w:fill="222222"/>
         </w:rPr>
         <w:t>role VARCHAR</w:t>
@@ -4755,7 +4644,6 @@
         <w:rPr>
           <w:rStyle w:val="9"/>
           <w:color w:val="E6E6E6"/>
-          <w:bdr w:val="none" w:color="auto" w:sz="0" w:space="0"/>
           <w:shd w:val="clear" w:fill="222222"/>
         </w:rPr>
         <w:t>(</w:t>
@@ -4764,7 +4652,6 @@
         <w:rPr>
           <w:rStyle w:val="9"/>
           <w:color w:val="B5CEA8"/>
-          <w:bdr w:val="none" w:color="auto" w:sz="0" w:space="0"/>
           <w:shd w:val="clear" w:fill="222222"/>
         </w:rPr>
         <w:t>50</w:t>
@@ -4773,7 +4660,6 @@
         <w:rPr>
           <w:rStyle w:val="9"/>
           <w:color w:val="E6E6E6"/>
-          <w:bdr w:val="none" w:color="auto" w:sz="0" w:space="0"/>
           <w:shd w:val="clear" w:fill="222222"/>
         </w:rPr>
         <w:t>),</w:t>
@@ -4791,15 +4677,13 @@
         <w:rPr>
           <w:rStyle w:val="9"/>
           <w:color w:val="E6E6E6"/>
-          <w:bdr w:val="none" w:color="auto" w:sz="0" w:space="0"/>
-          <w:shd w:val="clear" w:fill="222222"/>
-        </w:rPr>
-      </w:pPr>
-      <w:r>
-        <w:rPr>
-          <w:rStyle w:val="9"/>
-          <w:color w:val="E6E6E6"/>
-          <w:bdr w:val="none" w:color="auto" w:sz="0" w:space="0"/>
+          <w:shd w:val="clear" w:fill="222222"/>
+        </w:rPr>
+      </w:pPr>
+      <w:r>
+        <w:rPr>
+          <w:rStyle w:val="9"/>
+          <w:color w:val="E6E6E6"/>
           <w:shd w:val="clear" w:fill="222222"/>
         </w:rPr>
         <w:t xml:space="preserve">contact_no </w:t>
@@ -4808,7 +4692,6 @@
         <w:rPr>
           <w:rStyle w:val="9"/>
           <w:color w:val="569CD6"/>
-          <w:bdr w:val="none" w:color="auto" w:sz="0" w:space="0"/>
           <w:shd w:val="clear" w:fill="222222"/>
         </w:rPr>
         <w:t>VARCHAR</w:t>
@@ -4817,7 +4700,6 @@
         <w:rPr>
           <w:rStyle w:val="9"/>
           <w:color w:val="E6E6E6"/>
-          <w:bdr w:val="none" w:color="auto" w:sz="0" w:space="0"/>
           <w:shd w:val="clear" w:fill="222222"/>
         </w:rPr>
         <w:t>(</w:t>
@@ -4826,7 +4708,6 @@
         <w:rPr>
           <w:rStyle w:val="9"/>
           <w:color w:val="B5CEA8"/>
-          <w:bdr w:val="none" w:color="auto" w:sz="0" w:space="0"/>
           <w:shd w:val="clear" w:fill="222222"/>
         </w:rPr>
         <w:t>15</w:t>
@@ -4835,7 +4716,6 @@
         <w:rPr>
           <w:rStyle w:val="9"/>
           <w:color w:val="E6E6E6"/>
-          <w:bdr w:val="none" w:color="auto" w:sz="0" w:space="0"/>
           <w:shd w:val="clear" w:fill="222222"/>
         </w:rPr>
         <w:t>),</w:t>
@@ -4854,7 +4734,6 @@
           <w:rStyle w:val="9"/>
           <w:rFonts w:hint="default"/>
           <w:color w:val="E6E6E6"/>
-          <w:bdr w:val="none" w:color="auto" w:sz="0" w:space="0"/>
           <w:shd w:val="clear" w:fill="222222"/>
           <w:lang w:val="en-US"/>
         </w:rPr>
@@ -4863,7 +4742,6 @@
         <w:rPr>
           <w:rStyle w:val="9"/>
           <w:color w:val="E6E6E6"/>
-          <w:bdr w:val="none" w:color="auto" w:sz="0" w:space="0"/>
           <w:shd w:val="clear" w:fill="222222"/>
         </w:rPr>
         <w:t xml:space="preserve">email </w:t>
@@ -4872,7 +4750,6 @@
         <w:rPr>
           <w:rStyle w:val="9"/>
           <w:color w:val="569CD6"/>
-          <w:bdr w:val="none" w:color="auto" w:sz="0" w:space="0"/>
           <w:shd w:val="clear" w:fill="222222"/>
         </w:rPr>
         <w:t>VARCHAR</w:t>
@@ -4881,7 +4758,6 @@
         <w:rPr>
           <w:rStyle w:val="9"/>
           <w:color w:val="E6E6E6"/>
-          <w:bdr w:val="none" w:color="auto" w:sz="0" w:space="0"/>
           <w:shd w:val="clear" w:fill="222222"/>
         </w:rPr>
         <w:t>(</w:t>
@@ -4890,7 +4766,6 @@
         <w:rPr>
           <w:rStyle w:val="9"/>
           <w:color w:val="B5CEA8"/>
-          <w:bdr w:val="none" w:color="auto" w:sz="0" w:space="0"/>
           <w:shd w:val="clear" w:fill="222222"/>
         </w:rPr>
         <w:t>100</w:t>
@@ -4899,7 +4774,6 @@
         <w:rPr>
           <w:rStyle w:val="9"/>
           <w:color w:val="E6E6E6"/>
-          <w:bdr w:val="none" w:color="auto" w:sz="0" w:space="0"/>
           <w:shd w:val="clear" w:fill="222222"/>
         </w:rPr>
         <w:t>))</w:t>
@@ -4909,7 +4783,6 @@
           <w:rStyle w:val="9"/>
           <w:rFonts w:hint="default"/>
           <w:color w:val="E6E6E6"/>
-          <w:bdr w:val="none" w:color="auto" w:sz="0" w:space="0"/>
           <w:shd w:val="clear" w:fill="222222"/>
           <w:lang w:val="en-US"/>
         </w:rPr>
@@ -4929,7 +4802,6 @@
           <w:rStyle w:val="9"/>
           <w:rFonts w:hint="default"/>
           <w:color w:val="E6E6E6"/>
-          <w:bdr w:val="none" w:color="auto" w:sz="0" w:space="0"/>
           <w:shd w:val="clear" w:fill="222222"/>
           <w:lang w:val="en-US"/>
         </w:rPr>
@@ -4947,15 +4819,13 @@
         <w:rPr>
           <w:rStyle w:val="9"/>
           <w:color w:val="E6E6E6"/>
-          <w:bdr w:val="none" w:color="auto" w:sz="0" w:space="0"/>
-          <w:shd w:val="clear" w:fill="222222"/>
-        </w:rPr>
-      </w:pPr>
-      <w:r>
-        <w:rPr>
-          <w:rStyle w:val="9"/>
-          <w:color w:val="569CD6"/>
-          <w:bdr w:val="none" w:color="auto" w:sz="0" w:space="0"/>
+          <w:shd w:val="clear" w:fill="222222"/>
+        </w:rPr>
+      </w:pPr>
+      <w:r>
+        <w:rPr>
+          <w:rStyle w:val="9"/>
+          <w:color w:val="569CD6"/>
           <w:shd w:val="clear" w:fill="222222"/>
         </w:rPr>
         <w:t>CREATE TABLE</w:t>
@@ -4964,7 +4834,6 @@
         <w:rPr>
           <w:rStyle w:val="9"/>
           <w:color w:val="DCDCAA"/>
-          <w:bdr w:val="none" w:color="auto" w:sz="0" w:space="0"/>
           <w:shd w:val="clear" w:fill="222222"/>
         </w:rPr>
         <w:t xml:space="preserve"> Course_Unit</w:t>
@@ -4973,7 +4842,6 @@
         <w:rPr>
           <w:rStyle w:val="9"/>
           <w:color w:val="E6E6E6"/>
-          <w:bdr w:val="none" w:color="auto" w:sz="0" w:space="0"/>
           <w:shd w:val="clear" w:fill="222222"/>
         </w:rPr>
         <w:t xml:space="preserve"> </w:t>
@@ -4991,15 +4859,13 @@
         <w:rPr>
           <w:rStyle w:val="9"/>
           <w:color w:val="E6E6E6"/>
-          <w:bdr w:val="none" w:color="auto" w:sz="0" w:space="0"/>
-          <w:shd w:val="clear" w:fill="222222"/>
-        </w:rPr>
-      </w:pPr>
-      <w:r>
-        <w:rPr>
-          <w:rStyle w:val="9"/>
-          <w:color w:val="E6E6E6"/>
-          <w:bdr w:val="none" w:color="auto" w:sz="0" w:space="0"/>
+          <w:shd w:val="clear" w:fill="222222"/>
+        </w:rPr>
+      </w:pPr>
+      <w:r>
+        <w:rPr>
+          <w:rStyle w:val="9"/>
+          <w:color w:val="E6E6E6"/>
           <w:shd w:val="clear" w:fill="222222"/>
         </w:rPr>
         <w:t xml:space="preserve">(course_id </w:t>
@@ -5008,7 +4874,6 @@
         <w:rPr>
           <w:rStyle w:val="9"/>
           <w:color w:val="569CD6"/>
-          <w:bdr w:val="none" w:color="auto" w:sz="0" w:space="0"/>
           <w:shd w:val="clear" w:fill="222222"/>
         </w:rPr>
         <w:t>INT PRIMARY KEY</w:t>
@@ -5017,7 +4882,6 @@
         <w:rPr>
           <w:rStyle w:val="9"/>
           <w:color w:val="E6E6E6"/>
-          <w:bdr w:val="none" w:color="auto" w:sz="0" w:space="0"/>
           <w:shd w:val="clear" w:fill="222222"/>
         </w:rPr>
         <w:t>,</w:t>
@@ -5035,15 +4899,13 @@
         <w:rPr>
           <w:rStyle w:val="9"/>
           <w:color w:val="E6E6E6"/>
-          <w:bdr w:val="none" w:color="auto" w:sz="0" w:space="0"/>
-          <w:shd w:val="clear" w:fill="222222"/>
-        </w:rPr>
-      </w:pPr>
-      <w:r>
-        <w:rPr>
-          <w:rStyle w:val="9"/>
-          <w:color w:val="E6E6E6"/>
-          <w:bdr w:val="none" w:color="auto" w:sz="0" w:space="0"/>
+          <w:shd w:val="clear" w:fill="222222"/>
+        </w:rPr>
+      </w:pPr>
+      <w:r>
+        <w:rPr>
+          <w:rStyle w:val="9"/>
+          <w:color w:val="E6E6E6"/>
           <w:shd w:val="clear" w:fill="222222"/>
         </w:rPr>
         <w:t xml:space="preserve">course_name </w:t>
@@ -5052,7 +4914,6 @@
         <w:rPr>
           <w:rStyle w:val="9"/>
           <w:color w:val="569CD6"/>
-          <w:bdr w:val="none" w:color="auto" w:sz="0" w:space="0"/>
           <w:shd w:val="clear" w:fill="222222"/>
         </w:rPr>
         <w:t>VARCHAR</w:t>
@@ -5061,7 +4922,6 @@
         <w:rPr>
           <w:rStyle w:val="9"/>
           <w:color w:val="E6E6E6"/>
-          <w:bdr w:val="none" w:color="auto" w:sz="0" w:space="0"/>
           <w:shd w:val="clear" w:fill="222222"/>
         </w:rPr>
         <w:t>(</w:t>
@@ -5070,7 +4930,6 @@
         <w:rPr>
           <w:rStyle w:val="9"/>
           <w:color w:val="B5CEA8"/>
-          <w:bdr w:val="none" w:color="auto" w:sz="0" w:space="0"/>
           <w:shd w:val="clear" w:fill="222222"/>
         </w:rPr>
         <w:t>100</w:t>
@@ -5079,7 +4938,6 @@
         <w:rPr>
           <w:rStyle w:val="9"/>
           <w:color w:val="E6E6E6"/>
-          <w:bdr w:val="none" w:color="auto" w:sz="0" w:space="0"/>
           <w:shd w:val="clear" w:fill="222222"/>
         </w:rPr>
         <w:t xml:space="preserve">) </w:t>
@@ -5088,7 +4946,6 @@
         <w:rPr>
           <w:rStyle w:val="9"/>
           <w:color w:val="569CD6"/>
-          <w:bdr w:val="none" w:color="auto" w:sz="0" w:space="0"/>
           <w:shd w:val="clear" w:fill="222222"/>
         </w:rPr>
         <w:t>NOT NULL</w:t>
@@ -5097,7 +4954,6 @@
         <w:rPr>
           <w:rStyle w:val="9"/>
           <w:color w:val="E6E6E6"/>
-          <w:bdr w:val="none" w:color="auto" w:sz="0" w:space="0"/>
           <w:shd w:val="clear" w:fill="222222"/>
         </w:rPr>
         <w:t>,</w:t>
@@ -5115,15 +4971,13 @@
         <w:rPr>
           <w:rStyle w:val="9"/>
           <w:color w:val="E6E6E6"/>
-          <w:bdr w:val="none" w:color="auto" w:sz="0" w:space="0"/>
-          <w:shd w:val="clear" w:fill="222222"/>
-        </w:rPr>
-      </w:pPr>
-      <w:r>
-        <w:rPr>
-          <w:rStyle w:val="9"/>
-          <w:color w:val="E6E6E6"/>
-          <w:bdr w:val="none" w:color="auto" w:sz="0" w:space="0"/>
+          <w:shd w:val="clear" w:fill="222222"/>
+        </w:rPr>
+      </w:pPr>
+      <w:r>
+        <w:rPr>
+          <w:rStyle w:val="9"/>
+          <w:color w:val="E6E6E6"/>
           <w:shd w:val="clear" w:fill="222222"/>
         </w:rPr>
         <w:t xml:space="preserve">course_code </w:t>
@@ -5132,7 +4986,6 @@
         <w:rPr>
           <w:rStyle w:val="9"/>
           <w:color w:val="569CD6"/>
-          <w:bdr w:val="none" w:color="auto" w:sz="0" w:space="0"/>
           <w:shd w:val="clear" w:fill="222222"/>
         </w:rPr>
         <w:t>VARCHAR</w:t>
@@ -5141,7 +4994,6 @@
         <w:rPr>
           <w:rStyle w:val="9"/>
           <w:color w:val="E6E6E6"/>
-          <w:bdr w:val="none" w:color="auto" w:sz="0" w:space="0"/>
           <w:shd w:val="clear" w:fill="222222"/>
         </w:rPr>
         <w:t>(</w:t>
@@ -5150,7 +5002,6 @@
         <w:rPr>
           <w:rStyle w:val="9"/>
           <w:color w:val="B5CEA8"/>
-          <w:bdr w:val="none" w:color="auto" w:sz="0" w:space="0"/>
           <w:shd w:val="clear" w:fill="222222"/>
         </w:rPr>
         <w:t>20</w:t>
@@ -5159,7 +5010,6 @@
         <w:rPr>
           <w:rStyle w:val="9"/>
           <w:color w:val="E6E6E6"/>
-          <w:bdr w:val="none" w:color="auto" w:sz="0" w:space="0"/>
           <w:shd w:val="clear" w:fill="222222"/>
         </w:rPr>
         <w:t xml:space="preserve">) </w:t>
@@ -5168,7 +5018,6 @@
         <w:rPr>
           <w:rStyle w:val="9"/>
           <w:color w:val="569CD6"/>
-          <w:bdr w:val="none" w:color="auto" w:sz="0" w:space="0"/>
           <w:shd w:val="clear" w:fill="222222"/>
         </w:rPr>
         <w:t>UNIQUE NOT NULL</w:t>
@@ -5177,7 +5026,6 @@
         <w:rPr>
           <w:rStyle w:val="9"/>
           <w:color w:val="E6E6E6"/>
-          <w:bdr w:val="none" w:color="auto" w:sz="0" w:space="0"/>
           <w:shd w:val="clear" w:fill="222222"/>
         </w:rPr>
         <w:t>,</w:t>
@@ -5195,15 +5043,13 @@
         <w:rPr>
           <w:rStyle w:val="9"/>
           <w:color w:val="E6E6E6"/>
-          <w:bdr w:val="none" w:color="auto" w:sz="0" w:space="0"/>
-          <w:shd w:val="clear" w:fill="222222"/>
-        </w:rPr>
-      </w:pPr>
-      <w:r>
-        <w:rPr>
-          <w:rStyle w:val="9"/>
-          <w:color w:val="569CD6"/>
-          <w:bdr w:val="none" w:color="auto" w:sz="0" w:space="0"/>
+          <w:shd w:val="clear" w:fill="222222"/>
+        </w:rPr>
+      </w:pPr>
+      <w:r>
+        <w:rPr>
+          <w:rStyle w:val="9"/>
+          <w:color w:val="569CD6"/>
           <w:shd w:val="clear" w:fill="222222"/>
         </w:rPr>
         <w:t>type VARCHAR</w:t>
@@ -5212,7 +5058,6 @@
         <w:rPr>
           <w:rStyle w:val="9"/>
           <w:color w:val="E6E6E6"/>
-          <w:bdr w:val="none" w:color="auto" w:sz="0" w:space="0"/>
           <w:shd w:val="clear" w:fill="222222"/>
         </w:rPr>
         <w:t>(</w:t>
@@ -5221,7 +5066,6 @@
         <w:rPr>
           <w:rStyle w:val="9"/>
           <w:color w:val="B5CEA8"/>
-          <w:bdr w:val="none" w:color="auto" w:sz="0" w:space="0"/>
           <w:shd w:val="clear" w:fill="222222"/>
         </w:rPr>
         <w:t>20</w:t>
@@ -5230,7 +5074,6 @@
         <w:rPr>
           <w:rStyle w:val="9"/>
           <w:color w:val="E6E6E6"/>
-          <w:bdr w:val="none" w:color="auto" w:sz="0" w:space="0"/>
           <w:shd w:val="clear" w:fill="222222"/>
         </w:rPr>
         <w:t>),</w:t>
@@ -5248,15 +5091,13 @@
         <w:rPr>
           <w:rStyle w:val="9"/>
           <w:color w:val="E6E6E6"/>
-          <w:bdr w:val="none" w:color="auto" w:sz="0" w:space="0"/>
-          <w:shd w:val="clear" w:fill="222222"/>
-        </w:rPr>
-      </w:pPr>
-      <w:r>
-        <w:rPr>
-          <w:rStyle w:val="9"/>
-          <w:color w:val="E6E6E6"/>
-          <w:bdr w:val="none" w:color="auto" w:sz="0" w:space="0"/>
+          <w:shd w:val="clear" w:fill="222222"/>
+        </w:rPr>
+      </w:pPr>
+      <w:r>
+        <w:rPr>
+          <w:rStyle w:val="9"/>
+          <w:color w:val="E6E6E6"/>
           <w:shd w:val="clear" w:fill="222222"/>
         </w:rPr>
         <w:t xml:space="preserve">credit </w:t>
@@ -5265,7 +5106,6 @@
         <w:rPr>
           <w:rStyle w:val="9"/>
           <w:color w:val="569CD6"/>
-          <w:bdr w:val="none" w:color="auto" w:sz="0" w:space="0"/>
           <w:shd w:val="clear" w:fill="222222"/>
         </w:rPr>
         <w:t>INT</w:t>
@@ -5274,7 +5114,6 @@
         <w:rPr>
           <w:rStyle w:val="9"/>
           <w:color w:val="E6E6E6"/>
-          <w:bdr w:val="none" w:color="auto" w:sz="0" w:space="0"/>
           <w:shd w:val="clear" w:fill="222222"/>
         </w:rPr>
         <w:t>,</w:t>
@@ -5292,15 +5131,13 @@
         <w:rPr>
           <w:rStyle w:val="9"/>
           <w:color w:val="E6E6E6"/>
-          <w:bdr w:val="none" w:color="auto" w:sz="0" w:space="0"/>
-          <w:shd w:val="clear" w:fill="222222"/>
-        </w:rPr>
-      </w:pPr>
-      <w:r>
-        <w:rPr>
-          <w:rStyle w:val="9"/>
-          <w:color w:val="E6E6E6"/>
-          <w:bdr w:val="none" w:color="auto" w:sz="0" w:space="0"/>
+          <w:shd w:val="clear" w:fill="222222"/>
+        </w:rPr>
+      </w:pPr>
+      <w:r>
+        <w:rPr>
+          <w:rStyle w:val="9"/>
+          <w:color w:val="E6E6E6"/>
           <w:shd w:val="clear" w:fill="222222"/>
         </w:rPr>
         <w:t xml:space="preserve">lecturer_id </w:t>
@@ -5309,7 +5146,6 @@
         <w:rPr>
           <w:rStyle w:val="9"/>
           <w:color w:val="569CD6"/>
-          <w:bdr w:val="none" w:color="auto" w:sz="0" w:space="0"/>
           <w:shd w:val="clear" w:fill="222222"/>
         </w:rPr>
         <w:t>INT</w:t>
@@ -5318,7 +5154,6 @@
         <w:rPr>
           <w:rStyle w:val="9"/>
           <w:color w:val="E6E6E6"/>
-          <w:bdr w:val="none" w:color="auto" w:sz="0" w:space="0"/>
           <w:shd w:val="clear" w:fill="222222"/>
         </w:rPr>
         <w:t>,</w:t>
@@ -5336,15 +5171,13 @@
         <w:rPr>
           <w:rStyle w:val="9"/>
           <w:color w:val="E6E6E6"/>
-          <w:bdr w:val="none" w:color="auto" w:sz="0" w:space="0"/>
-          <w:shd w:val="clear" w:fill="222222"/>
-        </w:rPr>
-      </w:pPr>
-      <w:r>
-        <w:rPr>
-          <w:rStyle w:val="9"/>
-          <w:color w:val="569CD6"/>
-          <w:bdr w:val="none" w:color="auto" w:sz="0" w:space="0"/>
+          <w:shd w:val="clear" w:fill="222222"/>
+        </w:rPr>
+      </w:pPr>
+      <w:r>
+        <w:rPr>
+          <w:rStyle w:val="9"/>
+          <w:color w:val="569CD6"/>
           <w:shd w:val="clear" w:fill="222222"/>
         </w:rPr>
         <w:t>FOREIGN KEY</w:t>
@@ -5353,7 +5186,6 @@
         <w:rPr>
           <w:rStyle w:val="9"/>
           <w:color w:val="E6E6E6"/>
-          <w:bdr w:val="none" w:color="auto" w:sz="0" w:space="0"/>
           <w:shd w:val="clear" w:fill="222222"/>
         </w:rPr>
         <w:t xml:space="preserve"> (lecturer_id) </w:t>
@@ -5362,7 +5194,6 @@
         <w:rPr>
           <w:rStyle w:val="9"/>
           <w:color w:val="569CD6"/>
-          <w:bdr w:val="none" w:color="auto" w:sz="0" w:space="0"/>
           <w:shd w:val="clear" w:fill="222222"/>
         </w:rPr>
         <w:t>REFERENCES</w:t>
@@ -5371,7 +5202,6 @@
         <w:rPr>
           <w:rStyle w:val="9"/>
           <w:color w:val="E6E6E6"/>
-          <w:bdr w:val="none" w:color="auto" w:sz="0" w:space="0"/>
           <w:shd w:val="clear" w:fill="222222"/>
         </w:rPr>
         <w:t xml:space="preserve"> Lecturer(lecturer_id));</w:t>
@@ -5389,7 +5219,6 @@
         <w:rPr>
           <w:rStyle w:val="9"/>
           <w:color w:val="E6E6E6"/>
-          <w:bdr w:val="none" w:color="auto" w:sz="0" w:space="0"/>
           <w:shd w:val="clear" w:fill="222222"/>
         </w:rPr>
       </w:pPr>
@@ -5406,7 +5235,6 @@
         <w:rPr>
           <w:rStyle w:val="9"/>
           <w:color w:val="E6E6E6"/>
-          <w:bdr w:val="none" w:color="auto" w:sz="0" w:space="0"/>
           <w:shd w:val="clear" w:fill="222222"/>
         </w:rPr>
       </w:pPr>
@@ -5423,15 +5251,13 @@
         <w:rPr>
           <w:rStyle w:val="9"/>
           <w:color w:val="E6E6E6"/>
-          <w:bdr w:val="none" w:color="auto" w:sz="0" w:space="0"/>
-          <w:shd w:val="clear" w:fill="222222"/>
-        </w:rPr>
-      </w:pPr>
-      <w:r>
-        <w:rPr>
-          <w:rStyle w:val="9"/>
-          <w:color w:val="569CD6"/>
-          <w:bdr w:val="none" w:color="auto" w:sz="0" w:space="0"/>
+          <w:shd w:val="clear" w:fill="222222"/>
+        </w:rPr>
+      </w:pPr>
+      <w:r>
+        <w:rPr>
+          <w:rStyle w:val="9"/>
+          <w:color w:val="569CD6"/>
           <w:shd w:val="clear" w:fill="222222"/>
         </w:rPr>
         <w:t>CREATE TABLE</w:t>
@@ -5440,7 +5266,6 @@
         <w:rPr>
           <w:rStyle w:val="9"/>
           <w:color w:val="DCDCAA"/>
-          <w:bdr w:val="none" w:color="auto" w:sz="0" w:space="0"/>
           <w:shd w:val="clear" w:fill="222222"/>
         </w:rPr>
         <w:t xml:space="preserve"> Enrollment</w:t>
@@ -5449,7 +5274,6 @@
         <w:rPr>
           <w:rStyle w:val="9"/>
           <w:color w:val="E6E6E6"/>
-          <w:bdr w:val="none" w:color="auto" w:sz="0" w:space="0"/>
           <w:shd w:val="clear" w:fill="222222"/>
         </w:rPr>
         <w:t xml:space="preserve"> </w:t>
@@ -5467,15 +5291,13 @@
         <w:rPr>
           <w:rStyle w:val="9"/>
           <w:color w:val="E6E6E6"/>
-          <w:bdr w:val="none" w:color="auto" w:sz="0" w:space="0"/>
-          <w:shd w:val="clear" w:fill="222222"/>
-        </w:rPr>
-      </w:pPr>
-      <w:r>
-        <w:rPr>
-          <w:rStyle w:val="9"/>
-          <w:color w:val="E6E6E6"/>
-          <w:bdr w:val="none" w:color="auto" w:sz="0" w:space="0"/>
+          <w:shd w:val="clear" w:fill="222222"/>
+        </w:rPr>
+      </w:pPr>
+      <w:r>
+        <w:rPr>
+          <w:rStyle w:val="9"/>
+          <w:color w:val="E6E6E6"/>
           <w:shd w:val="clear" w:fill="222222"/>
         </w:rPr>
         <w:t xml:space="preserve">(student_id </w:t>
@@ -5484,7 +5306,6 @@
         <w:rPr>
           <w:rStyle w:val="9"/>
           <w:color w:val="569CD6"/>
-          <w:bdr w:val="none" w:color="auto" w:sz="0" w:space="0"/>
           <w:shd w:val="clear" w:fill="222222"/>
         </w:rPr>
         <w:t>INT</w:t>
@@ -5493,7 +5314,6 @@
         <w:rPr>
           <w:rStyle w:val="9"/>
           <w:color w:val="E6E6E6"/>
-          <w:bdr w:val="none" w:color="auto" w:sz="0" w:space="0"/>
           <w:shd w:val="clear" w:fill="222222"/>
         </w:rPr>
         <w:t>,</w:t>
@@ -5511,15 +5331,13 @@
         <w:rPr>
           <w:rStyle w:val="9"/>
           <w:color w:val="E6E6E6"/>
-          <w:bdr w:val="none" w:color="auto" w:sz="0" w:space="0"/>
-          <w:shd w:val="clear" w:fill="222222"/>
-        </w:rPr>
-      </w:pPr>
-      <w:r>
-        <w:rPr>
-          <w:rStyle w:val="9"/>
-          <w:color w:val="E6E6E6"/>
-          <w:bdr w:val="none" w:color="auto" w:sz="0" w:space="0"/>
+          <w:shd w:val="clear" w:fill="222222"/>
+        </w:rPr>
+      </w:pPr>
+      <w:r>
+        <w:rPr>
+          <w:rStyle w:val="9"/>
+          <w:color w:val="E6E6E6"/>
           <w:shd w:val="clear" w:fill="222222"/>
         </w:rPr>
         <w:t xml:space="preserve">course_id </w:t>
@@ -5528,7 +5346,6 @@
         <w:rPr>
           <w:rStyle w:val="9"/>
           <w:color w:val="569CD6"/>
-          <w:bdr w:val="none" w:color="auto" w:sz="0" w:space="0"/>
           <w:shd w:val="clear" w:fill="222222"/>
         </w:rPr>
         <w:t>INT</w:t>
@@ -5537,7 +5354,6 @@
         <w:rPr>
           <w:rStyle w:val="9"/>
           <w:color w:val="E6E6E6"/>
-          <w:bdr w:val="none" w:color="auto" w:sz="0" w:space="0"/>
           <w:shd w:val="clear" w:fill="222222"/>
         </w:rPr>
         <w:t>,</w:t>
@@ -5555,15 +5371,13 @@
         <w:rPr>
           <w:rStyle w:val="9"/>
           <w:color w:val="E6E6E6"/>
-          <w:bdr w:val="none" w:color="auto" w:sz="0" w:space="0"/>
-          <w:shd w:val="clear" w:fill="222222"/>
-        </w:rPr>
-      </w:pPr>
-      <w:r>
-        <w:rPr>
-          <w:rStyle w:val="9"/>
-          <w:color w:val="569CD6"/>
-          <w:bdr w:val="none" w:color="auto" w:sz="0" w:space="0"/>
+          <w:shd w:val="clear" w:fill="222222"/>
+        </w:rPr>
+      </w:pPr>
+      <w:r>
+        <w:rPr>
+          <w:rStyle w:val="9"/>
+          <w:color w:val="569CD6"/>
           <w:shd w:val="clear" w:fill="222222"/>
         </w:rPr>
         <w:t>PRIMARY KEY</w:t>
@@ -5572,7 +5386,6 @@
         <w:rPr>
           <w:rStyle w:val="9"/>
           <w:color w:val="E6E6E6"/>
-          <w:bdr w:val="none" w:color="auto" w:sz="0" w:space="0"/>
           <w:shd w:val="clear" w:fill="222222"/>
         </w:rPr>
         <w:t xml:space="preserve"> (student_id,</w:t>
@@ -5590,15 +5403,13 @@
         <w:rPr>
           <w:rStyle w:val="9"/>
           <w:color w:val="E6E6E6"/>
-          <w:bdr w:val="none" w:color="auto" w:sz="0" w:space="0"/>
-          <w:shd w:val="clear" w:fill="222222"/>
-        </w:rPr>
-      </w:pPr>
-      <w:r>
-        <w:rPr>
-          <w:rStyle w:val="9"/>
-          <w:color w:val="E6E6E6"/>
-          <w:bdr w:val="none" w:color="auto" w:sz="0" w:space="0"/>
+          <w:shd w:val="clear" w:fill="222222"/>
+        </w:rPr>
+      </w:pPr>
+      <w:r>
+        <w:rPr>
+          <w:rStyle w:val="9"/>
+          <w:color w:val="E6E6E6"/>
           <w:shd w:val="clear" w:fill="222222"/>
         </w:rPr>
         <w:t>course_id),</w:t>
@@ -5616,15 +5427,13 @@
         <w:rPr>
           <w:rStyle w:val="9"/>
           <w:color w:val="E6E6E6"/>
-          <w:bdr w:val="none" w:color="auto" w:sz="0" w:space="0"/>
-          <w:shd w:val="clear" w:fill="222222"/>
-        </w:rPr>
-      </w:pPr>
-      <w:r>
-        <w:rPr>
-          <w:rStyle w:val="9"/>
-          <w:color w:val="569CD6"/>
-          <w:bdr w:val="none" w:color="auto" w:sz="0" w:space="0"/>
+          <w:shd w:val="clear" w:fill="222222"/>
+        </w:rPr>
+      </w:pPr>
+      <w:r>
+        <w:rPr>
+          <w:rStyle w:val="9"/>
+          <w:color w:val="569CD6"/>
           <w:shd w:val="clear" w:fill="222222"/>
         </w:rPr>
         <w:t>FOREIGN KEY</w:t>
@@ -5633,7 +5442,6 @@
         <w:rPr>
           <w:rStyle w:val="9"/>
           <w:color w:val="E6E6E6"/>
-          <w:bdr w:val="none" w:color="auto" w:sz="0" w:space="0"/>
           <w:shd w:val="clear" w:fill="222222"/>
         </w:rPr>
         <w:t xml:space="preserve"> (student_id) </w:t>
@@ -5642,7 +5450,6 @@
         <w:rPr>
           <w:rStyle w:val="9"/>
           <w:color w:val="569CD6"/>
-          <w:bdr w:val="none" w:color="auto" w:sz="0" w:space="0"/>
           <w:shd w:val="clear" w:fill="222222"/>
         </w:rPr>
         <w:t>REFERENCES</w:t>
@@ -5651,7 +5458,6 @@
         <w:rPr>
           <w:rStyle w:val="9"/>
           <w:color w:val="E6E6E6"/>
-          <w:bdr w:val="none" w:color="auto" w:sz="0" w:space="0"/>
           <w:shd w:val="clear" w:fill="222222"/>
         </w:rPr>
         <w:t xml:space="preserve"> Student(student_id),</w:t>
@@ -5669,15 +5475,13 @@
         <w:rPr>
           <w:rStyle w:val="9"/>
           <w:color w:val="E6E6E6"/>
-          <w:bdr w:val="none" w:color="auto" w:sz="0" w:space="0"/>
-          <w:shd w:val="clear" w:fill="222222"/>
-        </w:rPr>
-      </w:pPr>
-      <w:r>
-        <w:rPr>
-          <w:rStyle w:val="9"/>
-          <w:color w:val="569CD6"/>
-          <w:bdr w:val="none" w:color="auto" w:sz="0" w:space="0"/>
+          <w:shd w:val="clear" w:fill="222222"/>
+        </w:rPr>
+      </w:pPr>
+      <w:r>
+        <w:rPr>
+          <w:rStyle w:val="9"/>
+          <w:color w:val="569CD6"/>
           <w:shd w:val="clear" w:fill="222222"/>
         </w:rPr>
         <w:t>FOREIGN KEY</w:t>
@@ -5686,7 +5490,6 @@
         <w:rPr>
           <w:rStyle w:val="9"/>
           <w:color w:val="E6E6E6"/>
-          <w:bdr w:val="none" w:color="auto" w:sz="0" w:space="0"/>
           <w:shd w:val="clear" w:fill="222222"/>
         </w:rPr>
         <w:t xml:space="preserve"> (course_id) </w:t>
@@ -5695,7 +5498,6 @@
         <w:rPr>
           <w:rStyle w:val="9"/>
           <w:color w:val="569CD6"/>
-          <w:bdr w:val="none" w:color="auto" w:sz="0" w:space="0"/>
           <w:shd w:val="clear" w:fill="222222"/>
         </w:rPr>
         <w:t>REFERENCES</w:t>
@@ -5704,7 +5506,6 @@
         <w:rPr>
           <w:rStyle w:val="9"/>
           <w:color w:val="E6E6E6"/>
-          <w:bdr w:val="none" w:color="auto" w:sz="0" w:space="0"/>
           <w:shd w:val="clear" w:fill="222222"/>
         </w:rPr>
         <w:t xml:space="preserve"> Course_Unit(course_id));</w:t>
@@ -5722,7 +5523,6 @@
         <w:rPr>
           <w:rStyle w:val="9"/>
           <w:color w:val="E6E6E6"/>
-          <w:bdr w:val="none" w:color="auto" w:sz="0" w:space="0"/>
           <w:shd w:val="clear" w:fill="222222"/>
         </w:rPr>
       </w:pPr>
@@ -5739,7 +5539,6 @@
         <w:rPr>
           <w:rStyle w:val="9"/>
           <w:color w:val="E6E6E6"/>
-          <w:bdr w:val="none" w:color="auto" w:sz="0" w:space="0"/>
           <w:shd w:val="clear" w:fill="222222"/>
         </w:rPr>
       </w:pPr>
@@ -5756,15 +5555,13 @@
         <w:rPr>
           <w:rStyle w:val="9"/>
           <w:color w:val="E6E6E6"/>
-          <w:bdr w:val="none" w:color="auto" w:sz="0" w:space="0"/>
-          <w:shd w:val="clear" w:fill="222222"/>
-        </w:rPr>
-      </w:pPr>
-      <w:r>
-        <w:rPr>
-          <w:rStyle w:val="9"/>
-          <w:color w:val="569CD6"/>
-          <w:bdr w:val="none" w:color="auto" w:sz="0" w:space="0"/>
+          <w:shd w:val="clear" w:fill="222222"/>
+        </w:rPr>
+      </w:pPr>
+      <w:r>
+        <w:rPr>
+          <w:rStyle w:val="9"/>
+          <w:color w:val="569CD6"/>
           <w:shd w:val="clear" w:fill="222222"/>
         </w:rPr>
         <w:t>CREATE TABLE</w:t>
@@ -5773,7 +5570,6 @@
         <w:rPr>
           <w:rStyle w:val="9"/>
           <w:color w:val="DCDCAA"/>
-          <w:bdr w:val="none" w:color="auto" w:sz="0" w:space="0"/>
           <w:shd w:val="clear" w:fill="222222"/>
         </w:rPr>
         <w:t xml:space="preserve"> Marks</w:t>
@@ -5782,7 +5578,6 @@
         <w:rPr>
           <w:rStyle w:val="9"/>
           <w:color w:val="E6E6E6"/>
-          <w:bdr w:val="none" w:color="auto" w:sz="0" w:space="0"/>
           <w:shd w:val="clear" w:fill="222222"/>
         </w:rPr>
         <w:t xml:space="preserve"> </w:t>
@@ -5800,15 +5595,13 @@
         <w:rPr>
           <w:rStyle w:val="9"/>
           <w:color w:val="E6E6E6"/>
-          <w:bdr w:val="none" w:color="auto" w:sz="0" w:space="0"/>
-          <w:shd w:val="clear" w:fill="222222"/>
-        </w:rPr>
-      </w:pPr>
-      <w:r>
-        <w:rPr>
-          <w:rStyle w:val="9"/>
-          <w:color w:val="E6E6E6"/>
-          <w:bdr w:val="none" w:color="auto" w:sz="0" w:space="0"/>
+          <w:shd w:val="clear" w:fill="222222"/>
+        </w:rPr>
+      </w:pPr>
+      <w:r>
+        <w:rPr>
+          <w:rStyle w:val="9"/>
+          <w:color w:val="E6E6E6"/>
           <w:shd w:val="clear" w:fill="222222"/>
         </w:rPr>
         <w:t xml:space="preserve">( marks_id </w:t>
@@ -5817,7 +5610,6 @@
         <w:rPr>
           <w:rStyle w:val="9"/>
           <w:color w:val="569CD6"/>
-          <w:bdr w:val="none" w:color="auto" w:sz="0" w:space="0"/>
           <w:shd w:val="clear" w:fill="222222"/>
         </w:rPr>
         <w:t>INT PRIMARY KEY</w:t>
@@ -5826,7 +5618,6 @@
         <w:rPr>
           <w:rStyle w:val="9"/>
           <w:color w:val="E6E6E6"/>
-          <w:bdr w:val="none" w:color="auto" w:sz="0" w:space="0"/>
           <w:shd w:val="clear" w:fill="222222"/>
         </w:rPr>
         <w:t xml:space="preserve"> AUTO_INCREMENT,</w:t>
@@ -5844,15 +5635,13 @@
         <w:rPr>
           <w:rStyle w:val="9"/>
           <w:color w:val="E6E6E6"/>
-          <w:bdr w:val="none" w:color="auto" w:sz="0" w:space="0"/>
-          <w:shd w:val="clear" w:fill="222222"/>
-        </w:rPr>
-      </w:pPr>
-      <w:r>
-        <w:rPr>
-          <w:rStyle w:val="9"/>
-          <w:color w:val="E6E6E6"/>
-          <w:bdr w:val="none" w:color="auto" w:sz="0" w:space="0"/>
+          <w:shd w:val="clear" w:fill="222222"/>
+        </w:rPr>
+      </w:pPr>
+      <w:r>
+        <w:rPr>
+          <w:rStyle w:val="9"/>
+          <w:color w:val="E6E6E6"/>
           <w:shd w:val="clear" w:fill="222222"/>
         </w:rPr>
         <w:t xml:space="preserve">student_id </w:t>
@@ -5861,7 +5650,6 @@
         <w:rPr>
           <w:rStyle w:val="9"/>
           <w:color w:val="569CD6"/>
-          <w:bdr w:val="none" w:color="auto" w:sz="0" w:space="0"/>
           <w:shd w:val="clear" w:fill="222222"/>
         </w:rPr>
         <w:t>INT</w:t>
@@ -5870,7 +5658,6 @@
         <w:rPr>
           <w:rStyle w:val="9"/>
           <w:color w:val="E6E6E6"/>
-          <w:bdr w:val="none" w:color="auto" w:sz="0" w:space="0"/>
           <w:shd w:val="clear" w:fill="222222"/>
         </w:rPr>
         <w:t>,</w:t>
@@ -5888,15 +5675,13 @@
         <w:rPr>
           <w:rStyle w:val="9"/>
           <w:color w:val="E6E6E6"/>
-          <w:bdr w:val="none" w:color="auto" w:sz="0" w:space="0"/>
-          <w:shd w:val="clear" w:fill="222222"/>
-        </w:rPr>
-      </w:pPr>
-      <w:r>
-        <w:rPr>
-          <w:rStyle w:val="9"/>
-          <w:color w:val="E6E6E6"/>
-          <w:bdr w:val="none" w:color="auto" w:sz="0" w:space="0"/>
+          <w:shd w:val="clear" w:fill="222222"/>
+        </w:rPr>
+      </w:pPr>
+      <w:r>
+        <w:rPr>
+          <w:rStyle w:val="9"/>
+          <w:color w:val="E6E6E6"/>
           <w:shd w:val="clear" w:fill="222222"/>
         </w:rPr>
         <w:t xml:space="preserve">course_id </w:t>
@@ -5905,7 +5690,6 @@
         <w:rPr>
           <w:rStyle w:val="9"/>
           <w:color w:val="569CD6"/>
-          <w:bdr w:val="none" w:color="auto" w:sz="0" w:space="0"/>
           <w:shd w:val="clear" w:fill="222222"/>
         </w:rPr>
         <w:t>INT</w:t>
@@ -5914,7 +5698,6 @@
         <w:rPr>
           <w:rStyle w:val="9"/>
           <w:color w:val="E6E6E6"/>
-          <w:bdr w:val="none" w:color="auto" w:sz="0" w:space="0"/>
           <w:shd w:val="clear" w:fill="222222"/>
         </w:rPr>
         <w:t>,</w:t>
@@ -5932,15 +5715,13 @@
         <w:rPr>
           <w:rStyle w:val="9"/>
           <w:color w:val="E6E6E6"/>
-          <w:bdr w:val="none" w:color="auto" w:sz="0" w:space="0"/>
-          <w:shd w:val="clear" w:fill="222222"/>
-        </w:rPr>
-      </w:pPr>
-      <w:r>
-        <w:rPr>
-          <w:rStyle w:val="9"/>
-          <w:color w:val="E6E6E6"/>
-          <w:bdr w:val="none" w:color="auto" w:sz="0" w:space="0"/>
+          <w:shd w:val="clear" w:fill="222222"/>
+        </w:rPr>
+      </w:pPr>
+      <w:r>
+        <w:rPr>
+          <w:rStyle w:val="9"/>
+          <w:color w:val="E6E6E6"/>
           <w:shd w:val="clear" w:fill="222222"/>
         </w:rPr>
         <w:t xml:space="preserve">assignment_marks </w:t>
@@ -5949,7 +5730,6 @@
         <w:rPr>
           <w:rStyle w:val="9"/>
           <w:color w:val="569CD6"/>
-          <w:bdr w:val="none" w:color="auto" w:sz="0" w:space="0"/>
           <w:shd w:val="clear" w:fill="222222"/>
         </w:rPr>
         <w:t>DECIMAL</w:t>
@@ -5958,7 +5738,6 @@
         <w:rPr>
           <w:rStyle w:val="9"/>
           <w:color w:val="E6E6E6"/>
-          <w:bdr w:val="none" w:color="auto" w:sz="0" w:space="0"/>
           <w:shd w:val="clear" w:fill="222222"/>
         </w:rPr>
         <w:t>(</w:t>
@@ -5967,7 +5746,6 @@
         <w:rPr>
           <w:rStyle w:val="9"/>
           <w:color w:val="B5CEA8"/>
-          <w:bdr w:val="none" w:color="auto" w:sz="0" w:space="0"/>
           <w:shd w:val="clear" w:fill="222222"/>
         </w:rPr>
         <w:t>5</w:t>
@@ -5976,7 +5754,6 @@
         <w:rPr>
           <w:rStyle w:val="9"/>
           <w:color w:val="E6E6E6"/>
-          <w:bdr w:val="none" w:color="auto" w:sz="0" w:space="0"/>
           <w:shd w:val="clear" w:fill="222222"/>
         </w:rPr>
         <w:t>,</w:t>
@@ -5985,7 +5762,6 @@
         <w:rPr>
           <w:rStyle w:val="9"/>
           <w:color w:val="B5CEA8"/>
-          <w:bdr w:val="none" w:color="auto" w:sz="0" w:space="0"/>
           <w:shd w:val="clear" w:fill="222222"/>
         </w:rPr>
         <w:t>2</w:t>
@@ -5994,7 +5770,6 @@
         <w:rPr>
           <w:rStyle w:val="9"/>
           <w:color w:val="E6E6E6"/>
-          <w:bdr w:val="none" w:color="auto" w:sz="0" w:space="0"/>
           <w:shd w:val="clear" w:fill="222222"/>
         </w:rPr>
         <w:t>),</w:t>
@@ -6012,15 +5787,13 @@
         <w:rPr>
           <w:rStyle w:val="9"/>
           <w:color w:val="E6E6E6"/>
-          <w:bdr w:val="none" w:color="auto" w:sz="0" w:space="0"/>
-          <w:shd w:val="clear" w:fill="222222"/>
-        </w:rPr>
-      </w:pPr>
-      <w:r>
-        <w:rPr>
-          <w:rStyle w:val="9"/>
-          <w:color w:val="E6E6E6"/>
-          <w:bdr w:val="none" w:color="auto" w:sz="0" w:space="0"/>
+          <w:shd w:val="clear" w:fill="222222"/>
+        </w:rPr>
+      </w:pPr>
+      <w:r>
+        <w:rPr>
+          <w:rStyle w:val="9"/>
+          <w:color w:val="E6E6E6"/>
           <w:shd w:val="clear" w:fill="222222"/>
         </w:rPr>
         <w:t xml:space="preserve"> mid_marks </w:t>
@@ -6029,7 +5802,6 @@
         <w:rPr>
           <w:rStyle w:val="9"/>
           <w:color w:val="569CD6"/>
-          <w:bdr w:val="none" w:color="auto" w:sz="0" w:space="0"/>
           <w:shd w:val="clear" w:fill="222222"/>
         </w:rPr>
         <w:t>DECIMAL</w:t>
@@ -6038,7 +5810,6 @@
         <w:rPr>
           <w:rStyle w:val="9"/>
           <w:color w:val="E6E6E6"/>
-          <w:bdr w:val="none" w:color="auto" w:sz="0" w:space="0"/>
           <w:shd w:val="clear" w:fill="222222"/>
         </w:rPr>
         <w:t>(</w:t>
@@ -6047,7 +5818,6 @@
         <w:rPr>
           <w:rStyle w:val="9"/>
           <w:color w:val="B5CEA8"/>
-          <w:bdr w:val="none" w:color="auto" w:sz="0" w:space="0"/>
           <w:shd w:val="clear" w:fill="222222"/>
         </w:rPr>
         <w:t>5</w:t>
@@ -6056,7 +5826,6 @@
         <w:rPr>
           <w:rStyle w:val="9"/>
           <w:color w:val="E6E6E6"/>
-          <w:bdr w:val="none" w:color="auto" w:sz="0" w:space="0"/>
           <w:shd w:val="clear" w:fill="222222"/>
         </w:rPr>
         <w:t>,</w:t>
@@ -6065,7 +5834,6 @@
         <w:rPr>
           <w:rStyle w:val="9"/>
           <w:color w:val="B5CEA8"/>
-          <w:bdr w:val="none" w:color="auto" w:sz="0" w:space="0"/>
           <w:shd w:val="clear" w:fill="222222"/>
         </w:rPr>
         <w:t>2</w:t>
@@ -6074,7 +5842,6 @@
         <w:rPr>
           <w:rStyle w:val="9"/>
           <w:color w:val="E6E6E6"/>
-          <w:bdr w:val="none" w:color="auto" w:sz="0" w:space="0"/>
           <w:shd w:val="clear" w:fill="222222"/>
         </w:rPr>
         <w:t>),</w:t>
@@ -6092,15 +5859,13 @@
         <w:rPr>
           <w:rStyle w:val="9"/>
           <w:color w:val="E6E6E6"/>
-          <w:bdr w:val="none" w:color="auto" w:sz="0" w:space="0"/>
-          <w:shd w:val="clear" w:fill="222222"/>
-        </w:rPr>
-      </w:pPr>
-      <w:r>
-        <w:rPr>
-          <w:rStyle w:val="9"/>
-          <w:color w:val="E6E6E6"/>
-          <w:bdr w:val="none" w:color="auto" w:sz="0" w:space="0"/>
+          <w:shd w:val="clear" w:fill="222222"/>
+        </w:rPr>
+      </w:pPr>
+      <w:r>
+        <w:rPr>
+          <w:rStyle w:val="9"/>
+          <w:color w:val="E6E6E6"/>
           <w:shd w:val="clear" w:fill="222222"/>
         </w:rPr>
         <w:t xml:space="preserve">final_marks </w:t>
@@ -6109,7 +5874,6 @@
         <w:rPr>
           <w:rStyle w:val="9"/>
           <w:color w:val="569CD6"/>
-          <w:bdr w:val="none" w:color="auto" w:sz="0" w:space="0"/>
           <w:shd w:val="clear" w:fill="222222"/>
         </w:rPr>
         <w:t>DECIMAL</w:t>
@@ -6118,7 +5882,6 @@
         <w:rPr>
           <w:rStyle w:val="9"/>
           <w:color w:val="E6E6E6"/>
-          <w:bdr w:val="none" w:color="auto" w:sz="0" w:space="0"/>
           <w:shd w:val="clear" w:fill="222222"/>
         </w:rPr>
         <w:t>(</w:t>
@@ -6127,7 +5890,6 @@
         <w:rPr>
           <w:rStyle w:val="9"/>
           <w:color w:val="B5CEA8"/>
-          <w:bdr w:val="none" w:color="auto" w:sz="0" w:space="0"/>
           <w:shd w:val="clear" w:fill="222222"/>
         </w:rPr>
         <w:t>5</w:t>
@@ -6136,7 +5898,6 @@
         <w:rPr>
           <w:rStyle w:val="9"/>
           <w:color w:val="E6E6E6"/>
-          <w:bdr w:val="none" w:color="auto" w:sz="0" w:space="0"/>
           <w:shd w:val="clear" w:fill="222222"/>
         </w:rPr>
         <w:t>,</w:t>
@@ -6145,7 +5906,6 @@
         <w:rPr>
           <w:rStyle w:val="9"/>
           <w:color w:val="B5CEA8"/>
-          <w:bdr w:val="none" w:color="auto" w:sz="0" w:space="0"/>
           <w:shd w:val="clear" w:fill="222222"/>
         </w:rPr>
         <w:t>2</w:t>
@@ -6154,7 +5914,6 @@
         <w:rPr>
           <w:rStyle w:val="9"/>
           <w:color w:val="E6E6E6"/>
-          <w:bdr w:val="none" w:color="auto" w:sz="0" w:space="0"/>
           <w:shd w:val="clear" w:fill="222222"/>
         </w:rPr>
         <w:t>),</w:t>
@@ -6172,15 +5931,13 @@
         <w:rPr>
           <w:rStyle w:val="9"/>
           <w:color w:val="E6E6E6"/>
-          <w:bdr w:val="none" w:color="auto" w:sz="0" w:space="0"/>
-          <w:shd w:val="clear" w:fill="222222"/>
-        </w:rPr>
-      </w:pPr>
-      <w:r>
-        <w:rPr>
-          <w:rStyle w:val="9"/>
-          <w:color w:val="E6E6E6"/>
-          <w:bdr w:val="none" w:color="auto" w:sz="0" w:space="0"/>
+          <w:shd w:val="clear" w:fill="222222"/>
+        </w:rPr>
+      </w:pPr>
+      <w:r>
+        <w:rPr>
+          <w:rStyle w:val="9"/>
+          <w:color w:val="E6E6E6"/>
           <w:shd w:val="clear" w:fill="222222"/>
         </w:rPr>
         <w:t xml:space="preserve">quiz_marks </w:t>
@@ -6189,7 +5946,6 @@
         <w:rPr>
           <w:rStyle w:val="9"/>
           <w:color w:val="569CD6"/>
-          <w:bdr w:val="none" w:color="auto" w:sz="0" w:space="0"/>
           <w:shd w:val="clear" w:fill="222222"/>
         </w:rPr>
         <w:t>DECIMAL</w:t>
@@ -6198,7 +5954,6 @@
         <w:rPr>
           <w:rStyle w:val="9"/>
           <w:color w:val="E6E6E6"/>
-          <w:bdr w:val="none" w:color="auto" w:sz="0" w:space="0"/>
           <w:shd w:val="clear" w:fill="222222"/>
         </w:rPr>
         <w:t>(</w:t>
@@ -6207,7 +5962,6 @@
         <w:rPr>
           <w:rStyle w:val="9"/>
           <w:color w:val="B5CEA8"/>
-          <w:bdr w:val="none" w:color="auto" w:sz="0" w:space="0"/>
           <w:shd w:val="clear" w:fill="222222"/>
         </w:rPr>
         <w:t>5</w:t>
@@ -6216,7 +5970,6 @@
         <w:rPr>
           <w:rStyle w:val="9"/>
           <w:color w:val="E6E6E6"/>
-          <w:bdr w:val="none" w:color="auto" w:sz="0" w:space="0"/>
           <w:shd w:val="clear" w:fill="222222"/>
         </w:rPr>
         <w:t>,</w:t>
@@ -6225,7 +5978,6 @@
         <w:rPr>
           <w:rStyle w:val="9"/>
           <w:color w:val="B5CEA8"/>
-          <w:bdr w:val="none" w:color="auto" w:sz="0" w:space="0"/>
           <w:shd w:val="clear" w:fill="222222"/>
         </w:rPr>
         <w:t>2</w:t>
@@ -6234,7 +5986,6 @@
         <w:rPr>
           <w:rStyle w:val="9"/>
           <w:color w:val="E6E6E6"/>
-          <w:bdr w:val="none" w:color="auto" w:sz="0" w:space="0"/>
           <w:shd w:val="clear" w:fill="222222"/>
         </w:rPr>
         <w:t>),</w:t>
@@ -6252,15 +6003,13 @@
         <w:rPr>
           <w:rStyle w:val="9"/>
           <w:color w:val="E6E6E6"/>
-          <w:bdr w:val="none" w:color="auto" w:sz="0" w:space="0"/>
-          <w:shd w:val="clear" w:fill="222222"/>
-        </w:rPr>
-      </w:pPr>
-      <w:r>
-        <w:rPr>
-          <w:rStyle w:val="9"/>
-          <w:color w:val="E6E6E6"/>
-          <w:bdr w:val="none" w:color="auto" w:sz="0" w:space="0"/>
+          <w:shd w:val="clear" w:fill="222222"/>
+        </w:rPr>
+      </w:pPr>
+      <w:r>
+        <w:rPr>
+          <w:rStyle w:val="9"/>
+          <w:color w:val="E6E6E6"/>
           <w:shd w:val="clear" w:fill="222222"/>
         </w:rPr>
         <w:t xml:space="preserve">total_marks </w:t>
@@ -6269,7 +6018,6 @@
         <w:rPr>
           <w:rStyle w:val="9"/>
           <w:color w:val="569CD6"/>
-          <w:bdr w:val="none" w:color="auto" w:sz="0" w:space="0"/>
           <w:shd w:val="clear" w:fill="222222"/>
         </w:rPr>
         <w:t>DECIMAL</w:t>
@@ -6278,7 +6026,6 @@
         <w:rPr>
           <w:rStyle w:val="9"/>
           <w:color w:val="E6E6E6"/>
-          <w:bdr w:val="none" w:color="auto" w:sz="0" w:space="0"/>
           <w:shd w:val="clear" w:fill="222222"/>
         </w:rPr>
         <w:t>(</w:t>
@@ -6287,7 +6034,6 @@
         <w:rPr>
           <w:rStyle w:val="9"/>
           <w:color w:val="B5CEA8"/>
-          <w:bdr w:val="none" w:color="auto" w:sz="0" w:space="0"/>
           <w:shd w:val="clear" w:fill="222222"/>
         </w:rPr>
         <w:t>5</w:t>
@@ -6296,7 +6042,6 @@
         <w:rPr>
           <w:rStyle w:val="9"/>
           <w:color w:val="E6E6E6"/>
-          <w:bdr w:val="none" w:color="auto" w:sz="0" w:space="0"/>
           <w:shd w:val="clear" w:fill="222222"/>
         </w:rPr>
         <w:t>,</w:t>
@@ -6305,7 +6050,6 @@
         <w:rPr>
           <w:rStyle w:val="9"/>
           <w:color w:val="B5CEA8"/>
-          <w:bdr w:val="none" w:color="auto" w:sz="0" w:space="0"/>
           <w:shd w:val="clear" w:fill="222222"/>
         </w:rPr>
         <w:t>2</w:t>
@@ -6314,7 +6058,6 @@
         <w:rPr>
           <w:rStyle w:val="9"/>
           <w:color w:val="E6E6E6"/>
-          <w:bdr w:val="none" w:color="auto" w:sz="0" w:space="0"/>
           <w:shd w:val="clear" w:fill="222222"/>
         </w:rPr>
         <w:t xml:space="preserve">) </w:t>
@@ -6323,7 +6066,6 @@
         <w:rPr>
           <w:rStyle w:val="9"/>
           <w:color w:val="569CD6"/>
-          <w:bdr w:val="none" w:color="auto" w:sz="0" w:space="0"/>
           <w:shd w:val="clear" w:fill="222222"/>
         </w:rPr>
         <w:t>AS</w:t>
@@ -6332,7 +6074,6 @@
         <w:rPr>
           <w:rStyle w:val="9"/>
           <w:color w:val="E6E6E6"/>
-          <w:bdr w:val="none" w:color="auto" w:sz="0" w:space="0"/>
           <w:shd w:val="clear" w:fill="222222"/>
         </w:rPr>
         <w:t xml:space="preserve"> (assignment_marks </w:t>
@@ -6341,7 +6082,6 @@
         <w:rPr>
           <w:rStyle w:val="9"/>
           <w:color w:val="D4D4D4"/>
-          <w:bdr w:val="none" w:color="auto" w:sz="0" w:space="0"/>
           <w:shd w:val="clear" w:fill="222222"/>
         </w:rPr>
         <w:t>+</w:t>
@@ -6350,7 +6090,6 @@
         <w:rPr>
           <w:rStyle w:val="9"/>
           <w:color w:val="E6E6E6"/>
-          <w:bdr w:val="none" w:color="auto" w:sz="0" w:space="0"/>
           <w:shd w:val="clear" w:fill="222222"/>
         </w:rPr>
         <w:t xml:space="preserve"> mid_marks </w:t>
@@ -6359,7 +6098,6 @@
         <w:rPr>
           <w:rStyle w:val="9"/>
           <w:color w:val="D4D4D4"/>
-          <w:bdr w:val="none" w:color="auto" w:sz="0" w:space="0"/>
           <w:shd w:val="clear" w:fill="222222"/>
         </w:rPr>
         <w:t>+</w:t>
@@ -6368,7 +6106,6 @@
         <w:rPr>
           <w:rStyle w:val="9"/>
           <w:color w:val="E6E6E6"/>
-          <w:bdr w:val="none" w:color="auto" w:sz="0" w:space="0"/>
           <w:shd w:val="clear" w:fill="222222"/>
         </w:rPr>
         <w:t xml:space="preserve"> final_marks </w:t>
@@ -6377,7 +6114,6 @@
         <w:rPr>
           <w:rStyle w:val="9"/>
           <w:color w:val="D4D4D4"/>
-          <w:bdr w:val="none" w:color="auto" w:sz="0" w:space="0"/>
           <w:shd w:val="clear" w:fill="222222"/>
         </w:rPr>
         <w:t>+</w:t>
@@ -6386,7 +6122,6 @@
         <w:rPr>
           <w:rStyle w:val="9"/>
           <w:color w:val="E6E6E6"/>
-          <w:bdr w:val="none" w:color="auto" w:sz="0" w:space="0"/>
           <w:shd w:val="clear" w:fill="222222"/>
         </w:rPr>
         <w:t xml:space="preserve"> quiz_marks) STORED,</w:t>
@@ -6404,15 +6139,13 @@
         <w:rPr>
           <w:rStyle w:val="9"/>
           <w:color w:val="E6E6E6"/>
-          <w:bdr w:val="none" w:color="auto" w:sz="0" w:space="0"/>
-          <w:shd w:val="clear" w:fill="222222"/>
-        </w:rPr>
-      </w:pPr>
-      <w:r>
-        <w:rPr>
-          <w:rStyle w:val="9"/>
-          <w:color w:val="569CD6"/>
-          <w:bdr w:val="none" w:color="auto" w:sz="0" w:space="0"/>
+          <w:shd w:val="clear" w:fill="222222"/>
+        </w:rPr>
+      </w:pPr>
+      <w:r>
+        <w:rPr>
+          <w:rStyle w:val="9"/>
+          <w:color w:val="569CD6"/>
           <w:shd w:val="clear" w:fill="222222"/>
         </w:rPr>
         <w:t>FOREIGN KEY</w:t>
@@ -6421,7 +6154,6 @@
         <w:rPr>
           <w:rStyle w:val="9"/>
           <w:color w:val="E6E6E6"/>
-          <w:bdr w:val="none" w:color="auto" w:sz="0" w:space="0"/>
           <w:shd w:val="clear" w:fill="222222"/>
         </w:rPr>
         <w:t xml:space="preserve"> (student_id, course_id) </w:t>
@@ -6430,7 +6162,6 @@
         <w:rPr>
           <w:rStyle w:val="9"/>
           <w:color w:val="569CD6"/>
-          <w:bdr w:val="none" w:color="auto" w:sz="0" w:space="0"/>
           <w:shd w:val="clear" w:fill="222222"/>
         </w:rPr>
         <w:t>REFERENCES</w:t>
@@ -6439,7 +6170,6 @@
         <w:rPr>
           <w:rStyle w:val="9"/>
           <w:color w:val="E6E6E6"/>
-          <w:bdr w:val="none" w:color="auto" w:sz="0" w:space="0"/>
           <w:shd w:val="clear" w:fill="222222"/>
         </w:rPr>
         <w:t xml:space="preserve"> Enrollment(student_id, course_id));</w:t>
@@ -6457,7 +6187,6 @@
         <w:rPr>
           <w:rStyle w:val="9"/>
           <w:color w:val="E6E6E6"/>
-          <w:bdr w:val="none" w:color="auto" w:sz="0" w:space="0"/>
           <w:shd w:val="clear" w:fill="222222"/>
         </w:rPr>
       </w:pPr>
@@ -6474,7 +6203,6 @@
         <w:rPr>
           <w:rStyle w:val="9"/>
           <w:color w:val="E6E6E6"/>
-          <w:bdr w:val="none" w:color="auto" w:sz="0" w:space="0"/>
           <w:shd w:val="clear" w:fill="222222"/>
         </w:rPr>
       </w:pPr>
@@ -6491,15 +6219,13 @@
         <w:rPr>
           <w:rStyle w:val="9"/>
           <w:color w:val="E6E6E6"/>
-          <w:bdr w:val="none" w:color="auto" w:sz="0" w:space="0"/>
-          <w:shd w:val="clear" w:fill="222222"/>
-        </w:rPr>
-      </w:pPr>
-      <w:r>
-        <w:rPr>
-          <w:rStyle w:val="9"/>
-          <w:color w:val="569CD6"/>
-          <w:bdr w:val="none" w:color="auto" w:sz="0" w:space="0"/>
+          <w:shd w:val="clear" w:fill="222222"/>
+        </w:rPr>
+      </w:pPr>
+      <w:r>
+        <w:rPr>
+          <w:rStyle w:val="9"/>
+          <w:color w:val="569CD6"/>
           <w:shd w:val="clear" w:fill="222222"/>
         </w:rPr>
         <w:t>CREATE TABLE</w:t>
@@ -6508,7 +6234,6 @@
         <w:rPr>
           <w:rStyle w:val="9"/>
           <w:color w:val="DCDCAA"/>
-          <w:bdr w:val="none" w:color="auto" w:sz="0" w:space="0"/>
           <w:shd w:val="clear" w:fill="222222"/>
         </w:rPr>
         <w:t xml:space="preserve"> Attendance</w:t>
@@ -6517,7 +6242,6 @@
         <w:rPr>
           <w:rStyle w:val="9"/>
           <w:color w:val="E6E6E6"/>
-          <w:bdr w:val="none" w:color="auto" w:sz="0" w:space="0"/>
           <w:shd w:val="clear" w:fill="222222"/>
         </w:rPr>
         <w:t xml:space="preserve"> </w:t>
@@ -6535,15 +6259,13 @@
         <w:rPr>
           <w:rStyle w:val="9"/>
           <w:color w:val="E6E6E6"/>
-          <w:bdr w:val="none" w:color="auto" w:sz="0" w:space="0"/>
-          <w:shd w:val="clear" w:fill="222222"/>
-        </w:rPr>
-      </w:pPr>
-      <w:r>
-        <w:rPr>
-          <w:rStyle w:val="9"/>
-          <w:color w:val="E6E6E6"/>
-          <w:bdr w:val="none" w:color="auto" w:sz="0" w:space="0"/>
+          <w:shd w:val="clear" w:fill="222222"/>
+        </w:rPr>
+      </w:pPr>
+      <w:r>
+        <w:rPr>
+          <w:rStyle w:val="9"/>
+          <w:color w:val="E6E6E6"/>
           <w:shd w:val="clear" w:fill="222222"/>
         </w:rPr>
         <w:t xml:space="preserve">(attendance_id </w:t>
@@ -6552,7 +6274,6 @@
         <w:rPr>
           <w:rStyle w:val="9"/>
           <w:color w:val="569CD6"/>
-          <w:bdr w:val="none" w:color="auto" w:sz="0" w:space="0"/>
           <w:shd w:val="clear" w:fill="222222"/>
         </w:rPr>
         <w:t>INT PRIMARY KEY</w:t>
@@ -6561,7 +6282,6 @@
         <w:rPr>
           <w:rStyle w:val="9"/>
           <w:color w:val="E6E6E6"/>
-          <w:bdr w:val="none" w:color="auto" w:sz="0" w:space="0"/>
           <w:shd w:val="clear" w:fill="222222"/>
         </w:rPr>
         <w:t xml:space="preserve"> AUTO_INCREMENT,</w:t>
@@ -6579,15 +6299,13 @@
         <w:rPr>
           <w:rStyle w:val="9"/>
           <w:color w:val="E6E6E6"/>
-          <w:bdr w:val="none" w:color="auto" w:sz="0" w:space="0"/>
-          <w:shd w:val="clear" w:fill="222222"/>
-        </w:rPr>
-      </w:pPr>
-      <w:r>
-        <w:rPr>
-          <w:rStyle w:val="9"/>
-          <w:color w:val="E6E6E6"/>
-          <w:bdr w:val="none" w:color="auto" w:sz="0" w:space="0"/>
+          <w:shd w:val="clear" w:fill="222222"/>
+        </w:rPr>
+      </w:pPr>
+      <w:r>
+        <w:rPr>
+          <w:rStyle w:val="9"/>
+          <w:color w:val="E6E6E6"/>
           <w:shd w:val="clear" w:fill="222222"/>
         </w:rPr>
         <w:t xml:space="preserve">student_id </w:t>
@@ -6596,7 +6314,6 @@
         <w:rPr>
           <w:rStyle w:val="9"/>
           <w:color w:val="569CD6"/>
-          <w:bdr w:val="none" w:color="auto" w:sz="0" w:space="0"/>
           <w:shd w:val="clear" w:fill="222222"/>
         </w:rPr>
         <w:t>INT</w:t>
@@ -6605,7 +6322,6 @@
         <w:rPr>
           <w:rStyle w:val="9"/>
           <w:color w:val="E6E6E6"/>
-          <w:bdr w:val="none" w:color="auto" w:sz="0" w:space="0"/>
           <w:shd w:val="clear" w:fill="222222"/>
         </w:rPr>
         <w:t>,</w:t>
@@ -6623,15 +6339,13 @@
         <w:rPr>
           <w:rStyle w:val="9"/>
           <w:color w:val="E6E6E6"/>
-          <w:bdr w:val="none" w:color="auto" w:sz="0" w:space="0"/>
-          <w:shd w:val="clear" w:fill="222222"/>
-        </w:rPr>
-      </w:pPr>
-      <w:r>
-        <w:rPr>
-          <w:rStyle w:val="9"/>
-          <w:color w:val="E6E6E6"/>
-          <w:bdr w:val="none" w:color="auto" w:sz="0" w:space="0"/>
+          <w:shd w:val="clear" w:fill="222222"/>
+        </w:rPr>
+      </w:pPr>
+      <w:r>
+        <w:rPr>
+          <w:rStyle w:val="9"/>
+          <w:color w:val="E6E6E6"/>
           <w:shd w:val="clear" w:fill="222222"/>
         </w:rPr>
         <w:t xml:space="preserve">course_id </w:t>
@@ -6640,7 +6354,6 @@
         <w:rPr>
           <w:rStyle w:val="9"/>
           <w:color w:val="569CD6"/>
-          <w:bdr w:val="none" w:color="auto" w:sz="0" w:space="0"/>
           <w:shd w:val="clear" w:fill="222222"/>
         </w:rPr>
         <w:t>INT</w:t>
@@ -6649,7 +6362,6 @@
         <w:rPr>
           <w:rStyle w:val="9"/>
           <w:color w:val="E6E6E6"/>
-          <w:bdr w:val="none" w:color="auto" w:sz="0" w:space="0"/>
           <w:shd w:val="clear" w:fill="222222"/>
         </w:rPr>
         <w:t>,</w:t>
@@ -6667,15 +6379,13 @@
         <w:rPr>
           <w:rStyle w:val="9"/>
           <w:color w:val="E6E6E6"/>
-          <w:bdr w:val="none" w:color="auto" w:sz="0" w:space="0"/>
-          <w:shd w:val="clear" w:fill="222222"/>
-        </w:rPr>
-      </w:pPr>
-      <w:r>
-        <w:rPr>
-          <w:rStyle w:val="9"/>
-          <w:color w:val="E6E6E6"/>
-          <w:bdr w:val="none" w:color="auto" w:sz="0" w:space="0"/>
+          <w:shd w:val="clear" w:fill="222222"/>
+        </w:rPr>
+      </w:pPr>
+      <w:r>
+        <w:rPr>
+          <w:rStyle w:val="9"/>
+          <w:color w:val="E6E6E6"/>
           <w:shd w:val="clear" w:fill="222222"/>
         </w:rPr>
         <w:t xml:space="preserve">session_type </w:t>
@@ -6684,7 +6394,6 @@
         <w:rPr>
           <w:rStyle w:val="9"/>
           <w:color w:val="569CD6"/>
-          <w:bdr w:val="none" w:color="auto" w:sz="0" w:space="0"/>
           <w:shd w:val="clear" w:fill="222222"/>
         </w:rPr>
         <w:t>VARCHAR</w:t>
@@ -6693,7 +6402,6 @@
         <w:rPr>
           <w:rStyle w:val="9"/>
           <w:color w:val="E6E6E6"/>
-          <w:bdr w:val="none" w:color="auto" w:sz="0" w:space="0"/>
           <w:shd w:val="clear" w:fill="222222"/>
         </w:rPr>
         <w:t>(</w:t>
@@ -6702,7 +6410,6 @@
         <w:rPr>
           <w:rStyle w:val="9"/>
           <w:color w:val="B5CEA8"/>
-          <w:bdr w:val="none" w:color="auto" w:sz="0" w:space="0"/>
           <w:shd w:val="clear" w:fill="222222"/>
         </w:rPr>
         <w:t>20</w:t>
@@ -6711,7 +6418,6 @@
         <w:rPr>
           <w:rStyle w:val="9"/>
           <w:color w:val="E6E6E6"/>
-          <w:bdr w:val="none" w:color="auto" w:sz="0" w:space="0"/>
           <w:shd w:val="clear" w:fill="222222"/>
         </w:rPr>
         <w:t>),</w:t>
@@ -6729,15 +6435,13 @@
         <w:rPr>
           <w:rStyle w:val="9"/>
           <w:color w:val="E6E6E6"/>
-          <w:bdr w:val="none" w:color="auto" w:sz="0" w:space="0"/>
-          <w:shd w:val="clear" w:fill="222222"/>
-        </w:rPr>
-      </w:pPr>
-      <w:r>
-        <w:rPr>
-          <w:rStyle w:val="9"/>
-          <w:color w:val="569CD6"/>
-          <w:bdr w:val="none" w:color="auto" w:sz="0" w:space="0"/>
+          <w:shd w:val="clear" w:fill="222222"/>
+        </w:rPr>
+      </w:pPr>
+      <w:r>
+        <w:rPr>
+          <w:rStyle w:val="9"/>
+          <w:color w:val="569CD6"/>
           <w:shd w:val="clear" w:fill="222222"/>
         </w:rPr>
         <w:t>date DATE</w:t>
@@ -6746,7 +6450,6 @@
         <w:rPr>
           <w:rStyle w:val="9"/>
           <w:color w:val="E6E6E6"/>
-          <w:bdr w:val="none" w:color="auto" w:sz="0" w:space="0"/>
           <w:shd w:val="clear" w:fill="222222"/>
         </w:rPr>
         <w:t>,</w:t>
@@ -6764,15 +6467,13 @@
         <w:rPr>
           <w:rStyle w:val="9"/>
           <w:color w:val="E6E6E6"/>
-          <w:bdr w:val="none" w:color="auto" w:sz="0" w:space="0"/>
-          <w:shd w:val="clear" w:fill="222222"/>
-        </w:rPr>
-      </w:pPr>
-      <w:r>
-        <w:rPr>
-          <w:rStyle w:val="9"/>
-          <w:color w:val="E6E6E6"/>
-          <w:bdr w:val="none" w:color="auto" w:sz="0" w:space="0"/>
+          <w:shd w:val="clear" w:fill="222222"/>
+        </w:rPr>
+      </w:pPr>
+      <w:r>
+        <w:rPr>
+          <w:rStyle w:val="9"/>
+          <w:color w:val="E6E6E6"/>
           <w:shd w:val="clear" w:fill="222222"/>
         </w:rPr>
         <w:t xml:space="preserve">technical_officer_id </w:t>
@@ -6781,7 +6482,6 @@
         <w:rPr>
           <w:rStyle w:val="9"/>
           <w:color w:val="569CD6"/>
-          <w:bdr w:val="none" w:color="auto" w:sz="0" w:space="0"/>
           <w:shd w:val="clear" w:fill="222222"/>
         </w:rPr>
         <w:t>INT</w:t>
@@ -6790,7 +6490,6 @@
         <w:rPr>
           <w:rStyle w:val="9"/>
           <w:color w:val="E6E6E6"/>
-          <w:bdr w:val="none" w:color="auto" w:sz="0" w:space="0"/>
           <w:shd w:val="clear" w:fill="222222"/>
         </w:rPr>
         <w:t>,</w:t>
@@ -6808,15 +6507,13 @@
         <w:rPr>
           <w:rStyle w:val="9"/>
           <w:color w:val="E6E6E6"/>
-          <w:bdr w:val="none" w:color="auto" w:sz="0" w:space="0"/>
-          <w:shd w:val="clear" w:fill="222222"/>
-        </w:rPr>
-      </w:pPr>
-      <w:r>
-        <w:rPr>
-          <w:rStyle w:val="9"/>
-          <w:color w:val="E6E6E6"/>
-          <w:bdr w:val="none" w:color="auto" w:sz="0" w:space="0"/>
+          <w:shd w:val="clear" w:fill="222222"/>
+        </w:rPr>
+      </w:pPr>
+      <w:r>
+        <w:rPr>
+          <w:rStyle w:val="9"/>
+          <w:color w:val="E6E6E6"/>
           <w:shd w:val="clear" w:fill="222222"/>
         </w:rPr>
         <w:t xml:space="preserve">attendance_percentage </w:t>
@@ -6825,7 +6522,6 @@
         <w:rPr>
           <w:rStyle w:val="9"/>
           <w:color w:val="569CD6"/>
-          <w:bdr w:val="none" w:color="auto" w:sz="0" w:space="0"/>
           <w:shd w:val="clear" w:fill="222222"/>
         </w:rPr>
         <w:t>DECIMAL</w:t>
@@ -6834,7 +6530,6 @@
         <w:rPr>
           <w:rStyle w:val="9"/>
           <w:color w:val="E6E6E6"/>
-          <w:bdr w:val="none" w:color="auto" w:sz="0" w:space="0"/>
           <w:shd w:val="clear" w:fill="222222"/>
         </w:rPr>
         <w:t>(</w:t>
@@ -6843,7 +6538,6 @@
         <w:rPr>
           <w:rStyle w:val="9"/>
           <w:color w:val="B5CEA8"/>
-          <w:bdr w:val="none" w:color="auto" w:sz="0" w:space="0"/>
           <w:shd w:val="clear" w:fill="222222"/>
         </w:rPr>
         <w:t>5</w:t>
@@ -6852,7 +6546,6 @@
         <w:rPr>
           <w:rStyle w:val="9"/>
           <w:color w:val="E6E6E6"/>
-          <w:bdr w:val="none" w:color="auto" w:sz="0" w:space="0"/>
           <w:shd w:val="clear" w:fill="222222"/>
         </w:rPr>
         <w:t>,</w:t>
@@ -6861,7 +6554,6 @@
         <w:rPr>
           <w:rStyle w:val="9"/>
           <w:color w:val="B5CEA8"/>
-          <w:bdr w:val="none" w:color="auto" w:sz="0" w:space="0"/>
           <w:shd w:val="clear" w:fill="222222"/>
         </w:rPr>
         <w:t>2</w:t>
@@ -6870,7 +6562,6 @@
         <w:rPr>
           <w:rStyle w:val="9"/>
           <w:color w:val="E6E6E6"/>
-          <w:bdr w:val="none" w:color="auto" w:sz="0" w:space="0"/>
           <w:shd w:val="clear" w:fill="222222"/>
         </w:rPr>
         <w:t>),</w:t>
@@ -6888,15 +6579,13 @@
         <w:rPr>
           <w:rStyle w:val="9"/>
           <w:color w:val="E6E6E6"/>
-          <w:bdr w:val="none" w:color="auto" w:sz="0" w:space="0"/>
-          <w:shd w:val="clear" w:fill="222222"/>
-        </w:rPr>
-      </w:pPr>
-      <w:r>
-        <w:rPr>
-          <w:rStyle w:val="9"/>
-          <w:color w:val="569CD6"/>
-          <w:bdr w:val="none" w:color="auto" w:sz="0" w:space="0"/>
+          <w:shd w:val="clear" w:fill="222222"/>
+        </w:rPr>
+      </w:pPr>
+      <w:r>
+        <w:rPr>
+          <w:rStyle w:val="9"/>
+          <w:color w:val="569CD6"/>
           <w:shd w:val="clear" w:fill="222222"/>
         </w:rPr>
         <w:t>FOREIGN KEY</w:t>
@@ -6905,7 +6594,6 @@
         <w:rPr>
           <w:rStyle w:val="9"/>
           <w:color w:val="E6E6E6"/>
-          <w:bdr w:val="none" w:color="auto" w:sz="0" w:space="0"/>
           <w:shd w:val="clear" w:fill="222222"/>
         </w:rPr>
         <w:t xml:space="preserve"> (student_id, course_id) </w:t>
@@ -6914,7 +6602,6 @@
         <w:rPr>
           <w:rStyle w:val="9"/>
           <w:color w:val="569CD6"/>
-          <w:bdr w:val="none" w:color="auto" w:sz="0" w:space="0"/>
           <w:shd w:val="clear" w:fill="222222"/>
         </w:rPr>
         <w:t>REFERENCES</w:t>
@@ -6923,7 +6610,6 @@
         <w:rPr>
           <w:rStyle w:val="9"/>
           <w:color w:val="E6E6E6"/>
-          <w:bdr w:val="none" w:color="auto" w:sz="0" w:space="0"/>
           <w:shd w:val="clear" w:fill="222222"/>
         </w:rPr>
         <w:t xml:space="preserve"> Enrollment(student_id, course_id),</w:t>
@@ -6942,7 +6628,6 @@
           <w:rStyle w:val="9"/>
           <w:rFonts w:hint="default"/>
           <w:color w:val="E6E6E6"/>
-          <w:bdr w:val="none" w:color="auto" w:sz="0" w:space="0"/>
           <w:shd w:val="clear" w:fill="222222"/>
           <w:lang w:val="en-US"/>
         </w:rPr>
@@ -6951,7 +6636,6 @@
         <w:rPr>
           <w:rStyle w:val="9"/>
           <w:color w:val="569CD6"/>
-          <w:bdr w:val="none" w:color="auto" w:sz="0" w:space="0"/>
           <w:shd w:val="clear" w:fill="222222"/>
         </w:rPr>
         <w:t>FOREIGN KEY</w:t>
@@ -6960,7 +6644,6 @@
         <w:rPr>
           <w:rStyle w:val="9"/>
           <w:color w:val="E6E6E6"/>
-          <w:bdr w:val="none" w:color="auto" w:sz="0" w:space="0"/>
           <w:shd w:val="clear" w:fill="222222"/>
         </w:rPr>
         <w:t xml:space="preserve"> (technical_officer_id) </w:t>
@@ -6969,7 +6652,6 @@
         <w:rPr>
           <w:rStyle w:val="9"/>
           <w:color w:val="569CD6"/>
-          <w:bdr w:val="none" w:color="auto" w:sz="0" w:space="0"/>
           <w:shd w:val="clear" w:fill="222222"/>
         </w:rPr>
         <w:t>REFERENCES</w:t>
@@ -6978,7 +6660,6 @@
         <w:rPr>
           <w:rStyle w:val="9"/>
           <w:color w:val="E6E6E6"/>
-          <w:bdr w:val="none" w:color="auto" w:sz="0" w:space="0"/>
           <w:shd w:val="clear" w:fill="222222"/>
         </w:rPr>
         <w:t xml:space="preserve"> Technical_Officer(technical_officer_id))</w:t>
@@ -6988,7 +6669,6 @@
           <w:rStyle w:val="9"/>
           <w:rFonts w:hint="default"/>
           <w:color w:val="E6E6E6"/>
-          <w:bdr w:val="none" w:color="auto" w:sz="0" w:space="0"/>
           <w:shd w:val="clear" w:fill="222222"/>
           <w:lang w:val="en-US"/>
         </w:rPr>
@@ -7008,7 +6688,6 @@
           <w:rStyle w:val="9"/>
           <w:rFonts w:hint="default"/>
           <w:color w:val="E6E6E6"/>
-          <w:bdr w:val="none" w:color="auto" w:sz="0" w:space="0"/>
           <w:shd w:val="clear" w:fill="222222"/>
           <w:lang w:val="en-US"/>
         </w:rPr>
@@ -7027,7 +6706,6 @@
           <w:rStyle w:val="9"/>
           <w:rFonts w:hint="default"/>
           <w:color w:val="E6E6E6"/>
-          <w:bdr w:val="none" w:color="auto" w:sz="0" w:space="0"/>
           <w:shd w:val="clear" w:fill="222222"/>
           <w:lang w:val="en-US"/>
         </w:rPr>
@@ -7045,15 +6723,13 @@
         <w:rPr>
           <w:rStyle w:val="9"/>
           <w:color w:val="E6E6E6"/>
-          <w:bdr w:val="none" w:color="auto" w:sz="0" w:space="0"/>
-          <w:shd w:val="clear" w:fill="222222"/>
-        </w:rPr>
-      </w:pPr>
-      <w:r>
-        <w:rPr>
-          <w:rStyle w:val="9"/>
-          <w:color w:val="569CD6"/>
-          <w:bdr w:val="none" w:color="auto" w:sz="0" w:space="0"/>
+          <w:shd w:val="clear" w:fill="222222"/>
+        </w:rPr>
+      </w:pPr>
+      <w:r>
+        <w:rPr>
+          <w:rStyle w:val="9"/>
+          <w:color w:val="569CD6"/>
           <w:shd w:val="clear" w:fill="222222"/>
         </w:rPr>
         <w:t>CREATE TABLE</w:t>
@@ -7062,7 +6738,6 @@
         <w:rPr>
           <w:rStyle w:val="9"/>
           <w:color w:val="DCDCAA"/>
-          <w:bdr w:val="none" w:color="auto" w:sz="0" w:space="0"/>
           <w:shd w:val="clear" w:fill="222222"/>
         </w:rPr>
         <w:t xml:space="preserve"> Eligibility</w:t>
@@ -7071,7 +6746,6 @@
         <w:rPr>
           <w:rStyle w:val="9"/>
           <w:color w:val="E6E6E6"/>
-          <w:bdr w:val="none" w:color="auto" w:sz="0" w:space="0"/>
           <w:shd w:val="clear" w:fill="222222"/>
         </w:rPr>
         <w:t xml:space="preserve"> </w:t>
@@ -7089,15 +6763,13 @@
         <w:rPr>
           <w:rStyle w:val="9"/>
           <w:color w:val="E6E6E6"/>
-          <w:bdr w:val="none" w:color="auto" w:sz="0" w:space="0"/>
-          <w:shd w:val="clear" w:fill="222222"/>
-        </w:rPr>
-      </w:pPr>
-      <w:r>
-        <w:rPr>
-          <w:rStyle w:val="9"/>
-          <w:color w:val="E6E6E6"/>
-          <w:bdr w:val="none" w:color="auto" w:sz="0" w:space="0"/>
+          <w:shd w:val="clear" w:fill="222222"/>
+        </w:rPr>
+      </w:pPr>
+      <w:r>
+        <w:rPr>
+          <w:rStyle w:val="9"/>
+          <w:color w:val="E6E6E6"/>
           <w:shd w:val="clear" w:fill="222222"/>
         </w:rPr>
         <w:t xml:space="preserve">(eligibility_id </w:t>
@@ -7106,7 +6778,6 @@
         <w:rPr>
           <w:rStyle w:val="9"/>
           <w:color w:val="569CD6"/>
-          <w:bdr w:val="none" w:color="auto" w:sz="0" w:space="0"/>
           <w:shd w:val="clear" w:fill="222222"/>
         </w:rPr>
         <w:t>INT PRIMARY KEY</w:t>
@@ -7115,7 +6786,6 @@
         <w:rPr>
           <w:rStyle w:val="9"/>
           <w:color w:val="E6E6E6"/>
-          <w:bdr w:val="none" w:color="auto" w:sz="0" w:space="0"/>
           <w:shd w:val="clear" w:fill="222222"/>
         </w:rPr>
         <w:t xml:space="preserve"> AUTO_INCREMENT,</w:t>
@@ -7133,15 +6803,13 @@
         <w:rPr>
           <w:rStyle w:val="9"/>
           <w:color w:val="E6E6E6"/>
-          <w:bdr w:val="none" w:color="auto" w:sz="0" w:space="0"/>
-          <w:shd w:val="clear" w:fill="222222"/>
-        </w:rPr>
-      </w:pPr>
-      <w:r>
-        <w:rPr>
-          <w:rStyle w:val="9"/>
-          <w:color w:val="E6E6E6"/>
-          <w:bdr w:val="none" w:color="auto" w:sz="0" w:space="0"/>
+          <w:shd w:val="clear" w:fill="222222"/>
+        </w:rPr>
+      </w:pPr>
+      <w:r>
+        <w:rPr>
+          <w:rStyle w:val="9"/>
+          <w:color w:val="E6E6E6"/>
           <w:shd w:val="clear" w:fill="222222"/>
         </w:rPr>
         <w:t xml:space="preserve">student_id </w:t>
@@ -7150,7 +6818,6 @@
         <w:rPr>
           <w:rStyle w:val="9"/>
           <w:color w:val="569CD6"/>
-          <w:bdr w:val="none" w:color="auto" w:sz="0" w:space="0"/>
           <w:shd w:val="clear" w:fill="222222"/>
         </w:rPr>
         <w:t>INT</w:t>
@@ -7159,7 +6826,6 @@
         <w:rPr>
           <w:rStyle w:val="9"/>
           <w:color w:val="E6E6E6"/>
-          <w:bdr w:val="none" w:color="auto" w:sz="0" w:space="0"/>
           <w:shd w:val="clear" w:fill="222222"/>
         </w:rPr>
         <w:t>,</w:t>
@@ -7177,15 +6843,13 @@
         <w:rPr>
           <w:rStyle w:val="9"/>
           <w:color w:val="E6E6E6"/>
-          <w:bdr w:val="none" w:color="auto" w:sz="0" w:space="0"/>
-          <w:shd w:val="clear" w:fill="222222"/>
-        </w:rPr>
-      </w:pPr>
-      <w:r>
-        <w:rPr>
-          <w:rStyle w:val="9"/>
-          <w:color w:val="E6E6E6"/>
-          <w:bdr w:val="none" w:color="auto" w:sz="0" w:space="0"/>
+          <w:shd w:val="clear" w:fill="222222"/>
+        </w:rPr>
+      </w:pPr>
+      <w:r>
+        <w:rPr>
+          <w:rStyle w:val="9"/>
+          <w:color w:val="E6E6E6"/>
           <w:shd w:val="clear" w:fill="222222"/>
         </w:rPr>
         <w:t xml:space="preserve">course_id </w:t>
@@ -7194,7 +6858,6 @@
         <w:rPr>
           <w:rStyle w:val="9"/>
           <w:color w:val="569CD6"/>
-          <w:bdr w:val="none" w:color="auto" w:sz="0" w:space="0"/>
           <w:shd w:val="clear" w:fill="222222"/>
         </w:rPr>
         <w:t>INT</w:t>
@@ -7203,7 +6866,6 @@
         <w:rPr>
           <w:rStyle w:val="9"/>
           <w:color w:val="E6E6E6"/>
-          <w:bdr w:val="none" w:color="auto" w:sz="0" w:space="0"/>
           <w:shd w:val="clear" w:fill="222222"/>
         </w:rPr>
         <w:t>,</w:t>
@@ -7221,15 +6883,13 @@
         <w:rPr>
           <w:rStyle w:val="9"/>
           <w:color w:val="E6E6E6"/>
-          <w:bdr w:val="none" w:color="auto" w:sz="0" w:space="0"/>
-          <w:shd w:val="clear" w:fill="222222"/>
-        </w:rPr>
-      </w:pPr>
-      <w:r>
-        <w:rPr>
-          <w:rStyle w:val="9"/>
-          <w:color w:val="569CD6"/>
-          <w:bdr w:val="none" w:color="auto" w:sz="0" w:space="0"/>
+          <w:shd w:val="clear" w:fill="222222"/>
+        </w:rPr>
+      </w:pPr>
+      <w:r>
+        <w:rPr>
+          <w:rStyle w:val="9"/>
+          <w:color w:val="569CD6"/>
           <w:shd w:val="clear" w:fill="222222"/>
         </w:rPr>
         <w:t>status VARCHAR</w:t>
@@ -7238,7 +6898,6 @@
         <w:rPr>
           <w:rStyle w:val="9"/>
           <w:color w:val="E6E6E6"/>
-          <w:bdr w:val="none" w:color="auto" w:sz="0" w:space="0"/>
           <w:shd w:val="clear" w:fill="222222"/>
         </w:rPr>
         <w:t>(</w:t>
@@ -7247,7 +6906,6 @@
         <w:rPr>
           <w:rStyle w:val="9"/>
           <w:color w:val="B5CEA8"/>
-          <w:bdr w:val="none" w:color="auto" w:sz="0" w:space="0"/>
           <w:shd w:val="clear" w:fill="222222"/>
         </w:rPr>
         <w:t>20</w:t>
@@ -7256,7 +6914,6 @@
         <w:rPr>
           <w:rStyle w:val="9"/>
           <w:color w:val="E6E6E6"/>
-          <w:bdr w:val="none" w:color="auto" w:sz="0" w:space="0"/>
           <w:shd w:val="clear" w:fill="222222"/>
         </w:rPr>
         <w:t>),</w:t>
@@ -7275,7 +6932,6 @@
           <w:rStyle w:val="9"/>
           <w:rFonts w:hint="default"/>
           <w:color w:val="E6E6E6"/>
-          <w:bdr w:val="none" w:color="auto" w:sz="0" w:space="0"/>
           <w:shd w:val="clear" w:fill="222222"/>
           <w:lang w:val="en-US"/>
         </w:rPr>
@@ -7284,7 +6940,6 @@
         <w:rPr>
           <w:rStyle w:val="9"/>
           <w:color w:val="E6E6E6"/>
-          <w:bdr w:val="none" w:color="auto" w:sz="0" w:space="0"/>
           <w:shd w:val="clear" w:fill="222222"/>
         </w:rPr>
         <w:t xml:space="preserve">attendance_percentage </w:t>
@@ -7293,7 +6948,6 @@
         <w:rPr>
           <w:rStyle w:val="9"/>
           <w:color w:val="569CD6"/>
-          <w:bdr w:val="none" w:color="auto" w:sz="0" w:space="0"/>
           <w:shd w:val="clear" w:fill="222222"/>
         </w:rPr>
         <w:t>DECIMAL</w:t>
@@ -7302,7 +6956,6 @@
         <w:rPr>
           <w:rStyle w:val="9"/>
           <w:color w:val="E6E6E6"/>
-          <w:bdr w:val="none" w:color="auto" w:sz="0" w:space="0"/>
           <w:shd w:val="clear" w:fill="222222"/>
         </w:rPr>
         <w:t>(</w:t>
@@ -7311,7 +6964,6 @@
         <w:rPr>
           <w:rStyle w:val="9"/>
           <w:color w:val="B5CEA8"/>
-          <w:bdr w:val="none" w:color="auto" w:sz="0" w:space="0"/>
           <w:shd w:val="clear" w:fill="222222"/>
         </w:rPr>
         <w:t>5</w:t>
@@ -7320,7 +6972,6 @@
         <w:rPr>
           <w:rStyle w:val="9"/>
           <w:color w:val="E6E6E6"/>
-          <w:bdr w:val="none" w:color="auto" w:sz="0" w:space="0"/>
           <w:shd w:val="clear" w:fill="222222"/>
         </w:rPr>
         <w:t>,</w:t>
@@ -7329,7 +6980,6 @@
         <w:rPr>
           <w:rStyle w:val="9"/>
           <w:color w:val="B5CEA8"/>
-          <w:bdr w:val="none" w:color="auto" w:sz="0" w:space="0"/>
           <w:shd w:val="clear" w:fill="222222"/>
         </w:rPr>
         <w:t>2</w:t>
@@ -7338,7 +6988,6 @@
         <w:rPr>
           <w:rStyle w:val="9"/>
           <w:color w:val="E6E6E6"/>
-          <w:bdr w:val="none" w:color="auto" w:sz="0" w:space="0"/>
           <w:shd w:val="clear" w:fill="222222"/>
         </w:rPr>
         <w:t>)</w:t>
@@ -7348,7 +6997,6 @@
           <w:rStyle w:val="9"/>
           <w:rFonts w:hint="default"/>
           <w:color w:val="E6E6E6"/>
-          <w:bdr w:val="none" w:color="auto" w:sz="0" w:space="0"/>
           <w:shd w:val="clear" w:fill="222222"/>
           <w:lang w:val="en-US"/>
         </w:rPr>
@@ -7367,15 +7015,13 @@
         <w:rPr>
           <w:rStyle w:val="9"/>
           <w:color w:val="E6E6E6"/>
-          <w:bdr w:val="none" w:color="auto" w:sz="0" w:space="0"/>
-          <w:shd w:val="clear" w:fill="222222"/>
-        </w:rPr>
-      </w:pPr>
-      <w:r>
-        <w:rPr>
-          <w:rStyle w:val="9"/>
-          <w:color w:val="E6E6E6"/>
-          <w:bdr w:val="none" w:color="auto" w:sz="0" w:space="0"/>
+          <w:shd w:val="clear" w:fill="222222"/>
+        </w:rPr>
+      </w:pPr>
+      <w:r>
+        <w:rPr>
+          <w:rStyle w:val="9"/>
+          <w:color w:val="E6E6E6"/>
           <w:shd w:val="clear" w:fill="222222"/>
         </w:rPr>
         <w:t xml:space="preserve">ca_marks </w:t>
@@ -7384,7 +7030,6 @@
         <w:rPr>
           <w:rStyle w:val="9"/>
           <w:color w:val="569CD6"/>
-          <w:bdr w:val="none" w:color="auto" w:sz="0" w:space="0"/>
           <w:shd w:val="clear" w:fill="222222"/>
         </w:rPr>
         <w:t>DECIMAL</w:t>
@@ -7393,7 +7038,6 @@
         <w:rPr>
           <w:rStyle w:val="9"/>
           <w:color w:val="E6E6E6"/>
-          <w:bdr w:val="none" w:color="auto" w:sz="0" w:space="0"/>
           <w:shd w:val="clear" w:fill="222222"/>
         </w:rPr>
         <w:t>(</w:t>
@@ -7402,7 +7046,6 @@
         <w:rPr>
           <w:rStyle w:val="9"/>
           <w:color w:val="B5CEA8"/>
-          <w:bdr w:val="none" w:color="auto" w:sz="0" w:space="0"/>
           <w:shd w:val="clear" w:fill="222222"/>
         </w:rPr>
         <w:t>5</w:t>
@@ -7411,7 +7054,6 @@
         <w:rPr>
           <w:rStyle w:val="9"/>
           <w:color w:val="E6E6E6"/>
-          <w:bdr w:val="none" w:color="auto" w:sz="0" w:space="0"/>
           <w:shd w:val="clear" w:fill="222222"/>
         </w:rPr>
         <w:t>,</w:t>
@@ -7420,7 +7062,6 @@
         <w:rPr>
           <w:rStyle w:val="9"/>
           <w:color w:val="B5CEA8"/>
-          <w:bdr w:val="none" w:color="auto" w:sz="0" w:space="0"/>
           <w:shd w:val="clear" w:fill="222222"/>
         </w:rPr>
         <w:t>2</w:t>
@@ -7429,7 +7070,6 @@
         <w:rPr>
           <w:rStyle w:val="9"/>
           <w:color w:val="E6E6E6"/>
-          <w:bdr w:val="none" w:color="auto" w:sz="0" w:space="0"/>
           <w:shd w:val="clear" w:fill="222222"/>
         </w:rPr>
         <w:t>),</w:t>
@@ -7447,15 +7087,13 @@
         <w:rPr>
           <w:rStyle w:val="9"/>
           <w:color w:val="E6E6E6"/>
-          <w:bdr w:val="none" w:color="auto" w:sz="0" w:space="0"/>
-          <w:shd w:val="clear" w:fill="222222"/>
-        </w:rPr>
-      </w:pPr>
-      <w:r>
-        <w:rPr>
-          <w:rStyle w:val="9"/>
-          <w:color w:val="569CD6"/>
-          <w:bdr w:val="none" w:color="auto" w:sz="0" w:space="0"/>
+          <w:shd w:val="clear" w:fill="222222"/>
+        </w:rPr>
+      </w:pPr>
+      <w:r>
+        <w:rPr>
+          <w:rStyle w:val="9"/>
+          <w:color w:val="569CD6"/>
           <w:shd w:val="clear" w:fill="222222"/>
         </w:rPr>
         <w:t>FOREIGN KEY</w:t>
@@ -7464,7 +7102,6 @@
         <w:rPr>
           <w:rStyle w:val="9"/>
           <w:color w:val="E6E6E6"/>
-          <w:bdr w:val="none" w:color="auto" w:sz="0" w:space="0"/>
           <w:shd w:val="clear" w:fill="222222"/>
         </w:rPr>
         <w:t xml:space="preserve"> (student_id,</w:t>
@@ -7482,15 +7119,13 @@
         <w:rPr>
           <w:rStyle w:val="9"/>
           <w:color w:val="E6E6E6"/>
-          <w:bdr w:val="none" w:color="auto" w:sz="0" w:space="0"/>
-          <w:shd w:val="clear" w:fill="222222"/>
-        </w:rPr>
-      </w:pPr>
-      <w:r>
-        <w:rPr>
-          <w:rStyle w:val="9"/>
-          <w:color w:val="E6E6E6"/>
-          <w:bdr w:val="none" w:color="auto" w:sz="0" w:space="0"/>
+          <w:shd w:val="clear" w:fill="222222"/>
+        </w:rPr>
+      </w:pPr>
+      <w:r>
+        <w:rPr>
+          <w:rStyle w:val="9"/>
+          <w:color w:val="E6E6E6"/>
           <w:shd w:val="clear" w:fill="222222"/>
         </w:rPr>
         <w:t xml:space="preserve">course_id) </w:t>
@@ -7499,7 +7134,6 @@
         <w:rPr>
           <w:rStyle w:val="9"/>
           <w:color w:val="569CD6"/>
-          <w:bdr w:val="none" w:color="auto" w:sz="0" w:space="0"/>
           <w:shd w:val="clear" w:fill="222222"/>
         </w:rPr>
         <w:t>REFERENCES</w:t>
@@ -7508,7 +7142,6 @@
         <w:rPr>
           <w:rStyle w:val="9"/>
           <w:color w:val="E6E6E6"/>
-          <w:bdr w:val="none" w:color="auto" w:sz="0" w:space="0"/>
           <w:shd w:val="clear" w:fill="222222"/>
         </w:rPr>
         <w:t xml:space="preserve"> Enrollment(student_id,</w:t>
@@ -7526,15 +7159,13 @@
         <w:rPr>
           <w:rStyle w:val="9"/>
           <w:color w:val="E6E6E6"/>
-          <w:bdr w:val="none" w:color="auto" w:sz="0" w:space="0"/>
-          <w:shd w:val="clear" w:fill="222222"/>
-        </w:rPr>
-      </w:pPr>
-      <w:r>
-        <w:rPr>
-          <w:rStyle w:val="9"/>
-          <w:color w:val="E6E6E6"/>
-          <w:bdr w:val="none" w:color="auto" w:sz="0" w:space="0"/>
+          <w:shd w:val="clear" w:fill="222222"/>
+        </w:rPr>
+      </w:pPr>
+      <w:r>
+        <w:rPr>
+          <w:rStyle w:val="9"/>
+          <w:color w:val="E6E6E6"/>
           <w:shd w:val="clear" w:fill="222222"/>
         </w:rPr>
         <w:t>course_id));</w:t>
@@ -7552,7 +7183,6 @@
         <w:rPr>
           <w:rStyle w:val="9"/>
           <w:color w:val="E6E6E6"/>
-          <w:bdr w:val="none" w:color="auto" w:sz="0" w:space="0"/>
           <w:shd w:val="clear" w:fill="222222"/>
         </w:rPr>
       </w:pPr>
@@ -7569,7 +7199,6 @@
         <w:rPr>
           <w:rStyle w:val="9"/>
           <w:color w:val="E6E6E6"/>
-          <w:bdr w:val="none" w:color="auto" w:sz="0" w:space="0"/>
           <w:shd w:val="clear" w:fill="222222"/>
         </w:rPr>
       </w:pPr>
@@ -7586,7 +7215,6 @@
         <w:rPr>
           <w:rStyle w:val="9"/>
           <w:color w:val="E6E6E6"/>
-          <w:bdr w:val="none" w:color="auto" w:sz="0" w:space="0"/>
           <w:shd w:val="clear" w:fill="222222"/>
         </w:rPr>
       </w:pPr>
@@ -7603,15 +7231,13 @@
         <w:rPr>
           <w:rStyle w:val="9"/>
           <w:color w:val="DCDCAA"/>
-          <w:bdr w:val="none" w:color="auto" w:sz="0" w:space="0"/>
-          <w:shd w:val="clear" w:fill="222222"/>
-        </w:rPr>
-      </w:pPr>
-      <w:r>
-        <w:rPr>
-          <w:rStyle w:val="9"/>
-          <w:color w:val="569CD6"/>
-          <w:bdr w:val="none" w:color="auto" w:sz="0" w:space="0"/>
+          <w:shd w:val="clear" w:fill="222222"/>
+        </w:rPr>
+      </w:pPr>
+      <w:r>
+        <w:rPr>
+          <w:rStyle w:val="9"/>
+          <w:color w:val="569CD6"/>
           <w:shd w:val="clear" w:fill="222222"/>
         </w:rPr>
         <w:t>CREATE TABLE</w:t>
@@ -7620,7 +7246,6 @@
         <w:rPr>
           <w:rStyle w:val="9"/>
           <w:color w:val="DCDCAA"/>
-          <w:bdr w:val="none" w:color="auto" w:sz="0" w:space="0"/>
           <w:shd w:val="clear" w:fill="222222"/>
         </w:rPr>
         <w:t xml:space="preserve"> Grade</w:t>
@@ -7638,15 +7263,13 @@
         <w:rPr>
           <w:rStyle w:val="9"/>
           <w:color w:val="E6E6E6"/>
-          <w:bdr w:val="none" w:color="auto" w:sz="0" w:space="0"/>
-          <w:shd w:val="clear" w:fill="222222"/>
-        </w:rPr>
-      </w:pPr>
-      <w:r>
-        <w:rPr>
-          <w:rStyle w:val="9"/>
-          <w:color w:val="E6E6E6"/>
-          <w:bdr w:val="none" w:color="auto" w:sz="0" w:space="0"/>
+          <w:shd w:val="clear" w:fill="222222"/>
+        </w:rPr>
+      </w:pPr>
+      <w:r>
+        <w:rPr>
+          <w:rStyle w:val="9"/>
+          <w:color w:val="E6E6E6"/>
           <w:shd w:val="clear" w:fill="222222"/>
         </w:rPr>
         <w:t xml:space="preserve">(grade_id </w:t>
@@ -7655,7 +7278,6 @@
         <w:rPr>
           <w:rStyle w:val="9"/>
           <w:color w:val="569CD6"/>
-          <w:bdr w:val="none" w:color="auto" w:sz="0" w:space="0"/>
           <w:shd w:val="clear" w:fill="222222"/>
         </w:rPr>
         <w:t>INT PRIMARY KEY</w:t>
@@ -7664,7 +7286,6 @@
         <w:rPr>
           <w:rStyle w:val="9"/>
           <w:color w:val="E6E6E6"/>
-          <w:bdr w:val="none" w:color="auto" w:sz="0" w:space="0"/>
           <w:shd w:val="clear" w:fill="222222"/>
         </w:rPr>
         <w:t xml:space="preserve"> AUTO_INCREMENT,</w:t>
@@ -7682,15 +7303,13 @@
         <w:rPr>
           <w:rStyle w:val="9"/>
           <w:color w:val="E6E6E6"/>
-          <w:bdr w:val="none" w:color="auto" w:sz="0" w:space="0"/>
-          <w:shd w:val="clear" w:fill="222222"/>
-        </w:rPr>
-      </w:pPr>
-      <w:r>
-        <w:rPr>
-          <w:rStyle w:val="9"/>
-          <w:color w:val="E6E6E6"/>
-          <w:bdr w:val="none" w:color="auto" w:sz="0" w:space="0"/>
+          <w:shd w:val="clear" w:fill="222222"/>
+        </w:rPr>
+      </w:pPr>
+      <w:r>
+        <w:rPr>
+          <w:rStyle w:val="9"/>
+          <w:color w:val="E6E6E6"/>
           <w:shd w:val="clear" w:fill="222222"/>
         </w:rPr>
         <w:t xml:space="preserve">student_id </w:t>
@@ -7699,7 +7318,6 @@
         <w:rPr>
           <w:rStyle w:val="9"/>
           <w:color w:val="569CD6"/>
-          <w:bdr w:val="none" w:color="auto" w:sz="0" w:space="0"/>
           <w:shd w:val="clear" w:fill="222222"/>
         </w:rPr>
         <w:t>INT</w:t>
@@ -7708,7 +7326,6 @@
         <w:rPr>
           <w:rStyle w:val="9"/>
           <w:color w:val="E6E6E6"/>
-          <w:bdr w:val="none" w:color="auto" w:sz="0" w:space="0"/>
           <w:shd w:val="clear" w:fill="222222"/>
         </w:rPr>
         <w:t>,</w:t>
@@ -7726,15 +7343,13 @@
         <w:rPr>
           <w:rStyle w:val="9"/>
           <w:color w:val="E6E6E6"/>
-          <w:bdr w:val="none" w:color="auto" w:sz="0" w:space="0"/>
-          <w:shd w:val="clear" w:fill="222222"/>
-        </w:rPr>
-      </w:pPr>
-      <w:r>
-        <w:rPr>
-          <w:rStyle w:val="9"/>
-          <w:color w:val="E6E6E6"/>
-          <w:bdr w:val="none" w:color="auto" w:sz="0" w:space="0"/>
+          <w:shd w:val="clear" w:fill="222222"/>
+        </w:rPr>
+      </w:pPr>
+      <w:r>
+        <w:rPr>
+          <w:rStyle w:val="9"/>
+          <w:color w:val="E6E6E6"/>
           <w:shd w:val="clear" w:fill="222222"/>
         </w:rPr>
         <w:t xml:space="preserve">course_id </w:t>
@@ -7743,7 +7358,6 @@
         <w:rPr>
           <w:rStyle w:val="9"/>
           <w:color w:val="569CD6"/>
-          <w:bdr w:val="none" w:color="auto" w:sz="0" w:space="0"/>
           <w:shd w:val="clear" w:fill="222222"/>
         </w:rPr>
         <w:t>INT</w:t>
@@ -7752,7 +7366,6 @@
         <w:rPr>
           <w:rStyle w:val="9"/>
           <w:color w:val="E6E6E6"/>
-          <w:bdr w:val="none" w:color="auto" w:sz="0" w:space="0"/>
           <w:shd w:val="clear" w:fill="222222"/>
         </w:rPr>
         <w:t>,</w:t>
@@ -7770,15 +7383,13 @@
         <w:rPr>
           <w:rStyle w:val="9"/>
           <w:color w:val="E6E6E6"/>
-          <w:bdr w:val="none" w:color="auto" w:sz="0" w:space="0"/>
-          <w:shd w:val="clear" w:fill="222222"/>
-        </w:rPr>
-      </w:pPr>
-      <w:r>
-        <w:rPr>
-          <w:rStyle w:val="9"/>
-          <w:color w:val="E6E6E6"/>
-          <w:bdr w:val="none" w:color="auto" w:sz="0" w:space="0"/>
+          <w:shd w:val="clear" w:fill="222222"/>
+        </w:rPr>
+      </w:pPr>
+      <w:r>
+        <w:rPr>
+          <w:rStyle w:val="9"/>
+          <w:color w:val="E6E6E6"/>
           <w:shd w:val="clear" w:fill="222222"/>
         </w:rPr>
         <w:t xml:space="preserve">grade </w:t>
@@ -7787,7 +7398,6 @@
         <w:rPr>
           <w:rStyle w:val="9"/>
           <w:color w:val="569CD6"/>
-          <w:bdr w:val="none" w:color="auto" w:sz="0" w:space="0"/>
           <w:shd w:val="clear" w:fill="222222"/>
         </w:rPr>
         <w:t>VARCHAR</w:t>
@@ -7796,7 +7406,6 @@
         <w:rPr>
           <w:rStyle w:val="9"/>
           <w:color w:val="E6E6E6"/>
-          <w:bdr w:val="none" w:color="auto" w:sz="0" w:space="0"/>
           <w:shd w:val="clear" w:fill="222222"/>
         </w:rPr>
         <w:t>(</w:t>
@@ -7805,7 +7414,6 @@
         <w:rPr>
           <w:rStyle w:val="9"/>
           <w:color w:val="B5CEA8"/>
-          <w:bdr w:val="none" w:color="auto" w:sz="0" w:space="0"/>
           <w:shd w:val="clear" w:fill="222222"/>
         </w:rPr>
         <w:t>5</w:t>
@@ -7814,7 +7422,6 @@
         <w:rPr>
           <w:rStyle w:val="9"/>
           <w:color w:val="E6E6E6"/>
-          <w:bdr w:val="none" w:color="auto" w:sz="0" w:space="0"/>
           <w:shd w:val="clear" w:fill="222222"/>
         </w:rPr>
         <w:t>),</w:t>
@@ -7832,15 +7439,13 @@
         <w:rPr>
           <w:rStyle w:val="9"/>
           <w:color w:val="E6E6E6"/>
-          <w:bdr w:val="none" w:color="auto" w:sz="0" w:space="0"/>
-          <w:shd w:val="clear" w:fill="222222"/>
-        </w:rPr>
-      </w:pPr>
-      <w:r>
-        <w:rPr>
-          <w:rStyle w:val="9"/>
-          <w:color w:val="E6E6E6"/>
-          <w:bdr w:val="none" w:color="auto" w:sz="0" w:space="0"/>
+          <w:shd w:val="clear" w:fill="222222"/>
+        </w:rPr>
+      </w:pPr>
+      <w:r>
+        <w:rPr>
+          <w:rStyle w:val="9"/>
+          <w:color w:val="E6E6E6"/>
           <w:shd w:val="clear" w:fill="222222"/>
         </w:rPr>
         <w:t xml:space="preserve">grade_point </w:t>
@@ -7849,7 +7454,6 @@
         <w:rPr>
           <w:rStyle w:val="9"/>
           <w:color w:val="569CD6"/>
-          <w:bdr w:val="none" w:color="auto" w:sz="0" w:space="0"/>
           <w:shd w:val="clear" w:fill="222222"/>
         </w:rPr>
         <w:t>DECIMAL</w:t>
@@ -7858,7 +7462,6 @@
         <w:rPr>
           <w:rStyle w:val="9"/>
           <w:color w:val="E6E6E6"/>
-          <w:bdr w:val="none" w:color="auto" w:sz="0" w:space="0"/>
           <w:shd w:val="clear" w:fill="222222"/>
         </w:rPr>
         <w:t>(</w:t>
@@ -7867,7 +7470,6 @@
         <w:rPr>
           <w:rStyle w:val="9"/>
           <w:color w:val="B5CEA8"/>
-          <w:bdr w:val="none" w:color="auto" w:sz="0" w:space="0"/>
           <w:shd w:val="clear" w:fill="222222"/>
         </w:rPr>
         <w:t>3</w:t>
@@ -7876,7 +7478,6 @@
         <w:rPr>
           <w:rStyle w:val="9"/>
           <w:color w:val="E6E6E6"/>
-          <w:bdr w:val="none" w:color="auto" w:sz="0" w:space="0"/>
           <w:shd w:val="clear" w:fill="222222"/>
         </w:rPr>
         <w:t>,</w:t>
@@ -7885,7 +7486,6 @@
         <w:rPr>
           <w:rStyle w:val="9"/>
           <w:color w:val="B5CEA8"/>
-          <w:bdr w:val="none" w:color="auto" w:sz="0" w:space="0"/>
           <w:shd w:val="clear" w:fill="222222"/>
         </w:rPr>
         <w:t>2</w:t>
@@ -7894,7 +7494,6 @@
         <w:rPr>
           <w:rStyle w:val="9"/>
           <w:color w:val="E6E6E6"/>
-          <w:bdr w:val="none" w:color="auto" w:sz="0" w:space="0"/>
           <w:shd w:val="clear" w:fill="222222"/>
         </w:rPr>
         <w:t>),</w:t>
@@ -7917,7 +7516,6 @@
         <w:rPr>
           <w:rStyle w:val="9"/>
           <w:color w:val="569CD6"/>
-          <w:bdr w:val="none" w:color="auto" w:sz="0" w:space="0"/>
           <w:shd w:val="clear" w:fill="222222"/>
         </w:rPr>
         <w:t>FOREIGN KEY</w:t>
@@ -7926,7 +7524,6 @@
         <w:rPr>
           <w:rStyle w:val="9"/>
           <w:color w:val="E6E6E6"/>
-          <w:bdr w:val="none" w:color="auto" w:sz="0" w:space="0"/>
           <w:shd w:val="clear" w:fill="222222"/>
         </w:rPr>
         <w:t xml:space="preserve"> (student_id, course_id) </w:t>
@@ -7935,7 +7532,6 @@
         <w:rPr>
           <w:rStyle w:val="9"/>
           <w:color w:val="569CD6"/>
-          <w:bdr w:val="none" w:color="auto" w:sz="0" w:space="0"/>
           <w:shd w:val="clear" w:fill="222222"/>
         </w:rPr>
         <w:t>REFERENCES</w:t>
@@ -7944,7 +7540,6 @@
         <w:rPr>
           <w:rStyle w:val="9"/>
           <w:color w:val="E6E6E6"/>
-          <w:bdr w:val="none" w:color="auto" w:sz="0" w:space="0"/>
           <w:shd w:val="clear" w:fill="222222"/>
         </w:rPr>
         <w:t xml:space="preserve"> Enrollment(student_id, course_id));</w:t>
@@ -9151,15 +8746,13 @@
         <w:rPr>
           <w:rStyle w:val="9"/>
           <w:color w:val="D4D4D4"/>
-          <w:bdr w:val="none" w:color="auto" w:sz="0" w:space="0"/>
-          <w:shd w:val="clear" w:fill="222222"/>
-        </w:rPr>
-      </w:pPr>
-      <w:r>
-        <w:rPr>
-          <w:rStyle w:val="9"/>
-          <w:color w:val="E6E6E6"/>
-          <w:bdr w:val="none" w:color="auto" w:sz="0" w:space="0"/>
+          <w:shd w:val="clear" w:fill="222222"/>
+        </w:rPr>
+      </w:pPr>
+      <w:r>
+        <w:rPr>
+          <w:rStyle w:val="9"/>
+          <w:color w:val="E6E6E6"/>
           <w:shd w:val="clear" w:fill="222222"/>
         </w:rPr>
         <w:t xml:space="preserve">DELIMITER </w:t>
@@ -9168,7 +8761,6 @@
         <w:rPr>
           <w:rStyle w:val="9"/>
           <w:color w:val="D4D4D4"/>
-          <w:bdr w:val="none" w:color="auto" w:sz="0" w:space="0"/>
           <w:shd w:val="clear" w:fill="222222"/>
         </w:rPr>
         <w:t>//</w:t>
@@ -9186,15 +8778,13 @@
         <w:rPr>
           <w:rStyle w:val="9"/>
           <w:color w:val="E6E6E6"/>
-          <w:bdr w:val="none" w:color="auto" w:sz="0" w:space="0"/>
-          <w:shd w:val="clear" w:fill="222222"/>
-        </w:rPr>
-      </w:pPr>
-      <w:r>
-        <w:rPr>
-          <w:rStyle w:val="9"/>
-          <w:color w:val="569CD6"/>
-          <w:bdr w:val="none" w:color="auto" w:sz="0" w:space="0"/>
+          <w:shd w:val="clear" w:fill="222222"/>
+        </w:rPr>
+      </w:pPr>
+      <w:r>
+        <w:rPr>
+          <w:rStyle w:val="9"/>
+          <w:color w:val="569CD6"/>
           <w:shd w:val="clear" w:fill="222222"/>
         </w:rPr>
         <w:t>CREATE PROCEDURE</w:t>
@@ -9203,7 +8793,6 @@
         <w:rPr>
           <w:rStyle w:val="9"/>
           <w:color w:val="E6E6E6"/>
-          <w:bdr w:val="none" w:color="auto" w:sz="0" w:space="0"/>
           <w:shd w:val="clear" w:fill="222222"/>
         </w:rPr>
         <w:t xml:space="preserve"> CalculateFinalGrade(</w:t>
@@ -9212,7 +8801,6 @@
         <w:rPr>
           <w:rStyle w:val="9"/>
           <w:color w:val="569CD6"/>
-          <w:bdr w:val="none" w:color="auto" w:sz="0" w:space="0"/>
           <w:shd w:val="clear" w:fill="222222"/>
         </w:rPr>
         <w:t>IN</w:t>
@@ -9221,7 +8809,6 @@
         <w:rPr>
           <w:rStyle w:val="9"/>
           <w:color w:val="E6E6E6"/>
-          <w:bdr w:val="none" w:color="auto" w:sz="0" w:space="0"/>
           <w:shd w:val="clear" w:fill="222222"/>
         </w:rPr>
         <w:t xml:space="preserve"> p_student_id </w:t>
@@ -9230,7 +8817,6 @@
         <w:rPr>
           <w:rStyle w:val="9"/>
           <w:color w:val="569CD6"/>
-          <w:bdr w:val="none" w:color="auto" w:sz="0" w:space="0"/>
           <w:shd w:val="clear" w:fill="222222"/>
         </w:rPr>
         <w:t>INT</w:t>
@@ -9239,7 +8825,6 @@
         <w:rPr>
           <w:rStyle w:val="9"/>
           <w:color w:val="E6E6E6"/>
-          <w:bdr w:val="none" w:color="auto" w:sz="0" w:space="0"/>
           <w:shd w:val="clear" w:fill="222222"/>
         </w:rPr>
         <w:t xml:space="preserve">, </w:t>
@@ -9257,15 +8842,13 @@
         <w:rPr>
           <w:rStyle w:val="9"/>
           <w:color w:val="E6E6E6"/>
-          <w:bdr w:val="none" w:color="auto" w:sz="0" w:space="0"/>
-          <w:shd w:val="clear" w:fill="222222"/>
-        </w:rPr>
-      </w:pPr>
-      <w:r>
-        <w:rPr>
-          <w:rStyle w:val="9"/>
-          <w:color w:val="569CD6"/>
-          <w:bdr w:val="none" w:color="auto" w:sz="0" w:space="0"/>
+          <w:shd w:val="clear" w:fill="222222"/>
+        </w:rPr>
+      </w:pPr>
+      <w:r>
+        <w:rPr>
+          <w:rStyle w:val="9"/>
+          <w:color w:val="569CD6"/>
           <w:shd w:val="clear" w:fill="222222"/>
         </w:rPr>
         <w:t>IN</w:t>
@@ -9274,7 +8857,6 @@
         <w:rPr>
           <w:rStyle w:val="9"/>
           <w:color w:val="E6E6E6"/>
-          <w:bdr w:val="none" w:color="auto" w:sz="0" w:space="0"/>
           <w:shd w:val="clear" w:fill="222222"/>
         </w:rPr>
         <w:t xml:space="preserve"> p_course_id </w:t>
@@ -9283,7 +8865,6 @@
         <w:rPr>
           <w:rStyle w:val="9"/>
           <w:color w:val="569CD6"/>
-          <w:bdr w:val="none" w:color="auto" w:sz="0" w:space="0"/>
           <w:shd w:val="clear" w:fill="222222"/>
         </w:rPr>
         <w:t>INT</w:t>
@@ -9292,7 +8873,6 @@
         <w:rPr>
           <w:rStyle w:val="9"/>
           <w:color w:val="E6E6E6"/>
-          <w:bdr w:val="none" w:color="auto" w:sz="0" w:space="0"/>
           <w:shd w:val="clear" w:fill="222222"/>
         </w:rPr>
         <w:t>)</w:t>
@@ -9310,15 +8890,13 @@
         <w:rPr>
           <w:rStyle w:val="9"/>
           <w:color w:val="E6E6E6"/>
-          <w:bdr w:val="none" w:color="auto" w:sz="0" w:space="0"/>
-          <w:shd w:val="clear" w:fill="222222"/>
-        </w:rPr>
-      </w:pPr>
-      <w:r>
-        <w:rPr>
-          <w:rStyle w:val="9"/>
-          <w:color w:val="569CD6"/>
-          <w:bdr w:val="none" w:color="auto" w:sz="0" w:space="0"/>
+          <w:shd w:val="clear" w:fill="222222"/>
+        </w:rPr>
+      </w:pPr>
+      <w:r>
+        <w:rPr>
+          <w:rStyle w:val="9"/>
+          <w:color w:val="569CD6"/>
           <w:shd w:val="clear" w:fill="222222"/>
         </w:rPr>
         <w:t>BEGIN    DECLARE</w:t>
@@ -9327,7 +8905,6 @@
         <w:rPr>
           <w:rStyle w:val="9"/>
           <w:color w:val="E6E6E6"/>
-          <w:bdr w:val="none" w:color="auto" w:sz="0" w:space="0"/>
           <w:shd w:val="clear" w:fill="222222"/>
         </w:rPr>
         <w:t xml:space="preserve"> total </w:t>
@@ -9336,7 +8913,6 @@
         <w:rPr>
           <w:rStyle w:val="9"/>
           <w:color w:val="569CD6"/>
-          <w:bdr w:val="none" w:color="auto" w:sz="0" w:space="0"/>
           <w:shd w:val="clear" w:fill="222222"/>
         </w:rPr>
         <w:t>DECIMAL</w:t>
@@ -9345,7 +8921,6 @@
         <w:rPr>
           <w:rStyle w:val="9"/>
           <w:color w:val="E6E6E6"/>
-          <w:bdr w:val="none" w:color="auto" w:sz="0" w:space="0"/>
           <w:shd w:val="clear" w:fill="222222"/>
         </w:rPr>
         <w:t>(</w:t>
@@ -9354,7 +8929,6 @@
         <w:rPr>
           <w:rStyle w:val="9"/>
           <w:color w:val="B5CEA8"/>
-          <w:bdr w:val="none" w:color="auto" w:sz="0" w:space="0"/>
           <w:shd w:val="clear" w:fill="222222"/>
         </w:rPr>
         <w:t>5</w:t>
@@ -9363,7 +8937,6 @@
         <w:rPr>
           <w:rStyle w:val="9"/>
           <w:color w:val="E6E6E6"/>
-          <w:bdr w:val="none" w:color="auto" w:sz="0" w:space="0"/>
           <w:shd w:val="clear" w:fill="222222"/>
         </w:rPr>
         <w:t>,</w:t>
@@ -9372,7 +8945,6 @@
         <w:rPr>
           <w:rStyle w:val="9"/>
           <w:color w:val="B5CEA8"/>
-          <w:bdr w:val="none" w:color="auto" w:sz="0" w:space="0"/>
           <w:shd w:val="clear" w:fill="222222"/>
         </w:rPr>
         <w:t>2</w:t>
@@ -9381,7 +8953,6 @@
         <w:rPr>
           <w:rStyle w:val="9"/>
           <w:color w:val="E6E6E6"/>
-          <w:bdr w:val="none" w:color="auto" w:sz="0" w:space="0"/>
           <w:shd w:val="clear" w:fill="222222"/>
         </w:rPr>
         <w:t>);</w:t>
@@ -9399,15 +8970,13 @@
         <w:rPr>
           <w:rStyle w:val="9"/>
           <w:color w:val="E6E6E6"/>
-          <w:bdr w:val="none" w:color="auto" w:sz="0" w:space="0"/>
-          <w:shd w:val="clear" w:fill="222222"/>
-        </w:rPr>
-      </w:pPr>
-      <w:r>
-        <w:rPr>
-          <w:rStyle w:val="9"/>
-          <w:color w:val="569CD6"/>
-          <w:bdr w:val="none" w:color="auto" w:sz="0" w:space="0"/>
+          <w:shd w:val="clear" w:fill="222222"/>
+        </w:rPr>
+      </w:pPr>
+      <w:r>
+        <w:rPr>
+          <w:rStyle w:val="9"/>
+          <w:color w:val="569CD6"/>
           <w:shd w:val="clear" w:fill="222222"/>
         </w:rPr>
         <w:t>DECLARE</w:t>
@@ -9416,7 +8985,6 @@
         <w:rPr>
           <w:rStyle w:val="9"/>
           <w:color w:val="E6E6E6"/>
-          <w:bdr w:val="none" w:color="auto" w:sz="0" w:space="0"/>
           <w:shd w:val="clear" w:fill="222222"/>
         </w:rPr>
         <w:t xml:space="preserve"> final_grade </w:t>
@@ -9425,7 +8993,6 @@
         <w:rPr>
           <w:rStyle w:val="9"/>
           <w:color w:val="569CD6"/>
-          <w:bdr w:val="none" w:color="auto" w:sz="0" w:space="0"/>
           <w:shd w:val="clear" w:fill="222222"/>
         </w:rPr>
         <w:t>VARCHAR</w:t>
@@ -9434,7 +9001,6 @@
         <w:rPr>
           <w:rStyle w:val="9"/>
           <w:color w:val="E6E6E6"/>
-          <w:bdr w:val="none" w:color="auto" w:sz="0" w:space="0"/>
           <w:shd w:val="clear" w:fill="222222"/>
         </w:rPr>
         <w:t>(</w:t>
@@ -9443,7 +9009,6 @@
         <w:rPr>
           <w:rStyle w:val="9"/>
           <w:color w:val="B5CEA8"/>
-          <w:bdr w:val="none" w:color="auto" w:sz="0" w:space="0"/>
           <w:shd w:val="clear" w:fill="222222"/>
         </w:rPr>
         <w:t>5</w:t>
@@ -9452,7 +9017,6 @@
         <w:rPr>
           <w:rStyle w:val="9"/>
           <w:color w:val="E6E6E6"/>
-          <w:bdr w:val="none" w:color="auto" w:sz="0" w:space="0"/>
           <w:shd w:val="clear" w:fill="222222"/>
         </w:rPr>
         <w:t>);</w:t>
@@ -9470,15 +9034,13 @@
         <w:rPr>
           <w:rStyle w:val="9"/>
           <w:color w:val="E6E6E6"/>
-          <w:bdr w:val="none" w:color="auto" w:sz="0" w:space="0"/>
-          <w:shd w:val="clear" w:fill="222222"/>
-        </w:rPr>
-      </w:pPr>
-      <w:r>
-        <w:rPr>
-          <w:rStyle w:val="9"/>
-          <w:color w:val="569CD6"/>
-          <w:bdr w:val="none" w:color="auto" w:sz="0" w:space="0"/>
+          <w:shd w:val="clear" w:fill="222222"/>
+        </w:rPr>
+      </w:pPr>
+      <w:r>
+        <w:rPr>
+          <w:rStyle w:val="9"/>
+          <w:color w:val="569CD6"/>
           <w:shd w:val="clear" w:fill="222222"/>
         </w:rPr>
         <w:t>DECLARE</w:t>
@@ -9487,7 +9049,6 @@
         <w:rPr>
           <w:rStyle w:val="9"/>
           <w:color w:val="E6E6E6"/>
-          <w:bdr w:val="none" w:color="auto" w:sz="0" w:space="0"/>
           <w:shd w:val="clear" w:fill="222222"/>
         </w:rPr>
         <w:t xml:space="preserve"> points </w:t>
@@ -9496,7 +9057,6 @@
         <w:rPr>
           <w:rStyle w:val="9"/>
           <w:color w:val="569CD6"/>
-          <w:bdr w:val="none" w:color="auto" w:sz="0" w:space="0"/>
           <w:shd w:val="clear" w:fill="222222"/>
         </w:rPr>
         <w:t>DECIMAL</w:t>
@@ -9505,7 +9065,6 @@
         <w:rPr>
           <w:rStyle w:val="9"/>
           <w:color w:val="E6E6E6"/>
-          <w:bdr w:val="none" w:color="auto" w:sz="0" w:space="0"/>
           <w:shd w:val="clear" w:fill="222222"/>
         </w:rPr>
         <w:t>(</w:t>
@@ -9514,7 +9073,6 @@
         <w:rPr>
           <w:rStyle w:val="9"/>
           <w:color w:val="B5CEA8"/>
-          <w:bdr w:val="none" w:color="auto" w:sz="0" w:space="0"/>
           <w:shd w:val="clear" w:fill="222222"/>
         </w:rPr>
         <w:t>3</w:t>
@@ -9523,7 +9081,6 @@
         <w:rPr>
           <w:rStyle w:val="9"/>
           <w:color w:val="E6E6E6"/>
-          <w:bdr w:val="none" w:color="auto" w:sz="0" w:space="0"/>
           <w:shd w:val="clear" w:fill="222222"/>
         </w:rPr>
         <w:t>,</w:t>
@@ -9532,7 +9089,6 @@
         <w:rPr>
           <w:rStyle w:val="9"/>
           <w:color w:val="B5CEA8"/>
-          <w:bdr w:val="none" w:color="auto" w:sz="0" w:space="0"/>
           <w:shd w:val="clear" w:fill="222222"/>
         </w:rPr>
         <w:t>2</w:t>
@@ -9541,7 +9097,6 @@
         <w:rPr>
           <w:rStyle w:val="9"/>
           <w:color w:val="E6E6E6"/>
-          <w:bdr w:val="none" w:color="auto" w:sz="0" w:space="0"/>
           <w:shd w:val="clear" w:fill="222222"/>
         </w:rPr>
         <w:t>);</w:t>
@@ -9559,15 +9114,13 @@
         <w:rPr>
           <w:rStyle w:val="9"/>
           <w:color w:val="E6E6E6"/>
-          <w:bdr w:val="none" w:color="auto" w:sz="0" w:space="0"/>
-          <w:shd w:val="clear" w:fill="222222"/>
-        </w:rPr>
-      </w:pPr>
-      <w:r>
-        <w:rPr>
-          <w:rStyle w:val="9"/>
-          <w:color w:val="569CD6"/>
-          <w:bdr w:val="none" w:color="auto" w:sz="0" w:space="0"/>
+          <w:shd w:val="clear" w:fill="222222"/>
+        </w:rPr>
+      </w:pPr>
+      <w:r>
+        <w:rPr>
+          <w:rStyle w:val="9"/>
+          <w:color w:val="569CD6"/>
           <w:shd w:val="clear" w:fill="222222"/>
         </w:rPr>
         <w:t>SELECT</w:t>
@@ -9576,7 +9129,6 @@
         <w:rPr>
           <w:rStyle w:val="9"/>
           <w:color w:val="E6E6E6"/>
-          <w:bdr w:val="none" w:color="auto" w:sz="0" w:space="0"/>
           <w:shd w:val="clear" w:fill="222222"/>
         </w:rPr>
         <w:t xml:space="preserve"> total_marks </w:t>
@@ -9585,7 +9137,6 @@
         <w:rPr>
           <w:rStyle w:val="9"/>
           <w:color w:val="569CD6"/>
-          <w:bdr w:val="none" w:color="auto" w:sz="0" w:space="0"/>
           <w:shd w:val="clear" w:fill="222222"/>
         </w:rPr>
         <w:t>INTO</w:t>
@@ -9594,7 +9145,6 @@
         <w:rPr>
           <w:rStyle w:val="9"/>
           <w:color w:val="E6E6E6"/>
-          <w:bdr w:val="none" w:color="auto" w:sz="0" w:space="0"/>
           <w:shd w:val="clear" w:fill="222222"/>
         </w:rPr>
         <w:t xml:space="preserve"> total </w:t>
@@ -9603,7 +9153,6 @@
         <w:rPr>
           <w:rStyle w:val="9"/>
           <w:color w:val="569CD6"/>
-          <w:bdr w:val="none" w:color="auto" w:sz="0" w:space="0"/>
           <w:shd w:val="clear" w:fill="222222"/>
         </w:rPr>
         <w:t>FROM</w:t>
@@ -9612,7 +9161,6 @@
         <w:rPr>
           <w:rStyle w:val="9"/>
           <w:color w:val="E6E6E6"/>
-          <w:bdr w:val="none" w:color="auto" w:sz="0" w:space="0"/>
           <w:shd w:val="clear" w:fill="222222"/>
         </w:rPr>
         <w:t xml:space="preserve"> Marks </w:t>
@@ -9621,7 +9169,6 @@
         <w:rPr>
           <w:rStyle w:val="9"/>
           <w:color w:val="569CD6"/>
-          <w:bdr w:val="none" w:color="auto" w:sz="0" w:space="0"/>
           <w:shd w:val="clear" w:fill="222222"/>
         </w:rPr>
         <w:t>WHERE</w:t>
@@ -9630,7 +9177,6 @@
         <w:rPr>
           <w:rStyle w:val="9"/>
           <w:color w:val="E6E6E6"/>
-          <w:bdr w:val="none" w:color="auto" w:sz="0" w:space="0"/>
           <w:shd w:val="clear" w:fill="222222"/>
         </w:rPr>
         <w:t xml:space="preserve"> student_id </w:t>
@@ -9639,7 +9185,6 @@
         <w:rPr>
           <w:rStyle w:val="9"/>
           <w:color w:val="D4D4D4"/>
-          <w:bdr w:val="none" w:color="auto" w:sz="0" w:space="0"/>
           <w:shd w:val="clear" w:fill="222222"/>
         </w:rPr>
         <w:t>=</w:t>
@@ -9648,7 +9193,6 @@
         <w:rPr>
           <w:rStyle w:val="9"/>
           <w:color w:val="E6E6E6"/>
-          <w:bdr w:val="none" w:color="auto" w:sz="0" w:space="0"/>
           <w:shd w:val="clear" w:fill="222222"/>
         </w:rPr>
         <w:t xml:space="preserve"> p_student_id </w:t>
@@ -9657,7 +9201,6 @@
         <w:rPr>
           <w:rStyle w:val="9"/>
           <w:color w:val="569CD6"/>
-          <w:bdr w:val="none" w:color="auto" w:sz="0" w:space="0"/>
           <w:shd w:val="clear" w:fill="222222"/>
         </w:rPr>
         <w:t>AND</w:t>
@@ -9666,7 +9209,6 @@
         <w:rPr>
           <w:rStyle w:val="9"/>
           <w:color w:val="E6E6E6"/>
-          <w:bdr w:val="none" w:color="auto" w:sz="0" w:space="0"/>
           <w:shd w:val="clear" w:fill="222222"/>
         </w:rPr>
         <w:t xml:space="preserve"> course_id </w:t>
@@ -9675,7 +9217,6 @@
         <w:rPr>
           <w:rStyle w:val="9"/>
           <w:color w:val="D4D4D4"/>
-          <w:bdr w:val="none" w:color="auto" w:sz="0" w:space="0"/>
           <w:shd w:val="clear" w:fill="222222"/>
         </w:rPr>
         <w:t>=</w:t>
@@ -9684,7 +9225,6 @@
         <w:rPr>
           <w:rStyle w:val="9"/>
           <w:color w:val="E6E6E6"/>
-          <w:bdr w:val="none" w:color="auto" w:sz="0" w:space="0"/>
           <w:shd w:val="clear" w:fill="222222"/>
         </w:rPr>
         <w:t xml:space="preserve"> p_course_id;</w:t>
@@ -9702,15 +9242,13 @@
         <w:rPr>
           <w:rStyle w:val="9"/>
           <w:color w:val="E6E6E6"/>
-          <w:bdr w:val="none" w:color="auto" w:sz="0" w:space="0"/>
-          <w:shd w:val="clear" w:fill="222222"/>
-        </w:rPr>
-      </w:pPr>
-      <w:r>
-        <w:rPr>
-          <w:rStyle w:val="9"/>
-          <w:color w:val="569CD6"/>
-          <w:bdr w:val="none" w:color="auto" w:sz="0" w:space="0"/>
+          <w:shd w:val="clear" w:fill="222222"/>
+        </w:rPr>
+      </w:pPr>
+      <w:r>
+        <w:rPr>
+          <w:rStyle w:val="9"/>
+          <w:color w:val="569CD6"/>
           <w:shd w:val="clear" w:fill="222222"/>
         </w:rPr>
         <w:t>IF</w:t>
@@ -9719,7 +9257,6 @@
         <w:rPr>
           <w:rStyle w:val="9"/>
           <w:color w:val="E6E6E6"/>
-          <w:bdr w:val="none" w:color="auto" w:sz="0" w:space="0"/>
           <w:shd w:val="clear" w:fill="222222"/>
         </w:rPr>
         <w:t xml:space="preserve"> total </w:t>
@@ -9728,7 +9265,6 @@
         <w:rPr>
           <w:rStyle w:val="9"/>
           <w:color w:val="D4D4D4"/>
-          <w:bdr w:val="none" w:color="auto" w:sz="0" w:space="0"/>
           <w:shd w:val="clear" w:fill="222222"/>
         </w:rPr>
         <w:t>&gt;=</w:t>
@@ -9737,7 +9273,6 @@
         <w:rPr>
           <w:rStyle w:val="9"/>
           <w:color w:val="B5CEA8"/>
-          <w:bdr w:val="none" w:color="auto" w:sz="0" w:space="0"/>
           <w:shd w:val="clear" w:fill="222222"/>
         </w:rPr>
         <w:t xml:space="preserve"> 85</w:t>
@@ -9746,7 +9281,6 @@
         <w:rPr>
           <w:rStyle w:val="9"/>
           <w:color w:val="569CD6"/>
-          <w:bdr w:val="none" w:color="auto" w:sz="0" w:space="0"/>
           <w:shd w:val="clear" w:fill="222222"/>
         </w:rPr>
         <w:t xml:space="preserve"> THEN</w:t>
@@ -9755,7 +9289,6 @@
         <w:rPr>
           <w:rStyle w:val="9"/>
           <w:color w:val="E6E6E6"/>
-          <w:bdr w:val="none" w:color="auto" w:sz="0" w:space="0"/>
           <w:shd w:val="clear" w:fill="222222"/>
         </w:rPr>
         <w:t xml:space="preserve"> </w:t>
@@ -9764,7 +9297,6 @@
         <w:rPr>
           <w:rStyle w:val="9"/>
           <w:color w:val="569CD6"/>
-          <w:bdr w:val="none" w:color="auto" w:sz="0" w:space="0"/>
           <w:shd w:val="clear" w:fill="222222"/>
         </w:rPr>
         <w:t>SET</w:t>
@@ -9773,7 +9305,6 @@
         <w:rPr>
           <w:rStyle w:val="9"/>
           <w:color w:val="E6E6E6"/>
-          <w:bdr w:val="none" w:color="auto" w:sz="0" w:space="0"/>
           <w:shd w:val="clear" w:fill="222222"/>
         </w:rPr>
         <w:t xml:space="preserve"> final_grade </w:t>
@@ -9782,7 +9313,6 @@
         <w:rPr>
           <w:rStyle w:val="9"/>
           <w:color w:val="D4D4D4"/>
-          <w:bdr w:val="none" w:color="auto" w:sz="0" w:space="0"/>
           <w:shd w:val="clear" w:fill="222222"/>
         </w:rPr>
         <w:t>=</w:t>
@@ -9791,7 +9321,6 @@
         <w:rPr>
           <w:rStyle w:val="9"/>
           <w:color w:val="CE9178"/>
-          <w:bdr w:val="none" w:color="auto" w:sz="0" w:space="0"/>
           <w:shd w:val="clear" w:fill="222222"/>
         </w:rPr>
         <w:t xml:space="preserve"> 'A+'</w:t>
@@ -9800,7 +9329,6 @@
         <w:rPr>
           <w:rStyle w:val="9"/>
           <w:color w:val="E6E6E6"/>
-          <w:bdr w:val="none" w:color="auto" w:sz="0" w:space="0"/>
           <w:shd w:val="clear" w:fill="222222"/>
         </w:rPr>
         <w:t>;</w:t>
@@ -9818,15 +9346,13 @@
         <w:rPr>
           <w:rStyle w:val="9"/>
           <w:color w:val="E6E6E6"/>
-          <w:bdr w:val="none" w:color="auto" w:sz="0" w:space="0"/>
-          <w:shd w:val="clear" w:fill="222222"/>
-        </w:rPr>
-      </w:pPr>
-      <w:r>
-        <w:rPr>
-          <w:rStyle w:val="9"/>
-          <w:color w:val="569CD6"/>
-          <w:bdr w:val="none" w:color="auto" w:sz="0" w:space="0"/>
+          <w:shd w:val="clear" w:fill="222222"/>
+        </w:rPr>
+      </w:pPr>
+      <w:r>
+        <w:rPr>
+          <w:rStyle w:val="9"/>
+          <w:color w:val="569CD6"/>
           <w:shd w:val="clear" w:fill="222222"/>
         </w:rPr>
         <w:t>SET</w:t>
@@ -9835,7 +9361,6 @@
         <w:rPr>
           <w:rStyle w:val="9"/>
           <w:color w:val="E6E6E6"/>
-          <w:bdr w:val="none" w:color="auto" w:sz="0" w:space="0"/>
           <w:shd w:val="clear" w:fill="222222"/>
         </w:rPr>
         <w:t xml:space="preserve"> points </w:t>
@@ -9844,7 +9369,6 @@
         <w:rPr>
           <w:rStyle w:val="9"/>
           <w:color w:val="D4D4D4"/>
-          <w:bdr w:val="none" w:color="auto" w:sz="0" w:space="0"/>
           <w:shd w:val="clear" w:fill="222222"/>
         </w:rPr>
         <w:t>=</w:t>
@@ -9853,7 +9377,6 @@
         <w:rPr>
           <w:rStyle w:val="9"/>
           <w:color w:val="B5CEA8"/>
-          <w:bdr w:val="none" w:color="auto" w:sz="0" w:space="0"/>
           <w:shd w:val="clear" w:fill="222222"/>
         </w:rPr>
         <w:t xml:space="preserve"> 4</w:t>
@@ -9862,7 +9385,6 @@
         <w:rPr>
           <w:rStyle w:val="9"/>
           <w:color w:val="E6E6E6"/>
-          <w:bdr w:val="none" w:color="auto" w:sz="0" w:space="0"/>
           <w:shd w:val="clear" w:fill="222222"/>
         </w:rPr>
         <w:t>.</w:t>
@@ -9871,7 +9393,6 @@
         <w:rPr>
           <w:rStyle w:val="9"/>
           <w:color w:val="B5CEA8"/>
-          <w:bdr w:val="none" w:color="auto" w:sz="0" w:space="0"/>
           <w:shd w:val="clear" w:fill="222222"/>
         </w:rPr>
         <w:t>00</w:t>
@@ -9880,7 +9401,6 @@
         <w:rPr>
           <w:rStyle w:val="9"/>
           <w:color w:val="E6E6E6"/>
-          <w:bdr w:val="none" w:color="auto" w:sz="0" w:space="0"/>
           <w:shd w:val="clear" w:fill="222222"/>
         </w:rPr>
         <w:t>;</w:t>
@@ -9898,15 +9418,13 @@
         <w:rPr>
           <w:rStyle w:val="9"/>
           <w:color w:val="E6E6E6"/>
-          <w:bdr w:val="none" w:color="auto" w:sz="0" w:space="0"/>
-          <w:shd w:val="clear" w:fill="222222"/>
-        </w:rPr>
-      </w:pPr>
-      <w:r>
-        <w:rPr>
-          <w:rStyle w:val="9"/>
-          <w:color w:val="E6E6E6"/>
-          <w:bdr w:val="none" w:color="auto" w:sz="0" w:space="0"/>
+          <w:shd w:val="clear" w:fill="222222"/>
+        </w:rPr>
+      </w:pPr>
+      <w:r>
+        <w:rPr>
+          <w:rStyle w:val="9"/>
+          <w:color w:val="E6E6E6"/>
           <w:shd w:val="clear" w:fill="222222"/>
         </w:rPr>
         <w:t xml:space="preserve">ELSEIF total </w:t>
@@ -9915,7 +9433,6 @@
         <w:rPr>
           <w:rStyle w:val="9"/>
           <w:color w:val="D4D4D4"/>
-          <w:bdr w:val="none" w:color="auto" w:sz="0" w:space="0"/>
           <w:shd w:val="clear" w:fill="222222"/>
         </w:rPr>
         <w:t>&gt;=</w:t>
@@ -9924,7 +9441,6 @@
         <w:rPr>
           <w:rStyle w:val="9"/>
           <w:color w:val="B5CEA8"/>
-          <w:bdr w:val="none" w:color="auto" w:sz="0" w:space="0"/>
           <w:shd w:val="clear" w:fill="222222"/>
         </w:rPr>
         <w:t xml:space="preserve"> 75</w:t>
@@ -9933,7 +9449,6 @@
         <w:rPr>
           <w:rStyle w:val="9"/>
           <w:color w:val="569CD6"/>
-          <w:bdr w:val="none" w:color="auto" w:sz="0" w:space="0"/>
           <w:shd w:val="clear" w:fill="222222"/>
         </w:rPr>
         <w:t xml:space="preserve"> THEN</w:t>
@@ -9942,7 +9457,6 @@
         <w:rPr>
           <w:rStyle w:val="9"/>
           <w:color w:val="E6E6E6"/>
-          <w:bdr w:val="none" w:color="auto" w:sz="0" w:space="0"/>
           <w:shd w:val="clear" w:fill="222222"/>
         </w:rPr>
         <w:t xml:space="preserve"> </w:t>
@@ -9951,7 +9465,6 @@
         <w:rPr>
           <w:rStyle w:val="9"/>
           <w:color w:val="569CD6"/>
-          <w:bdr w:val="none" w:color="auto" w:sz="0" w:space="0"/>
           <w:shd w:val="clear" w:fill="222222"/>
         </w:rPr>
         <w:t>SET</w:t>
@@ -9960,7 +9473,6 @@
         <w:rPr>
           <w:rStyle w:val="9"/>
           <w:color w:val="E6E6E6"/>
-          <w:bdr w:val="none" w:color="auto" w:sz="0" w:space="0"/>
           <w:shd w:val="clear" w:fill="222222"/>
         </w:rPr>
         <w:t xml:space="preserve"> final_grade </w:t>
@@ -9969,7 +9481,6 @@
         <w:rPr>
           <w:rStyle w:val="9"/>
           <w:color w:val="D4D4D4"/>
-          <w:bdr w:val="none" w:color="auto" w:sz="0" w:space="0"/>
           <w:shd w:val="clear" w:fill="222222"/>
         </w:rPr>
         <w:t>=</w:t>
@@ -9978,7 +9489,6 @@
         <w:rPr>
           <w:rStyle w:val="9"/>
           <w:color w:val="CE9178"/>
-          <w:bdr w:val="none" w:color="auto" w:sz="0" w:space="0"/>
           <w:shd w:val="clear" w:fill="222222"/>
         </w:rPr>
         <w:t xml:space="preserve"> 'A'</w:t>
@@ -9987,7 +9497,6 @@
         <w:rPr>
           <w:rStyle w:val="9"/>
           <w:color w:val="E6E6E6"/>
-          <w:bdr w:val="none" w:color="auto" w:sz="0" w:space="0"/>
           <w:shd w:val="clear" w:fill="222222"/>
         </w:rPr>
         <w:t>;</w:t>
@@ -10005,15 +9514,13 @@
         <w:rPr>
           <w:rStyle w:val="9"/>
           <w:color w:val="E6E6E6"/>
-          <w:bdr w:val="none" w:color="auto" w:sz="0" w:space="0"/>
-          <w:shd w:val="clear" w:fill="222222"/>
-        </w:rPr>
-      </w:pPr>
-      <w:r>
-        <w:rPr>
-          <w:rStyle w:val="9"/>
-          <w:color w:val="569CD6"/>
-          <w:bdr w:val="none" w:color="auto" w:sz="0" w:space="0"/>
+          <w:shd w:val="clear" w:fill="222222"/>
+        </w:rPr>
+      </w:pPr>
+      <w:r>
+        <w:rPr>
+          <w:rStyle w:val="9"/>
+          <w:color w:val="569CD6"/>
           <w:shd w:val="clear" w:fill="222222"/>
         </w:rPr>
         <w:t>SET</w:t>
@@ -10022,7 +9529,6 @@
         <w:rPr>
           <w:rStyle w:val="9"/>
           <w:color w:val="E6E6E6"/>
-          <w:bdr w:val="none" w:color="auto" w:sz="0" w:space="0"/>
           <w:shd w:val="clear" w:fill="222222"/>
         </w:rPr>
         <w:t xml:space="preserve"> points </w:t>
@@ -10031,7 +9537,6 @@
         <w:rPr>
           <w:rStyle w:val="9"/>
           <w:color w:val="D4D4D4"/>
-          <w:bdr w:val="none" w:color="auto" w:sz="0" w:space="0"/>
           <w:shd w:val="clear" w:fill="222222"/>
         </w:rPr>
         <w:t>=</w:t>
@@ -10040,7 +9545,6 @@
         <w:rPr>
           <w:rStyle w:val="9"/>
           <w:color w:val="B5CEA8"/>
-          <w:bdr w:val="none" w:color="auto" w:sz="0" w:space="0"/>
           <w:shd w:val="clear" w:fill="222222"/>
         </w:rPr>
         <w:t xml:space="preserve"> 4</w:t>
@@ -10049,7 +9553,6 @@
         <w:rPr>
           <w:rStyle w:val="9"/>
           <w:color w:val="E6E6E6"/>
-          <w:bdr w:val="none" w:color="auto" w:sz="0" w:space="0"/>
           <w:shd w:val="clear" w:fill="222222"/>
         </w:rPr>
         <w:t>.</w:t>
@@ -10058,7 +9561,6 @@
         <w:rPr>
           <w:rStyle w:val="9"/>
           <w:color w:val="B5CEA8"/>
-          <w:bdr w:val="none" w:color="auto" w:sz="0" w:space="0"/>
           <w:shd w:val="clear" w:fill="222222"/>
         </w:rPr>
         <w:t>00</w:t>
@@ -10067,7 +9569,6 @@
         <w:rPr>
           <w:rStyle w:val="9"/>
           <w:color w:val="E6E6E6"/>
-          <w:bdr w:val="none" w:color="auto" w:sz="0" w:space="0"/>
           <w:shd w:val="clear" w:fill="222222"/>
         </w:rPr>
         <w:t xml:space="preserve">;    ELSEIF total </w:t>
@@ -10076,7 +9577,6 @@
         <w:rPr>
           <w:rStyle w:val="9"/>
           <w:color w:val="D4D4D4"/>
-          <w:bdr w:val="none" w:color="auto" w:sz="0" w:space="0"/>
           <w:shd w:val="clear" w:fill="222222"/>
         </w:rPr>
         <w:t>&gt;=</w:t>
@@ -10085,7 +9585,6 @@
         <w:rPr>
           <w:rStyle w:val="9"/>
           <w:color w:val="B5CEA8"/>
-          <w:bdr w:val="none" w:color="auto" w:sz="0" w:space="0"/>
           <w:shd w:val="clear" w:fill="222222"/>
         </w:rPr>
         <w:t xml:space="preserve"> 65</w:t>
@@ -10094,7 +9593,6 @@
         <w:rPr>
           <w:rStyle w:val="9"/>
           <w:color w:val="569CD6"/>
-          <w:bdr w:val="none" w:color="auto" w:sz="0" w:space="0"/>
           <w:shd w:val="clear" w:fill="222222"/>
         </w:rPr>
         <w:t xml:space="preserve"> THEN</w:t>
@@ -10103,7 +9601,6 @@
         <w:rPr>
           <w:rStyle w:val="9"/>
           <w:color w:val="E6E6E6"/>
-          <w:bdr w:val="none" w:color="auto" w:sz="0" w:space="0"/>
           <w:shd w:val="clear" w:fill="222222"/>
         </w:rPr>
         <w:t xml:space="preserve"> </w:t>
@@ -10112,7 +9609,6 @@
         <w:rPr>
           <w:rStyle w:val="9"/>
           <w:color w:val="569CD6"/>
-          <w:bdr w:val="none" w:color="auto" w:sz="0" w:space="0"/>
           <w:shd w:val="clear" w:fill="222222"/>
         </w:rPr>
         <w:t xml:space="preserve">        SET</w:t>
@@ -10121,7 +9617,6 @@
         <w:rPr>
           <w:rStyle w:val="9"/>
           <w:color w:val="E6E6E6"/>
-          <w:bdr w:val="none" w:color="auto" w:sz="0" w:space="0"/>
           <w:shd w:val="clear" w:fill="222222"/>
         </w:rPr>
         <w:t xml:space="preserve"> final_grade </w:t>
@@ -10130,7 +9625,6 @@
         <w:rPr>
           <w:rStyle w:val="9"/>
           <w:color w:val="D4D4D4"/>
-          <w:bdr w:val="none" w:color="auto" w:sz="0" w:space="0"/>
           <w:shd w:val="clear" w:fill="222222"/>
         </w:rPr>
         <w:t>=</w:t>
@@ -10139,7 +9633,6 @@
         <w:rPr>
           <w:rStyle w:val="9"/>
           <w:color w:val="CE9178"/>
-          <w:bdr w:val="none" w:color="auto" w:sz="0" w:space="0"/>
           <w:shd w:val="clear" w:fill="222222"/>
         </w:rPr>
         <w:t xml:space="preserve"> 'B'</w:t>
@@ -10148,7 +9641,6 @@
         <w:rPr>
           <w:rStyle w:val="9"/>
           <w:color w:val="E6E6E6"/>
-          <w:bdr w:val="none" w:color="auto" w:sz="0" w:space="0"/>
           <w:shd w:val="clear" w:fill="222222"/>
         </w:rPr>
         <w:t xml:space="preserve">; </w:t>
@@ -10157,7 +9649,6 @@
         <w:rPr>
           <w:rStyle w:val="9"/>
           <w:color w:val="569CD6"/>
-          <w:bdr w:val="none" w:color="auto" w:sz="0" w:space="0"/>
           <w:shd w:val="clear" w:fill="222222"/>
         </w:rPr>
         <w:t>SET</w:t>
@@ -10166,7 +9657,6 @@
         <w:rPr>
           <w:rStyle w:val="9"/>
           <w:color w:val="E6E6E6"/>
-          <w:bdr w:val="none" w:color="auto" w:sz="0" w:space="0"/>
           <w:shd w:val="clear" w:fill="222222"/>
         </w:rPr>
         <w:t xml:space="preserve"> points </w:t>
@@ -10175,7 +9665,6 @@
         <w:rPr>
           <w:rStyle w:val="9"/>
           <w:color w:val="D4D4D4"/>
-          <w:bdr w:val="none" w:color="auto" w:sz="0" w:space="0"/>
           <w:shd w:val="clear" w:fill="222222"/>
         </w:rPr>
         <w:t>=</w:t>
@@ -10184,7 +9673,6 @@
         <w:rPr>
           <w:rStyle w:val="9"/>
           <w:color w:val="B5CEA8"/>
-          <w:bdr w:val="none" w:color="auto" w:sz="0" w:space="0"/>
           <w:shd w:val="clear" w:fill="222222"/>
         </w:rPr>
         <w:t xml:space="preserve"> 3</w:t>
@@ -10193,7 +9681,6 @@
         <w:rPr>
           <w:rStyle w:val="9"/>
           <w:color w:val="E6E6E6"/>
-          <w:bdr w:val="none" w:color="auto" w:sz="0" w:space="0"/>
           <w:shd w:val="clear" w:fill="222222"/>
         </w:rPr>
         <w:t>.</w:t>
@@ -10202,7 +9689,6 @@
         <w:rPr>
           <w:rStyle w:val="9"/>
           <w:color w:val="B5CEA8"/>
-          <w:bdr w:val="none" w:color="auto" w:sz="0" w:space="0"/>
           <w:shd w:val="clear" w:fill="222222"/>
         </w:rPr>
         <w:t>00</w:t>
@@ -10211,7 +9697,6 @@
         <w:rPr>
           <w:rStyle w:val="9"/>
           <w:color w:val="E6E6E6"/>
-          <w:bdr w:val="none" w:color="auto" w:sz="0" w:space="0"/>
           <w:shd w:val="clear" w:fill="222222"/>
         </w:rPr>
         <w:t>;</w:t>
@@ -10229,15 +9714,13 @@
         <w:rPr>
           <w:rStyle w:val="9"/>
           <w:color w:val="E6E6E6"/>
-          <w:bdr w:val="none" w:color="auto" w:sz="0" w:space="0"/>
-          <w:shd w:val="clear" w:fill="222222"/>
-        </w:rPr>
-      </w:pPr>
-      <w:r>
-        <w:rPr>
-          <w:rStyle w:val="9"/>
-          <w:color w:val="569CD6"/>
-          <w:bdr w:val="none" w:color="auto" w:sz="0" w:space="0"/>
+          <w:shd w:val="clear" w:fill="222222"/>
+        </w:rPr>
+      </w:pPr>
+      <w:r>
+        <w:rPr>
+          <w:rStyle w:val="9"/>
+          <w:color w:val="569CD6"/>
           <w:shd w:val="clear" w:fill="222222"/>
         </w:rPr>
         <w:t>ELSE</w:t>
@@ -10246,7 +9729,6 @@
         <w:rPr>
           <w:rStyle w:val="9"/>
           <w:color w:val="E6E6E6"/>
-          <w:bdr w:val="none" w:color="auto" w:sz="0" w:space="0"/>
           <w:shd w:val="clear" w:fill="222222"/>
         </w:rPr>
         <w:t xml:space="preserve"> </w:t>
@@ -10255,7 +9737,6 @@
         <w:rPr>
           <w:rStyle w:val="9"/>
           <w:color w:val="569CD6"/>
-          <w:bdr w:val="none" w:color="auto" w:sz="0" w:space="0"/>
           <w:shd w:val="clear" w:fill="222222"/>
         </w:rPr>
         <w:t>SET</w:t>
@@ -10264,7 +9745,6 @@
         <w:rPr>
           <w:rStyle w:val="9"/>
           <w:color w:val="E6E6E6"/>
-          <w:bdr w:val="none" w:color="auto" w:sz="0" w:space="0"/>
           <w:shd w:val="clear" w:fill="222222"/>
         </w:rPr>
         <w:t xml:space="preserve"> final_grade </w:t>
@@ -10273,7 +9753,6 @@
         <w:rPr>
           <w:rStyle w:val="9"/>
           <w:color w:val="D4D4D4"/>
-          <w:bdr w:val="none" w:color="auto" w:sz="0" w:space="0"/>
           <w:shd w:val="clear" w:fill="222222"/>
         </w:rPr>
         <w:t>=</w:t>
@@ -10282,7 +9761,6 @@
         <w:rPr>
           <w:rStyle w:val="9"/>
           <w:color w:val="CE9178"/>
-          <w:bdr w:val="none" w:color="auto" w:sz="0" w:space="0"/>
           <w:shd w:val="clear" w:fill="222222"/>
         </w:rPr>
         <w:t xml:space="preserve"> 'C'</w:t>
@@ -10291,7 +9769,6 @@
         <w:rPr>
           <w:rStyle w:val="9"/>
           <w:color w:val="E6E6E6"/>
-          <w:bdr w:val="none" w:color="auto" w:sz="0" w:space="0"/>
           <w:shd w:val="clear" w:fill="222222"/>
         </w:rPr>
         <w:t>;</w:t>
@@ -10309,15 +9786,13 @@
         <w:rPr>
           <w:rStyle w:val="9"/>
           <w:color w:val="E6E6E6"/>
-          <w:bdr w:val="none" w:color="auto" w:sz="0" w:space="0"/>
-          <w:shd w:val="clear" w:fill="222222"/>
-        </w:rPr>
-      </w:pPr>
-      <w:r>
-        <w:rPr>
-          <w:rStyle w:val="9"/>
-          <w:color w:val="569CD6"/>
-          <w:bdr w:val="none" w:color="auto" w:sz="0" w:space="0"/>
+          <w:shd w:val="clear" w:fill="222222"/>
+        </w:rPr>
+      </w:pPr>
+      <w:r>
+        <w:rPr>
+          <w:rStyle w:val="9"/>
+          <w:color w:val="569CD6"/>
           <w:shd w:val="clear" w:fill="222222"/>
         </w:rPr>
         <w:t>SET</w:t>
@@ -10326,7 +9801,6 @@
         <w:rPr>
           <w:rStyle w:val="9"/>
           <w:color w:val="E6E6E6"/>
-          <w:bdr w:val="none" w:color="auto" w:sz="0" w:space="0"/>
           <w:shd w:val="clear" w:fill="222222"/>
         </w:rPr>
         <w:t xml:space="preserve"> points </w:t>
@@ -10335,7 +9809,6 @@
         <w:rPr>
           <w:rStyle w:val="9"/>
           <w:color w:val="D4D4D4"/>
-          <w:bdr w:val="none" w:color="auto" w:sz="0" w:space="0"/>
           <w:shd w:val="clear" w:fill="222222"/>
         </w:rPr>
         <w:t>=</w:t>
@@ -10344,7 +9817,6 @@
         <w:rPr>
           <w:rStyle w:val="9"/>
           <w:color w:val="B5CEA8"/>
-          <w:bdr w:val="none" w:color="auto" w:sz="0" w:space="0"/>
           <w:shd w:val="clear" w:fill="222222"/>
         </w:rPr>
         <w:t xml:space="preserve"> 2</w:t>
@@ -10353,7 +9825,6 @@
         <w:rPr>
           <w:rStyle w:val="9"/>
           <w:color w:val="E6E6E6"/>
-          <w:bdr w:val="none" w:color="auto" w:sz="0" w:space="0"/>
           <w:shd w:val="clear" w:fill="222222"/>
         </w:rPr>
         <w:t>.</w:t>
@@ -10362,7 +9833,6 @@
         <w:rPr>
           <w:rStyle w:val="9"/>
           <w:color w:val="B5CEA8"/>
-          <w:bdr w:val="none" w:color="auto" w:sz="0" w:space="0"/>
           <w:shd w:val="clear" w:fill="222222"/>
         </w:rPr>
         <w:t>00</w:t>
@@ -10371,7 +9841,6 @@
         <w:rPr>
           <w:rStyle w:val="9"/>
           <w:color w:val="E6E6E6"/>
-          <w:bdr w:val="none" w:color="auto" w:sz="0" w:space="0"/>
           <w:shd w:val="clear" w:fill="222222"/>
         </w:rPr>
         <w:t>;</w:t>
@@ -10390,7 +9859,6 @@
           <w:rStyle w:val="9"/>
           <w:rFonts w:hint="default"/>
           <w:color w:val="569CD6"/>
-          <w:bdr w:val="none" w:color="auto" w:sz="0" w:space="0"/>
           <w:shd w:val="clear" w:fill="222222"/>
           <w:lang w:val="en-US"/>
         </w:rPr>
@@ -10399,7 +9867,6 @@
         <w:rPr>
           <w:rStyle w:val="9"/>
           <w:color w:val="569CD6"/>
-          <w:bdr w:val="none" w:color="auto" w:sz="0" w:space="0"/>
           <w:shd w:val="clear" w:fill="222222"/>
         </w:rPr>
         <w:t>END IF</w:t>
@@ -10409,7 +9876,6 @@
           <w:rStyle w:val="9"/>
           <w:rFonts w:hint="default"/>
           <w:color w:val="569CD6"/>
-          <w:bdr w:val="none" w:color="auto" w:sz="0" w:space="0"/>
           <w:shd w:val="clear" w:fill="222222"/>
           <w:lang w:val="en-US"/>
         </w:rPr>
@@ -10428,15 +9894,13 @@
         <w:rPr>
           <w:rStyle w:val="9"/>
           <w:color w:val="E6E6E6"/>
-          <w:bdr w:val="none" w:color="auto" w:sz="0" w:space="0"/>
-          <w:shd w:val="clear" w:fill="222222"/>
-        </w:rPr>
-      </w:pPr>
-      <w:r>
-        <w:rPr>
-          <w:rStyle w:val="9"/>
-          <w:color w:val="569CD6"/>
-          <w:bdr w:val="none" w:color="auto" w:sz="0" w:space="0"/>
+          <w:shd w:val="clear" w:fill="222222"/>
+        </w:rPr>
+      </w:pPr>
+      <w:r>
+        <w:rPr>
+          <w:rStyle w:val="9"/>
+          <w:color w:val="569CD6"/>
           <w:shd w:val="clear" w:fill="222222"/>
         </w:rPr>
         <w:t>INSERT INTO</w:t>
@@ -10445,7 +9909,6 @@
         <w:rPr>
           <w:rStyle w:val="9"/>
           <w:color w:val="E6E6E6"/>
-          <w:bdr w:val="none" w:color="auto" w:sz="0" w:space="0"/>
           <w:shd w:val="clear" w:fill="222222"/>
         </w:rPr>
         <w:t xml:space="preserve"> Grade(student_id, course_id, grade, grade_point)</w:t>
@@ -10454,7 +9917,6 @@
         <w:rPr>
           <w:rStyle w:val="9"/>
           <w:color w:val="569CD6"/>
-          <w:bdr w:val="none" w:color="auto" w:sz="0" w:space="0"/>
           <w:shd w:val="clear" w:fill="222222"/>
         </w:rPr>
         <w:t xml:space="preserve">    VALUES</w:t>
@@ -10463,7 +9925,6 @@
         <w:rPr>
           <w:rStyle w:val="9"/>
           <w:color w:val="E6E6E6"/>
-          <w:bdr w:val="none" w:color="auto" w:sz="0" w:space="0"/>
           <w:shd w:val="clear" w:fill="222222"/>
         </w:rPr>
         <w:t>(p_student_id, p_course_id, final_grade, points)</w:t>
@@ -10472,7 +9933,6 @@
         <w:rPr>
           <w:rStyle w:val="9"/>
           <w:color w:val="569CD6"/>
-          <w:bdr w:val="none" w:color="auto" w:sz="0" w:space="0"/>
           <w:shd w:val="clear" w:fill="222222"/>
         </w:rPr>
         <w:t xml:space="preserve">    ON</w:t>
@@ -10481,7 +9941,6 @@
         <w:rPr>
           <w:rStyle w:val="9"/>
           <w:color w:val="E6E6E6"/>
-          <w:bdr w:val="none" w:color="auto" w:sz="0" w:space="0"/>
           <w:shd w:val="clear" w:fill="222222"/>
         </w:rPr>
         <w:t xml:space="preserve"> DUPLICATE </w:t>
@@ -10490,7 +9949,6 @@
         <w:rPr>
           <w:rStyle w:val="9"/>
           <w:color w:val="569CD6"/>
-          <w:bdr w:val="none" w:color="auto" w:sz="0" w:space="0"/>
           <w:shd w:val="clear" w:fill="222222"/>
         </w:rPr>
         <w:t>KEY UPDATE</w:t>
@@ -10499,7 +9957,6 @@
         <w:rPr>
           <w:rStyle w:val="9"/>
           <w:color w:val="E6E6E6"/>
-          <w:bdr w:val="none" w:color="auto" w:sz="0" w:space="0"/>
           <w:shd w:val="clear" w:fill="222222"/>
         </w:rPr>
         <w:t xml:space="preserve"> grade </w:t>
@@ -10508,7 +9965,6 @@
         <w:rPr>
           <w:rStyle w:val="9"/>
           <w:color w:val="D4D4D4"/>
-          <w:bdr w:val="none" w:color="auto" w:sz="0" w:space="0"/>
           <w:shd w:val="clear" w:fill="222222"/>
         </w:rPr>
         <w:t>=</w:t>
@@ -10517,7 +9973,6 @@
         <w:rPr>
           <w:rStyle w:val="9"/>
           <w:color w:val="E6E6E6"/>
-          <w:bdr w:val="none" w:color="auto" w:sz="0" w:space="0"/>
           <w:shd w:val="clear" w:fill="222222"/>
         </w:rPr>
         <w:t xml:space="preserve"> final_grade, grade_point </w:t>
@@ -10526,7 +9981,6 @@
         <w:rPr>
           <w:rStyle w:val="9"/>
           <w:color w:val="D4D4D4"/>
-          <w:bdr w:val="none" w:color="auto" w:sz="0" w:space="0"/>
           <w:shd w:val="clear" w:fill="222222"/>
         </w:rPr>
         <w:t>=</w:t>
@@ -10535,7 +9989,6 @@
         <w:rPr>
           <w:rStyle w:val="9"/>
           <w:color w:val="E6E6E6"/>
-          <w:bdr w:val="none" w:color="auto" w:sz="0" w:space="0"/>
           <w:shd w:val="clear" w:fill="222222"/>
         </w:rPr>
         <w:t xml:space="preserve"> points;</w:t>
@@ -10558,7 +10011,6 @@
         <w:rPr>
           <w:rStyle w:val="9"/>
           <w:color w:val="569CD6"/>
-          <w:bdr w:val="none" w:color="auto" w:sz="0" w:space="0"/>
           <w:shd w:val="clear" w:fill="222222"/>
         </w:rPr>
         <w:t>END</w:t>
@@ -10567,7 +10019,6 @@
         <w:rPr>
           <w:rStyle w:val="9"/>
           <w:color w:val="D4D4D4"/>
-          <w:bdr w:val="none" w:color="auto" w:sz="0" w:space="0"/>
           <w:shd w:val="clear" w:fill="222222"/>
         </w:rPr>
         <w:t xml:space="preserve"> //</w:t>
@@ -10576,7 +10027,6 @@
         <w:rPr>
           <w:rStyle w:val="9"/>
           <w:color w:val="E6E6E6"/>
-          <w:bdr w:val="none" w:color="auto" w:sz="0" w:space="0"/>
           <w:shd w:val="clear" w:fill="222222"/>
         </w:rPr>
         <w:t>DELIMITER ;</w:t>
@@ -10629,15 +10079,13 @@
         <w:rPr>
           <w:rStyle w:val="9"/>
           <w:color w:val="569CD6"/>
-          <w:bdr w:val="none" w:color="auto" w:sz="0" w:space="0"/>
-          <w:shd w:val="clear" w:fill="222222"/>
-        </w:rPr>
-      </w:pPr>
-      <w:r>
-        <w:rPr>
-          <w:rStyle w:val="9"/>
-          <w:color w:val="569CD6"/>
-          <w:bdr w:val="none" w:color="auto" w:sz="0" w:space="0"/>
+          <w:shd w:val="clear" w:fill="222222"/>
+        </w:rPr>
+      </w:pPr>
+      <w:r>
+        <w:rPr>
+          <w:rStyle w:val="9"/>
+          <w:color w:val="569CD6"/>
           <w:shd w:val="clear" w:fill="222222"/>
         </w:rPr>
         <w:t>CREATE VIEW</w:t>
@@ -10646,7 +10094,6 @@
         <w:rPr>
           <w:rStyle w:val="9"/>
           <w:color w:val="DCDCAA"/>
-          <w:bdr w:val="none" w:color="auto" w:sz="0" w:space="0"/>
           <w:shd w:val="clear" w:fill="222222"/>
         </w:rPr>
         <w:t xml:space="preserve"> Student_Performance_View</w:t>
@@ -10655,7 +10102,6 @@
         <w:rPr>
           <w:rStyle w:val="9"/>
           <w:color w:val="569CD6"/>
-          <w:bdr w:val="none" w:color="auto" w:sz="0" w:space="0"/>
           <w:shd w:val="clear" w:fill="222222"/>
         </w:rPr>
         <w:t xml:space="preserve"> AS</w:t>
@@ -10673,15 +10119,13 @@
         <w:rPr>
           <w:rStyle w:val="9"/>
           <w:color w:val="E6E6E6"/>
-          <w:bdr w:val="none" w:color="auto" w:sz="0" w:space="0"/>
-          <w:shd w:val="clear" w:fill="222222"/>
-        </w:rPr>
-      </w:pPr>
-      <w:r>
-        <w:rPr>
-          <w:rStyle w:val="9"/>
-          <w:color w:val="569CD6"/>
-          <w:bdr w:val="none" w:color="auto" w:sz="0" w:space="0"/>
+          <w:shd w:val="clear" w:fill="222222"/>
+        </w:rPr>
+      </w:pPr>
+      <w:r>
+        <w:rPr>
+          <w:rStyle w:val="9"/>
+          <w:color w:val="569CD6"/>
           <w:shd w:val="clear" w:fill="222222"/>
         </w:rPr>
         <w:t>SELECT</w:t>
@@ -10690,7 +10134,6 @@
         <w:rPr>
           <w:rStyle w:val="9"/>
           <w:color w:val="E6E6E6"/>
-          <w:bdr w:val="none" w:color="auto" w:sz="0" w:space="0"/>
           <w:shd w:val="clear" w:fill="222222"/>
         </w:rPr>
         <w:t xml:space="preserve">     </w:t>
@@ -10708,15 +10151,13 @@
         <w:rPr>
           <w:rStyle w:val="9"/>
           <w:color w:val="E6E6E6"/>
-          <w:bdr w:val="none" w:color="auto" w:sz="0" w:space="0"/>
-          <w:shd w:val="clear" w:fill="222222"/>
-        </w:rPr>
-      </w:pPr>
-      <w:r>
-        <w:rPr>
-          <w:rStyle w:val="9"/>
-          <w:color w:val="E6E6E6"/>
-          <w:bdr w:val="none" w:color="auto" w:sz="0" w:space="0"/>
+          <w:shd w:val="clear" w:fill="222222"/>
+        </w:rPr>
+      </w:pPr>
+      <w:r>
+        <w:rPr>
+          <w:rStyle w:val="9"/>
+          <w:color w:val="E6E6E6"/>
           <w:shd w:val="clear" w:fill="222222"/>
         </w:rPr>
         <w:t xml:space="preserve">s.reg_no, </w:t>
@@ -10725,7 +10166,6 @@
         <w:rPr>
           <w:rStyle w:val="9"/>
           <w:color w:val="DCDCAA"/>
-          <w:bdr w:val="none" w:color="auto" w:sz="0" w:space="0"/>
           <w:shd w:val="clear" w:fill="222222"/>
         </w:rPr>
         <w:t>CONCAT</w:t>
@@ -10734,7 +10174,6 @@
         <w:rPr>
           <w:rStyle w:val="9"/>
           <w:color w:val="E6E6E6"/>
-          <w:bdr w:val="none" w:color="auto" w:sz="0" w:space="0"/>
           <w:shd w:val="clear" w:fill="222222"/>
         </w:rPr>
         <w:t xml:space="preserve">(s.first_name, </w:t>
@@ -10743,7 +10182,6 @@
         <w:rPr>
           <w:rStyle w:val="9"/>
           <w:color w:val="CE9178"/>
-          <w:bdr w:val="none" w:color="auto" w:sz="0" w:space="0"/>
           <w:shd w:val="clear" w:fill="222222"/>
         </w:rPr>
         <w:t>' '</w:t>
@@ -10752,7 +10190,6 @@
         <w:rPr>
           <w:rStyle w:val="9"/>
           <w:color w:val="E6E6E6"/>
-          <w:bdr w:val="none" w:color="auto" w:sz="0" w:space="0"/>
           <w:shd w:val="clear" w:fill="222222"/>
         </w:rPr>
         <w:t xml:space="preserve">, s.last_name) </w:t>
@@ -10761,7 +10198,6 @@
         <w:rPr>
           <w:rStyle w:val="9"/>
           <w:color w:val="569CD6"/>
-          <w:bdr w:val="none" w:color="auto" w:sz="0" w:space="0"/>
           <w:shd w:val="clear" w:fill="222222"/>
         </w:rPr>
         <w:t>AS</w:t>
@@ -10770,7 +10206,6 @@
         <w:rPr>
           <w:rStyle w:val="9"/>
           <w:color w:val="E6E6E6"/>
-          <w:bdr w:val="none" w:color="auto" w:sz="0" w:space="0"/>
           <w:shd w:val="clear" w:fill="222222"/>
         </w:rPr>
         <w:t xml:space="preserve"> student_name,    c.course_code, c.course_name,    m.total_marks, a.attendance_percentage,    e.status, g.grade</w:t>
@@ -10788,7 +10223,6 @@
         <w:rPr>
           <w:rStyle w:val="9"/>
           <w:color w:val="E6E6E6"/>
-          <w:bdr w:val="none" w:color="auto" w:sz="0" w:space="0"/>
           <w:shd w:val="clear" w:fill="222222"/>
         </w:rPr>
       </w:pPr>
@@ -10805,15 +10239,13 @@
         <w:rPr>
           <w:rStyle w:val="9"/>
           <w:color w:val="E6E6E6"/>
-          <w:bdr w:val="none" w:color="auto" w:sz="0" w:space="0"/>
-          <w:shd w:val="clear" w:fill="222222"/>
-        </w:rPr>
-      </w:pPr>
-      <w:r>
-        <w:rPr>
-          <w:rStyle w:val="9"/>
-          <w:color w:val="569CD6"/>
-          <w:bdr w:val="none" w:color="auto" w:sz="0" w:space="0"/>
+          <w:shd w:val="clear" w:fill="222222"/>
+        </w:rPr>
+      </w:pPr>
+      <w:r>
+        <w:rPr>
+          <w:rStyle w:val="9"/>
+          <w:color w:val="569CD6"/>
           <w:shd w:val="clear" w:fill="222222"/>
         </w:rPr>
         <w:t>FROM</w:t>
@@ -10822,7 +10254,6 @@
         <w:rPr>
           <w:rStyle w:val="9"/>
           <w:color w:val="E6E6E6"/>
-          <w:bdr w:val="none" w:color="auto" w:sz="0" w:space="0"/>
           <w:shd w:val="clear" w:fill="222222"/>
         </w:rPr>
         <w:t xml:space="preserve"> Student s</w:t>
@@ -10840,7 +10271,6 @@
         <w:rPr>
           <w:rStyle w:val="9"/>
           <w:color w:val="E6E6E6"/>
-          <w:bdr w:val="none" w:color="auto" w:sz="0" w:space="0"/>
           <w:shd w:val="clear" w:fill="222222"/>
         </w:rPr>
       </w:pPr>
@@ -10857,15 +10287,13 @@
         <w:rPr>
           <w:rStyle w:val="9"/>
           <w:color w:val="E6E6E6"/>
-          <w:bdr w:val="none" w:color="auto" w:sz="0" w:space="0"/>
-          <w:shd w:val="clear" w:fill="222222"/>
-        </w:rPr>
-      </w:pPr>
-      <w:r>
-        <w:rPr>
-          <w:rStyle w:val="9"/>
-          <w:color w:val="569CD6"/>
-          <w:bdr w:val="none" w:color="auto" w:sz="0" w:space="0"/>
+          <w:shd w:val="clear" w:fill="222222"/>
+        </w:rPr>
+      </w:pPr>
+      <w:r>
+        <w:rPr>
+          <w:rStyle w:val="9"/>
+          <w:color w:val="569CD6"/>
           <w:shd w:val="clear" w:fill="222222"/>
         </w:rPr>
         <w:t>JOIN</w:t>
@@ -10874,7 +10302,6 @@
         <w:rPr>
           <w:rStyle w:val="9"/>
           <w:color w:val="E6E6E6"/>
-          <w:bdr w:val="none" w:color="auto" w:sz="0" w:space="0"/>
           <w:shd w:val="clear" w:fill="222222"/>
         </w:rPr>
         <w:t xml:space="preserve"> Enrollment en </w:t>
@@ -10883,7 +10310,6 @@
         <w:rPr>
           <w:rStyle w:val="9"/>
           <w:color w:val="569CD6"/>
-          <w:bdr w:val="none" w:color="auto" w:sz="0" w:space="0"/>
           <w:shd w:val="clear" w:fill="222222"/>
         </w:rPr>
         <w:t>ON</w:t>
@@ -10892,7 +10318,6 @@
         <w:rPr>
           <w:rStyle w:val="9"/>
           <w:color w:val="E6E6E6"/>
-          <w:bdr w:val="none" w:color="auto" w:sz="0" w:space="0"/>
           <w:shd w:val="clear" w:fill="222222"/>
         </w:rPr>
         <w:t xml:space="preserve"> s.student_id </w:t>
@@ -10901,7 +10326,6 @@
         <w:rPr>
           <w:rStyle w:val="9"/>
           <w:color w:val="D4D4D4"/>
-          <w:bdr w:val="none" w:color="auto" w:sz="0" w:space="0"/>
           <w:shd w:val="clear" w:fill="222222"/>
         </w:rPr>
         <w:t>=</w:t>
@@ -10910,7 +10334,6 @@
         <w:rPr>
           <w:rStyle w:val="9"/>
           <w:color w:val="E6E6E6"/>
-          <w:bdr w:val="none" w:color="auto" w:sz="0" w:space="0"/>
           <w:shd w:val="clear" w:fill="222222"/>
         </w:rPr>
         <w:t xml:space="preserve"> en.student_id</w:t>
@@ -10928,15 +10351,13 @@
         <w:rPr>
           <w:rStyle w:val="9"/>
           <w:color w:val="E6E6E6"/>
-          <w:bdr w:val="none" w:color="auto" w:sz="0" w:space="0"/>
-          <w:shd w:val="clear" w:fill="222222"/>
-        </w:rPr>
-      </w:pPr>
-      <w:r>
-        <w:rPr>
-          <w:rStyle w:val="9"/>
-          <w:color w:val="569CD6"/>
-          <w:bdr w:val="none" w:color="auto" w:sz="0" w:space="0"/>
+          <w:shd w:val="clear" w:fill="222222"/>
+        </w:rPr>
+      </w:pPr>
+      <w:r>
+        <w:rPr>
+          <w:rStyle w:val="9"/>
+          <w:color w:val="569CD6"/>
           <w:shd w:val="clear" w:fill="222222"/>
         </w:rPr>
         <w:t>JOIN</w:t>
@@ -10945,7 +10366,6 @@
         <w:rPr>
           <w:rStyle w:val="9"/>
           <w:color w:val="E6E6E6"/>
-          <w:bdr w:val="none" w:color="auto" w:sz="0" w:space="0"/>
           <w:shd w:val="clear" w:fill="222222"/>
         </w:rPr>
         <w:t xml:space="preserve"> Course_Unit c </w:t>
@@ -10954,7 +10374,6 @@
         <w:rPr>
           <w:rStyle w:val="9"/>
           <w:color w:val="569CD6"/>
-          <w:bdr w:val="none" w:color="auto" w:sz="0" w:space="0"/>
           <w:shd w:val="clear" w:fill="222222"/>
         </w:rPr>
         <w:t>ON</w:t>
@@ -10963,7 +10382,6 @@
         <w:rPr>
           <w:rStyle w:val="9"/>
           <w:color w:val="E6E6E6"/>
-          <w:bdr w:val="none" w:color="auto" w:sz="0" w:space="0"/>
           <w:shd w:val="clear" w:fill="222222"/>
         </w:rPr>
         <w:t xml:space="preserve"> en.course_id </w:t>
@@ -10972,7 +10390,6 @@
         <w:rPr>
           <w:rStyle w:val="9"/>
           <w:color w:val="D4D4D4"/>
-          <w:bdr w:val="none" w:color="auto" w:sz="0" w:space="0"/>
           <w:shd w:val="clear" w:fill="222222"/>
         </w:rPr>
         <w:t>=</w:t>
@@ -10981,7 +10398,6 @@
         <w:rPr>
           <w:rStyle w:val="9"/>
           <w:color w:val="E6E6E6"/>
-          <w:bdr w:val="none" w:color="auto" w:sz="0" w:space="0"/>
           <w:shd w:val="clear" w:fill="222222"/>
         </w:rPr>
         <w:t xml:space="preserve"> c.course_id</w:t>
@@ -10999,15 +10415,13 @@
         <w:rPr>
           <w:rStyle w:val="9"/>
           <w:color w:val="E6E6E6"/>
-          <w:bdr w:val="none" w:color="auto" w:sz="0" w:space="0"/>
-          <w:shd w:val="clear" w:fill="222222"/>
-        </w:rPr>
-      </w:pPr>
-      <w:r>
-        <w:rPr>
-          <w:rStyle w:val="9"/>
-          <w:color w:val="569CD6"/>
-          <w:bdr w:val="none" w:color="auto" w:sz="0" w:space="0"/>
+          <w:shd w:val="clear" w:fill="222222"/>
+        </w:rPr>
+      </w:pPr>
+      <w:r>
+        <w:rPr>
+          <w:rStyle w:val="9"/>
+          <w:color w:val="569CD6"/>
           <w:shd w:val="clear" w:fill="222222"/>
         </w:rPr>
         <w:t>LEFT JOIN</w:t>
@@ -11016,7 +10430,6 @@
         <w:rPr>
           <w:rStyle w:val="9"/>
           <w:color w:val="E6E6E6"/>
-          <w:bdr w:val="none" w:color="auto" w:sz="0" w:space="0"/>
           <w:shd w:val="clear" w:fill="222222"/>
         </w:rPr>
         <w:t xml:space="preserve"> Marks m </w:t>
@@ -11025,7 +10438,6 @@
         <w:rPr>
           <w:rStyle w:val="9"/>
           <w:color w:val="569CD6"/>
-          <w:bdr w:val="none" w:color="auto" w:sz="0" w:space="0"/>
           <w:shd w:val="clear" w:fill="222222"/>
         </w:rPr>
         <w:t>ON</w:t>
@@ -11034,7 +10446,6 @@
         <w:rPr>
           <w:rStyle w:val="9"/>
           <w:color w:val="E6E6E6"/>
-          <w:bdr w:val="none" w:color="auto" w:sz="0" w:space="0"/>
           <w:shd w:val="clear" w:fill="222222"/>
         </w:rPr>
         <w:t xml:space="preserve"> m.student_id </w:t>
@@ -11043,7 +10454,6 @@
         <w:rPr>
           <w:rStyle w:val="9"/>
           <w:color w:val="D4D4D4"/>
-          <w:bdr w:val="none" w:color="auto" w:sz="0" w:space="0"/>
           <w:shd w:val="clear" w:fill="222222"/>
         </w:rPr>
         <w:t>=</w:t>
@@ -11052,7 +10462,6 @@
         <w:rPr>
           <w:rStyle w:val="9"/>
           <w:color w:val="E6E6E6"/>
-          <w:bdr w:val="none" w:color="auto" w:sz="0" w:space="0"/>
           <w:shd w:val="clear" w:fill="222222"/>
         </w:rPr>
         <w:t xml:space="preserve"> s.student_id </w:t>
@@ -11061,7 +10470,6 @@
         <w:rPr>
           <w:rStyle w:val="9"/>
           <w:color w:val="569CD6"/>
-          <w:bdr w:val="none" w:color="auto" w:sz="0" w:space="0"/>
           <w:shd w:val="clear" w:fill="222222"/>
         </w:rPr>
         <w:t>AND</w:t>
@@ -11070,7 +10478,6 @@
         <w:rPr>
           <w:rStyle w:val="9"/>
           <w:color w:val="E6E6E6"/>
-          <w:bdr w:val="none" w:color="auto" w:sz="0" w:space="0"/>
           <w:shd w:val="clear" w:fill="222222"/>
         </w:rPr>
         <w:t xml:space="preserve"> m.course_id </w:t>
@@ -11079,7 +10486,6 @@
         <w:rPr>
           <w:rStyle w:val="9"/>
           <w:color w:val="D4D4D4"/>
-          <w:bdr w:val="none" w:color="auto" w:sz="0" w:space="0"/>
           <w:shd w:val="clear" w:fill="222222"/>
         </w:rPr>
         <w:t>=</w:t>
@@ -11088,7 +10494,6 @@
         <w:rPr>
           <w:rStyle w:val="9"/>
           <w:color w:val="E6E6E6"/>
-          <w:bdr w:val="none" w:color="auto" w:sz="0" w:space="0"/>
           <w:shd w:val="clear" w:fill="222222"/>
         </w:rPr>
         <w:t xml:space="preserve"> c.course_id</w:t>
@@ -11106,15 +10511,13 @@
         <w:rPr>
           <w:rStyle w:val="9"/>
           <w:color w:val="E6E6E6"/>
-          <w:bdr w:val="none" w:color="auto" w:sz="0" w:space="0"/>
-          <w:shd w:val="clear" w:fill="222222"/>
-        </w:rPr>
-      </w:pPr>
-      <w:r>
-        <w:rPr>
-          <w:rStyle w:val="9"/>
-          <w:color w:val="569CD6"/>
-          <w:bdr w:val="none" w:color="auto" w:sz="0" w:space="0"/>
+          <w:shd w:val="clear" w:fill="222222"/>
+        </w:rPr>
+      </w:pPr>
+      <w:r>
+        <w:rPr>
+          <w:rStyle w:val="9"/>
+          <w:color w:val="569CD6"/>
           <w:shd w:val="clear" w:fill="222222"/>
         </w:rPr>
         <w:t>LEFT JOIN</w:t>
@@ -11123,7 +10526,6 @@
         <w:rPr>
           <w:rStyle w:val="9"/>
           <w:color w:val="E6E6E6"/>
-          <w:bdr w:val="none" w:color="auto" w:sz="0" w:space="0"/>
           <w:shd w:val="clear" w:fill="222222"/>
         </w:rPr>
         <w:t xml:space="preserve"> Attendance a </w:t>
@@ -11132,7 +10534,6 @@
         <w:rPr>
           <w:rStyle w:val="9"/>
           <w:color w:val="569CD6"/>
-          <w:bdr w:val="none" w:color="auto" w:sz="0" w:space="0"/>
           <w:shd w:val="clear" w:fill="222222"/>
         </w:rPr>
         <w:t>ON</w:t>
@@ -11141,7 +10542,6 @@
         <w:rPr>
           <w:rStyle w:val="9"/>
           <w:color w:val="E6E6E6"/>
-          <w:bdr w:val="none" w:color="auto" w:sz="0" w:space="0"/>
           <w:shd w:val="clear" w:fill="222222"/>
         </w:rPr>
         <w:t xml:space="preserve"> a.student_id </w:t>
@@ -11150,7 +10550,6 @@
         <w:rPr>
           <w:rStyle w:val="9"/>
           <w:color w:val="D4D4D4"/>
-          <w:bdr w:val="none" w:color="auto" w:sz="0" w:space="0"/>
           <w:shd w:val="clear" w:fill="222222"/>
         </w:rPr>
         <w:t>=</w:t>
@@ -11159,7 +10558,6 @@
         <w:rPr>
           <w:rStyle w:val="9"/>
           <w:color w:val="E6E6E6"/>
-          <w:bdr w:val="none" w:color="auto" w:sz="0" w:space="0"/>
           <w:shd w:val="clear" w:fill="222222"/>
         </w:rPr>
         <w:t xml:space="preserve"> s.student_id </w:t>
@@ -11168,7 +10566,6 @@
         <w:rPr>
           <w:rStyle w:val="9"/>
           <w:color w:val="569CD6"/>
-          <w:bdr w:val="none" w:color="auto" w:sz="0" w:space="0"/>
           <w:shd w:val="clear" w:fill="222222"/>
         </w:rPr>
         <w:t>AND</w:t>
@@ -11177,7 +10574,6 @@
         <w:rPr>
           <w:rStyle w:val="9"/>
           <w:color w:val="E6E6E6"/>
-          <w:bdr w:val="none" w:color="auto" w:sz="0" w:space="0"/>
           <w:shd w:val="clear" w:fill="222222"/>
         </w:rPr>
         <w:t xml:space="preserve"> a.course_id </w:t>
@@ -11186,7 +10582,6 @@
         <w:rPr>
           <w:rStyle w:val="9"/>
           <w:color w:val="D4D4D4"/>
-          <w:bdr w:val="none" w:color="auto" w:sz="0" w:space="0"/>
           <w:shd w:val="clear" w:fill="222222"/>
         </w:rPr>
         <w:t>=</w:t>
@@ -11195,7 +10590,6 @@
         <w:rPr>
           <w:rStyle w:val="9"/>
           <w:color w:val="E6E6E6"/>
-          <w:bdr w:val="none" w:color="auto" w:sz="0" w:space="0"/>
           <w:shd w:val="clear" w:fill="222222"/>
         </w:rPr>
         <w:t xml:space="preserve"> c.course_id</w:t>
@@ -11213,15 +10607,13 @@
         <w:rPr>
           <w:rStyle w:val="9"/>
           <w:color w:val="E6E6E6"/>
-          <w:bdr w:val="none" w:color="auto" w:sz="0" w:space="0"/>
-          <w:shd w:val="clear" w:fill="222222"/>
-        </w:rPr>
-      </w:pPr>
-      <w:r>
-        <w:rPr>
-          <w:rStyle w:val="9"/>
-          <w:color w:val="569CD6"/>
-          <w:bdr w:val="none" w:color="auto" w:sz="0" w:space="0"/>
+          <w:shd w:val="clear" w:fill="222222"/>
+        </w:rPr>
+      </w:pPr>
+      <w:r>
+        <w:rPr>
+          <w:rStyle w:val="9"/>
+          <w:color w:val="569CD6"/>
           <w:shd w:val="clear" w:fill="222222"/>
         </w:rPr>
         <w:t>LEFT JOIN</w:t>
@@ -11230,7 +10622,6 @@
         <w:rPr>
           <w:rStyle w:val="9"/>
           <w:color w:val="E6E6E6"/>
-          <w:bdr w:val="none" w:color="auto" w:sz="0" w:space="0"/>
           <w:shd w:val="clear" w:fill="222222"/>
         </w:rPr>
         <w:t xml:space="preserve"> Eligibility e </w:t>
@@ -11239,7 +10630,6 @@
         <w:rPr>
           <w:rStyle w:val="9"/>
           <w:color w:val="569CD6"/>
-          <w:bdr w:val="none" w:color="auto" w:sz="0" w:space="0"/>
           <w:shd w:val="clear" w:fill="222222"/>
         </w:rPr>
         <w:t>ON</w:t>
@@ -11248,7 +10638,6 @@
         <w:rPr>
           <w:rStyle w:val="9"/>
           <w:color w:val="E6E6E6"/>
-          <w:bdr w:val="none" w:color="auto" w:sz="0" w:space="0"/>
           <w:shd w:val="clear" w:fill="222222"/>
         </w:rPr>
         <w:t xml:space="preserve"> e.student_id </w:t>
@@ -11257,7 +10646,6 @@
         <w:rPr>
           <w:rStyle w:val="9"/>
           <w:color w:val="D4D4D4"/>
-          <w:bdr w:val="none" w:color="auto" w:sz="0" w:space="0"/>
           <w:shd w:val="clear" w:fill="222222"/>
         </w:rPr>
         <w:t>=</w:t>
@@ -11266,7 +10654,6 @@
         <w:rPr>
           <w:rStyle w:val="9"/>
           <w:color w:val="E6E6E6"/>
-          <w:bdr w:val="none" w:color="auto" w:sz="0" w:space="0"/>
           <w:shd w:val="clear" w:fill="222222"/>
         </w:rPr>
         <w:t xml:space="preserve"> s.student_id </w:t>
@@ -11275,7 +10662,6 @@
         <w:rPr>
           <w:rStyle w:val="9"/>
           <w:color w:val="569CD6"/>
-          <w:bdr w:val="none" w:color="auto" w:sz="0" w:space="0"/>
           <w:shd w:val="clear" w:fill="222222"/>
         </w:rPr>
         <w:t>AND</w:t>
@@ -11284,7 +10670,6 @@
         <w:rPr>
           <w:rStyle w:val="9"/>
           <w:color w:val="E6E6E6"/>
-          <w:bdr w:val="none" w:color="auto" w:sz="0" w:space="0"/>
           <w:shd w:val="clear" w:fill="222222"/>
         </w:rPr>
         <w:t xml:space="preserve"> e.course_id </w:t>
@@ -11293,7 +10678,6 @@
         <w:rPr>
           <w:rStyle w:val="9"/>
           <w:color w:val="D4D4D4"/>
-          <w:bdr w:val="none" w:color="auto" w:sz="0" w:space="0"/>
           <w:shd w:val="clear" w:fill="222222"/>
         </w:rPr>
         <w:t>=</w:t>
@@ -11302,7 +10686,6 @@
         <w:rPr>
           <w:rStyle w:val="9"/>
           <w:color w:val="E6E6E6"/>
-          <w:bdr w:val="none" w:color="auto" w:sz="0" w:space="0"/>
           <w:shd w:val="clear" w:fill="222222"/>
         </w:rPr>
         <w:t xml:space="preserve"> c.course_id</w:t>
@@ -11325,7 +10708,6 @@
         <w:rPr>
           <w:rStyle w:val="9"/>
           <w:color w:val="569CD6"/>
-          <w:bdr w:val="none" w:color="auto" w:sz="0" w:space="0"/>
           <w:shd w:val="clear" w:fill="222222"/>
         </w:rPr>
         <w:t>LEFT JOIN</w:t>
@@ -11334,7 +10716,6 @@
         <w:rPr>
           <w:rStyle w:val="9"/>
           <w:color w:val="E6E6E6"/>
-          <w:bdr w:val="none" w:color="auto" w:sz="0" w:space="0"/>
           <w:shd w:val="clear" w:fill="222222"/>
         </w:rPr>
         <w:t xml:space="preserve"> Grade g </w:t>
@@ -11343,7 +10724,6 @@
         <w:rPr>
           <w:rStyle w:val="9"/>
           <w:color w:val="569CD6"/>
-          <w:bdr w:val="none" w:color="auto" w:sz="0" w:space="0"/>
           <w:shd w:val="clear" w:fill="222222"/>
         </w:rPr>
         <w:t>ON</w:t>
@@ -11352,7 +10732,6 @@
         <w:rPr>
           <w:rStyle w:val="9"/>
           <w:color w:val="E6E6E6"/>
-          <w:bdr w:val="none" w:color="auto" w:sz="0" w:space="0"/>
           <w:shd w:val="clear" w:fill="222222"/>
         </w:rPr>
         <w:t xml:space="preserve"> g.student_id </w:t>
@@ -11361,7 +10740,6 @@
         <w:rPr>
           <w:rStyle w:val="9"/>
           <w:color w:val="D4D4D4"/>
-          <w:bdr w:val="none" w:color="auto" w:sz="0" w:space="0"/>
           <w:shd w:val="clear" w:fill="222222"/>
         </w:rPr>
         <w:t>=</w:t>
@@ -11370,7 +10748,6 @@
         <w:rPr>
           <w:rStyle w:val="9"/>
           <w:color w:val="E6E6E6"/>
-          <w:bdr w:val="none" w:color="auto" w:sz="0" w:space="0"/>
           <w:shd w:val="clear" w:fill="222222"/>
         </w:rPr>
         <w:t xml:space="preserve"> s.student_id </w:t>
@@ -11379,7 +10756,6 @@
         <w:rPr>
           <w:rStyle w:val="9"/>
           <w:color w:val="569CD6"/>
-          <w:bdr w:val="none" w:color="auto" w:sz="0" w:space="0"/>
           <w:shd w:val="clear" w:fill="222222"/>
         </w:rPr>
         <w:t>AND</w:t>
@@ -11388,7 +10764,6 @@
         <w:rPr>
           <w:rStyle w:val="9"/>
           <w:color w:val="E6E6E6"/>
-          <w:bdr w:val="none" w:color="auto" w:sz="0" w:space="0"/>
           <w:shd w:val="clear" w:fill="222222"/>
         </w:rPr>
         <w:t xml:space="preserve"> g.course_id </w:t>
@@ -11397,7 +10772,6 @@
         <w:rPr>
           <w:rStyle w:val="9"/>
           <w:color w:val="D4D4D4"/>
-          <w:bdr w:val="none" w:color="auto" w:sz="0" w:space="0"/>
           <w:shd w:val="clear" w:fill="222222"/>
         </w:rPr>
         <w:t>=</w:t>
@@ -11406,7 +10780,6 @@
         <w:rPr>
           <w:rStyle w:val="9"/>
           <w:color w:val="E6E6E6"/>
-          <w:bdr w:val="none" w:color="auto" w:sz="0" w:space="0"/>
           <w:shd w:val="clear" w:fill="222222"/>
         </w:rPr>
         <w:t xml:space="preserve"> c.course_id;</w:t>
@@ -11607,7 +10980,6 @@
             <w:insideH w:val="none" w:color="auto" w:sz="0" w:space="0"/>
             <w:insideV w:val="none" w:color="auto" w:sz="0" w:space="0"/>
           </w:tblBorders>
-          <w:shd w:val="clear" w:color="auto" w:fill="auto"/>
           <w:tblCellMar>
             <w:top w:w="15" w:type="dxa"/>
             <w:left w:w="15" w:type="dxa"/>
@@ -11892,6 +11264,7 @@
             <w:insideH w:val="none" w:color="auto" w:sz="0" w:space="0"/>
             <w:insideV w:val="none" w:color="auto" w:sz="0" w:space="0"/>
           </w:tblBorders>
+          <w:shd w:val="clear" w:color="auto" w:fill="auto"/>
           <w:tblCellMar>
             <w:top w:w="15" w:type="dxa"/>
             <w:left w:w="15" w:type="dxa"/>
@@ -12316,8 +11689,6 @@
         </w:rPr>
         <w:t>Faculty of Technology</w:t>
       </w:r>
-      <w:bookmarkStart w:id="5" w:name="_GoBack"/>
-      <w:bookmarkEnd w:id="5"/>
     </w:p>
     <w:p>
       <w:pPr>

--- a/documentation/FINAL WORD.docx
+++ b/documentation/FINAL WORD.docx
@@ -339,8 +339,6 @@
           <w:lang w:val="en-US"/>
         </w:rPr>
       </w:pPr>
-      <w:bookmarkStart w:id="5" w:name="_GoBack"/>
-      <w:bookmarkEnd w:id="5"/>
     </w:p>
     <w:p>
       <w:pPr>
@@ -1061,7 +1059,6 @@
             <w:insideH w:val="none" w:color="auto" w:sz="0" w:space="0"/>
             <w:insideV w:val="none" w:color="auto" w:sz="0" w:space="0"/>
           </w:tblBorders>
-          <w:shd w:val="clear" w:color="auto" w:fill="auto"/>
           <w:tblCellMar>
             <w:top w:w="15" w:type="dxa"/>
             <w:left w:w="15" w:type="dxa"/>
@@ -1267,7 +1264,6 @@
             <w:insideH w:val="none" w:color="auto" w:sz="0" w:space="0"/>
             <w:insideV w:val="none" w:color="auto" w:sz="0" w:space="0"/>
           </w:tblBorders>
-          <w:shd w:val="clear" w:color="auto" w:fill="auto"/>
           <w:tblCellMar>
             <w:top w:w="15" w:type="dxa"/>
             <w:left w:w="15" w:type="dxa"/>
@@ -1370,7 +1366,6 @@
             <w:insideH w:val="none" w:color="auto" w:sz="0" w:space="0"/>
             <w:insideV w:val="none" w:color="auto" w:sz="0" w:space="0"/>
           </w:tblBorders>
-          <w:shd w:val="clear" w:color="auto" w:fill="auto"/>
           <w:tblCellMar>
             <w:top w:w="15" w:type="dxa"/>
             <w:left w:w="15" w:type="dxa"/>
@@ -1473,6 +1468,7 @@
             <w:insideH w:val="none" w:color="auto" w:sz="0" w:space="0"/>
             <w:insideV w:val="none" w:color="auto" w:sz="0" w:space="0"/>
           </w:tblBorders>
+          <w:shd w:val="clear" w:color="auto" w:fill="auto"/>
           <w:tblCellMar>
             <w:top w:w="15" w:type="dxa"/>
             <w:left w:w="15" w:type="dxa"/>
@@ -8619,8 +8615,8 @@
     </w:p>
     <w:p/>
     <w:p>
-      <w:bookmarkStart w:id="2" w:name="hosting-the-backend-database"/>
-      <w:bookmarkStart w:id="3" w:name="changes-needed-for-cloud-deployment"/>
+      <w:bookmarkStart w:id="2" w:name="changes-needed-for-cloud-deployment"/>
+      <w:bookmarkStart w:id="3" w:name="hosting-the-backend-database"/>
       <w:r>
         <mc:AlternateContent>
           <mc:Choice Requires="wps">
@@ -10980,6 +10976,7 @@
             <w:insideH w:val="none" w:color="auto" w:sz="0" w:space="0"/>
             <w:insideV w:val="none" w:color="auto" w:sz="0" w:space="0"/>
           </w:tblBorders>
+          <w:shd w:val="clear" w:color="auto" w:fill="auto"/>
           <w:tblCellMar>
             <w:top w:w="15" w:type="dxa"/>
             <w:left w:w="15" w:type="dxa"/>
@@ -11394,7 +11391,6 @@
             <w:insideH w:val="none" w:color="auto" w:sz="0" w:space="0"/>
             <w:insideV w:val="none" w:color="auto" w:sz="0" w:space="0"/>
           </w:tblBorders>
-          <w:shd w:val="clear" w:color="auto" w:fill="auto"/>
           <w:tblCellMar>
             <w:top w:w="15" w:type="dxa"/>
             <w:left w:w="15" w:type="dxa"/>
@@ -11516,6 +11512,62 @@
       </w:tr>
     </w:tbl>
     <w:p/>
+    <w:p>
+      <w:pPr>
+        <w:pStyle w:val="4"/>
+        <w:keepNext w:val="0"/>
+        <w:keepLines w:val="0"/>
+        <w:widowControl/>
+        <w:suppressLineNumbers w:val="0"/>
+        <w:rPr>
+          <w:color w:val="4874CB" w:themeColor="accent1"/>
+          <w14:textFill>
+            <w14:solidFill>
+              <w14:schemeClr w14:val="accent1"/>
+            </w14:solidFill>
+          </w14:textFill>
+        </w:rPr>
+      </w:pPr>
+      <w:r>
+        <w:rPr>
+          <w:rStyle w:val="14"/>
+          <w:b/>
+          <w:bCs/>
+          <w:color w:val="4874CB" w:themeColor="accent1"/>
+          <w14:textFill>
+            <w14:solidFill>
+              <w14:schemeClr w14:val="accent1"/>
+            </w14:solidFill>
+          </w14:textFill>
+        </w:rPr>
+        <w:t>Conclusion</w:t>
+      </w:r>
+    </w:p>
+    <w:p>
+      <w:pPr>
+        <w:pStyle w:val="13"/>
+        <w:keepNext w:val="0"/>
+        <w:keepLines w:val="0"/>
+        <w:widowControl/>
+        <w:suppressLineNumbers w:val="0"/>
+        <w:rPr>
+          <w:b w:val="0"/>
+          <w:bCs w:val="0"/>
+          <w:i w:val="0"/>
+          <w:iCs w:val="0"/>
+        </w:rPr>
+      </w:pPr>
+      <w:r>
+        <w:rPr>
+          <w:b w:val="0"/>
+          <w:bCs w:val="0"/>
+          <w:i w:val="0"/>
+          <w:iCs w:val="0"/>
+        </w:rPr>
+        <w:t>The Faculty Management System is a complete solution for managing academic activities in a faculty. It ensures data accuracy, saves time, and provides better insights through reports. The system is scalable and can be extended with more modules in the future.</w:t>
+      </w:r>
+    </w:p>
+    <w:p/>
     <w:p/>
     <w:p>
       <w:pPr>
@@ -11689,6 +11741,8 @@
         </w:rPr>
         <w:t>Faculty of Technology</w:t>
       </w:r>
+      <w:bookmarkStart w:id="5" w:name="_GoBack"/>
+      <w:bookmarkEnd w:id="5"/>
     </w:p>
     <w:p>
       <w:pPr>
